--- a/Memoria/MyList - Memoria.docx
+++ b/Memoria/MyList - Memoria.docx
@@ -3932,7 +3932,6 @@
         <w:t xml:space="preserve">, </w:t>
       </w:r>
       <w:proofErr w:type="spellStart"/>
-      <w:proofErr w:type="gramStart"/>
       <w:r>
         <w:rPr>
           <w:rFonts w:ascii="Calibri" w:hAnsi="Calibri" w:cs="Calibri"/>
@@ -3952,7 +3951,6 @@
         <w:t>,valoración</w:t>
       </w:r>
       <w:proofErr w:type="spellEnd"/>
-      <w:proofErr w:type="gramEnd"/>
       <w:r>
         <w:rPr>
           <w:rFonts w:ascii="Calibri" w:hAnsi="Calibri" w:cs="Calibri"/>
@@ -4002,7 +4000,6 @@
         <w:t xml:space="preserve">): funciones </w:t>
       </w:r>
       <w:proofErr w:type="spellStart"/>
-      <w:proofErr w:type="gramStart"/>
       <w:r>
         <w:rPr>
           <w:rFonts w:ascii="Calibri" w:hAnsi="Calibri" w:cs="Calibri"/>
@@ -4020,17 +4017,7 @@
           <w:szCs w:val="24"/>
           <w:lang w:val="es-ES"/>
         </w:rPr>
-        <w:t>(</w:t>
-      </w:r>
-      <w:proofErr w:type="gramEnd"/>
-      <w:r>
-        <w:rPr>
-          <w:rFonts w:ascii="Calibri" w:hAnsi="Calibri" w:cs="Calibri"/>
-          <w:sz w:val="24"/>
-          <w:szCs w:val="24"/>
-          <w:lang w:val="es-ES"/>
-        </w:rPr>
-        <w:t xml:space="preserve">), </w:t>
+        <w:t xml:space="preserve">(), </w:t>
       </w:r>
       <w:proofErr w:type="spellStart"/>
       <w:r>
@@ -4832,6 +4819,7 @@
       </w:pPr>
       <w:r>
         <w:rPr>
+          <w:noProof/>
           <w:lang w:val="es-ES"/>
         </w:rPr>
         <w:drawing>
@@ -5147,25 +5135,14 @@
         <w:t xml:space="preserve"> </w:t>
       </w:r>
       <w:proofErr w:type="spellStart"/>
-      <w:proofErr w:type="gramStart"/>
-      <w:r>
-        <w:rPr>
-          <w:rFonts w:ascii="Calibri" w:hAnsi="Calibri" w:cs="Calibri"/>
-          <w:b/>
-          <w:bCs/>
-          <w:lang w:val="es-ES"/>
-        </w:rPr>
-        <w:t>android.content</w:t>
-      </w:r>
-      <w:proofErr w:type="gramEnd"/>
-      <w:r>
-        <w:rPr>
-          <w:rFonts w:ascii="Calibri" w:hAnsi="Calibri" w:cs="Calibri"/>
-          <w:b/>
-          <w:bCs/>
-          <w:lang w:val="es-ES"/>
-        </w:rPr>
-        <w:t>.Intent</w:t>
+      <w:r>
+        <w:rPr>
+          <w:rFonts w:ascii="Calibri" w:hAnsi="Calibri" w:cs="Calibri"/>
+          <w:b/>
+          <w:bCs/>
+          <w:lang w:val="es-ES"/>
+        </w:rPr>
+        <w:t>android.content.Intent</w:t>
       </w:r>
       <w:proofErr w:type="spellEnd"/>
       <w:r>
@@ -5225,20 +5202,9 @@
           <w:bCs/>
           <w:lang w:val="es-ES"/>
         </w:rPr>
-        <w:t>android.</w:t>
-      </w:r>
-      <w:proofErr w:type="gramStart"/>
-      <w:r>
-        <w:rPr>
-          <w:rFonts w:ascii="Calibri" w:hAnsi="Calibri" w:cs="Calibri"/>
-          <w:b/>
-          <w:bCs/>
-          <w:lang w:val="es-ES"/>
-        </w:rPr>
-        <w:t>os.Bundle</w:t>
-      </w:r>
-      <w:proofErr w:type="spellEnd"/>
-      <w:proofErr w:type="gramEnd"/>
+        <w:t>android.os.Bundle</w:t>
+      </w:r>
+      <w:proofErr w:type="spellEnd"/>
       <w:r>
         <w:rPr>
           <w:rFonts w:ascii="Calibri" w:hAnsi="Calibri" w:cs="Calibri"/>
@@ -5289,7 +5255,6 @@
         <w:t xml:space="preserve"> </w:t>
       </w:r>
       <w:proofErr w:type="spellStart"/>
-      <w:proofErr w:type="gramStart"/>
       <w:r>
         <w:rPr>
           <w:rFonts w:ascii="Calibri" w:hAnsi="Calibri" w:cs="Calibri"/>
@@ -5300,7 +5265,6 @@
         <w:t>androidx.appcompat.app.AppCompatActivity</w:t>
       </w:r>
       <w:proofErr w:type="spellEnd"/>
-      <w:proofErr w:type="gramEnd"/>
       <w:r>
         <w:rPr>
           <w:rFonts w:ascii="Calibri" w:hAnsi="Calibri" w:cs="Calibri"/>
@@ -5351,25 +5315,14 @@
         <w:t xml:space="preserve"> </w:t>
       </w:r>
       <w:proofErr w:type="spellStart"/>
-      <w:proofErr w:type="gramStart"/>
-      <w:r>
-        <w:rPr>
-          <w:rFonts w:ascii="Calibri" w:hAnsi="Calibri" w:cs="Calibri"/>
-          <w:b/>
-          <w:bCs/>
-          <w:lang w:val="es-ES"/>
-        </w:rPr>
-        <w:t>com.google</w:t>
-      </w:r>
-      <w:proofErr w:type="gramEnd"/>
-      <w:r>
-        <w:rPr>
-          <w:rFonts w:ascii="Calibri" w:hAnsi="Calibri" w:cs="Calibri"/>
-          <w:b/>
-          <w:bCs/>
-          <w:lang w:val="es-ES"/>
-        </w:rPr>
-        <w:t>.firebase.auth.FirebaseAuth</w:t>
+      <w:r>
+        <w:rPr>
+          <w:rFonts w:ascii="Calibri" w:hAnsi="Calibri" w:cs="Calibri"/>
+          <w:b/>
+          <w:bCs/>
+          <w:lang w:val="es-ES"/>
+        </w:rPr>
+        <w:t>com.google.firebase.auth.FirebaseAuth</w:t>
       </w:r>
       <w:proofErr w:type="spellEnd"/>
       <w:r>
@@ -5447,7 +5400,6 @@
         <w:t>Cómo funciona (</w:t>
       </w:r>
       <w:proofErr w:type="spellStart"/>
-      <w:proofErr w:type="gramStart"/>
       <w:r>
         <w:rPr>
           <w:rStyle w:val="VerbatimChar"/>
@@ -5463,33 +5415,96 @@
           <w:rFonts w:ascii="Calibri" w:hAnsi="Calibri" w:cs="Calibri"/>
           <w:lang w:val="es-ES"/>
         </w:rPr>
-        <w:t>(</w:t>
-      </w:r>
-      <w:proofErr w:type="gramEnd"/>
+        <w:t>()</w:t>
+      </w:r>
+      <w:r>
+        <w:rPr>
+          <w:rFonts w:ascii="Calibri" w:hAnsi="Calibri" w:cs="Calibri"/>
+          <w:b/>
+          <w:bCs/>
+          <w:lang w:val="es-ES"/>
+        </w:rPr>
+        <w:t>):</w:t>
+      </w:r>
+      <w:r>
+        <w:rPr>
+          <w:rFonts w:ascii="Calibri" w:hAnsi="Calibri" w:cs="Calibri"/>
+          <w:lang w:val="es-ES"/>
+        </w:rPr>
+        <w:t xml:space="preserve"> </w:t>
+      </w:r>
+    </w:p>
+    <w:p>
+      <w:pPr>
+        <w:pStyle w:val="Textoindependiente"/>
+        <w:rPr>
+          <w:rFonts w:ascii="Calibri" w:hAnsi="Calibri" w:cs="Calibri"/>
+          <w:lang w:val="es-ES"/>
+        </w:rPr>
+      </w:pPr>
+      <w:r>
+        <w:rPr>
+          <w:rFonts w:ascii="Calibri" w:hAnsi="Calibri" w:cs="Calibri"/>
+          <w:lang w:val="es-ES"/>
+        </w:rPr>
+        <w:t xml:space="preserve">- Revisa si </w:t>
+      </w:r>
+      <w:proofErr w:type="spellStart"/>
       <w:r>
         <w:rPr>
           <w:rStyle w:val="VerbatimChar"/>
           <w:rFonts w:ascii="Calibri" w:hAnsi="Calibri" w:cs="Calibri"/>
           <w:lang w:val="es-ES"/>
         </w:rPr>
+        <w:t>FirebaseAuth.currentUser</w:t>
+      </w:r>
+      <w:proofErr w:type="spellEnd"/>
+      <w:r>
+        <w:rPr>
+          <w:rFonts w:ascii="Calibri" w:hAnsi="Calibri" w:cs="Calibri"/>
+          <w:lang w:val="es-ES"/>
+        </w:rPr>
+        <w:t xml:space="preserve"> es </w:t>
+      </w:r>
+      <w:proofErr w:type="spellStart"/>
+      <w:r>
+        <w:rPr>
+          <w:rFonts w:ascii="Calibri" w:hAnsi="Calibri" w:cs="Calibri"/>
+          <w:lang w:val="es-ES"/>
+        </w:rPr>
+        <w:t>null</w:t>
+      </w:r>
+      <w:proofErr w:type="spellEnd"/>
+      <w:r>
+        <w:rPr>
+          <w:rFonts w:ascii="Calibri" w:hAnsi="Calibri" w:cs="Calibri"/>
+          <w:lang w:val="es-ES"/>
+        </w:rPr>
+        <w:t xml:space="preserve">. </w:t>
+      </w:r>
+      <w:r>
+        <w:rPr>
+          <w:rFonts w:ascii="Calibri" w:hAnsi="Calibri" w:cs="Calibri"/>
+          <w:lang w:val="es-ES"/>
+        </w:rPr>
+        <w:t xml:space="preserve">(si el usuario no está </w:t>
+      </w:r>
+      <w:proofErr w:type="spellStart"/>
+      <w:r>
+        <w:rPr>
+          <w:rFonts w:ascii="Calibri" w:hAnsi="Calibri" w:cs="Calibri"/>
+          <w:lang w:val="es-ES"/>
+        </w:rPr>
+        <w:t>logueado</w:t>
+      </w:r>
+      <w:proofErr w:type="spellEnd"/>
+      <w:r>
+        <w:rPr>
+          <w:rFonts w:ascii="Calibri" w:hAnsi="Calibri" w:cs="Calibri"/>
+          <w:lang w:val="es-ES"/>
+        </w:rPr>
         <w:t>)</w:t>
       </w:r>
-      <w:r>
-        <w:rPr>
-          <w:rFonts w:ascii="Calibri" w:hAnsi="Calibri" w:cs="Calibri"/>
-          <w:b/>
-          <w:bCs/>
-          <w:lang w:val="es-ES"/>
-        </w:rPr>
-        <w:t>):</w:t>
-      </w:r>
-      <w:r>
-        <w:rPr>
-          <w:rFonts w:ascii="Calibri" w:hAnsi="Calibri" w:cs="Calibri"/>
-          <w:lang w:val="es-ES"/>
-        </w:rPr>
-        <w:t xml:space="preserve"> </w:t>
-      </w:r>
     </w:p>
     <w:p>
       <w:pPr>
@@ -5504,7 +5519,21 @@
           <w:rFonts w:ascii="Calibri" w:hAnsi="Calibri" w:cs="Calibri"/>
           <w:lang w:val="es-ES"/>
         </w:rPr>
-        <w:t xml:space="preserve">- Revisa si </w:t>
+        <w:t>- Si no hay usuario</w:t>
+      </w:r>
+      <w:r>
+        <w:rPr>
+          <w:rFonts w:ascii="Calibri" w:hAnsi="Calibri" w:cs="Calibri"/>
+          <w:lang w:val="es-ES"/>
+        </w:rPr>
+        <w:t>:</w:t>
+      </w:r>
+      <w:r>
+        <w:rPr>
+          <w:rFonts w:ascii="Calibri" w:hAnsi="Calibri" w:cs="Calibri"/>
+          <w:lang w:val="es-ES"/>
+        </w:rPr>
+        <w:t xml:space="preserve"> abre </w:t>
       </w:r>
       <w:proofErr w:type="spellStart"/>
       <w:r>
@@ -5513,23 +5542,7 @@
           <w:rFonts w:ascii="Calibri" w:hAnsi="Calibri" w:cs="Calibri"/>
           <w:lang w:val="es-ES"/>
         </w:rPr>
-        <w:t>FirebaseAuth.currentUser</w:t>
-      </w:r>
-      <w:proofErr w:type="spellEnd"/>
-      <w:r>
-        <w:rPr>
-          <w:rFonts w:ascii="Calibri" w:hAnsi="Calibri" w:cs="Calibri"/>
-          <w:lang w:val="es-ES"/>
-        </w:rPr>
-        <w:t xml:space="preserve"> es </w:t>
-      </w:r>
-      <w:proofErr w:type="spellStart"/>
-      <w:r>
-        <w:rPr>
-          <w:rFonts w:ascii="Calibri" w:hAnsi="Calibri" w:cs="Calibri"/>
-          <w:lang w:val="es-ES"/>
-        </w:rPr>
-        <w:t>null</w:t>
+        <w:t>LoginActivity</w:t>
       </w:r>
       <w:proofErr w:type="spellEnd"/>
       <w:r>
@@ -5539,29 +5552,6 @@
         </w:rPr>
         <w:t xml:space="preserve">. </w:t>
       </w:r>
-      <w:r>
-        <w:rPr>
-          <w:rFonts w:ascii="Calibri" w:hAnsi="Calibri" w:cs="Calibri"/>
-          <w:lang w:val="es-ES"/>
-        </w:rPr>
-        <w:t xml:space="preserve">(si el usuario no está </w:t>
-      </w:r>
-      <w:proofErr w:type="spellStart"/>
-      <w:r>
-        <w:rPr>
-          <w:rFonts w:ascii="Calibri" w:hAnsi="Calibri" w:cs="Calibri"/>
-          <w:lang w:val="es-ES"/>
-        </w:rPr>
-        <w:t>logueado</w:t>
-      </w:r>
-      <w:proofErr w:type="spellEnd"/>
-      <w:r>
-        <w:rPr>
-          <w:rFonts w:ascii="Calibri" w:hAnsi="Calibri" w:cs="Calibri"/>
-          <w:lang w:val="es-ES"/>
-        </w:rPr>
-        <w:t>)</w:t>
-      </w:r>
     </w:p>
     <w:p>
       <w:pPr>
@@ -5576,7 +5566,7 @@
           <w:rFonts w:ascii="Calibri" w:hAnsi="Calibri" w:cs="Calibri"/>
           <w:lang w:val="es-ES"/>
         </w:rPr>
-        <w:t>- Si no hay usuario</w:t>
+        <w:t>- Si ya hay usuario</w:t>
       </w:r>
       <w:r>
         <w:rPr>
@@ -5599,15 +5589,15 @@
           <w:rFonts w:ascii="Calibri" w:hAnsi="Calibri" w:cs="Calibri"/>
           <w:lang w:val="es-ES"/>
         </w:rPr>
-        <w:t>LoginActivity</w:t>
-      </w:r>
-      <w:proofErr w:type="spellEnd"/>
-      <w:r>
-        <w:rPr>
-          <w:rFonts w:ascii="Calibri" w:hAnsi="Calibri" w:cs="Calibri"/>
-          <w:lang w:val="es-ES"/>
-        </w:rPr>
-        <w:t xml:space="preserve">. </w:t>
+        <w:t>MainActivity</w:t>
+      </w:r>
+      <w:proofErr w:type="spellEnd"/>
+      <w:r>
+        <w:rPr>
+          <w:rFonts w:ascii="Calibri" w:hAnsi="Calibri" w:cs="Calibri"/>
+          <w:lang w:val="es-ES"/>
+        </w:rPr>
+        <w:t>.</w:t>
       </w:r>
     </w:p>
     <w:p>
@@ -5623,21 +5613,7 @@
           <w:rFonts w:ascii="Calibri" w:hAnsi="Calibri" w:cs="Calibri"/>
           <w:lang w:val="es-ES"/>
         </w:rPr>
-        <w:t>- Si ya hay usuario</w:t>
-      </w:r>
-      <w:r>
-        <w:rPr>
-          <w:rFonts w:ascii="Calibri" w:hAnsi="Calibri" w:cs="Calibri"/>
-          <w:lang w:val="es-ES"/>
-        </w:rPr>
-        <w:t>:</w:t>
-      </w:r>
-      <w:r>
-        <w:rPr>
-          <w:rFonts w:ascii="Calibri" w:hAnsi="Calibri" w:cs="Calibri"/>
-          <w:lang w:val="es-ES"/>
-        </w:rPr>
-        <w:t xml:space="preserve"> abre </w:t>
+        <w:t xml:space="preserve"> - Llama a </w:t>
       </w:r>
       <w:proofErr w:type="spellStart"/>
       <w:r>
@@ -5646,59 +5622,16 @@
           <w:rFonts w:ascii="Calibri" w:hAnsi="Calibri" w:cs="Calibri"/>
           <w:lang w:val="es-ES"/>
         </w:rPr>
-        <w:t>MainActivity</w:t>
-      </w:r>
-      <w:proofErr w:type="spellEnd"/>
-      <w:r>
-        <w:rPr>
-          <w:rFonts w:ascii="Calibri" w:hAnsi="Calibri" w:cs="Calibri"/>
-          <w:lang w:val="es-ES"/>
-        </w:rPr>
-        <w:t>.</w:t>
-      </w:r>
-    </w:p>
-    <w:p>
-      <w:pPr>
-        <w:pStyle w:val="Textoindependiente"/>
-        <w:rPr>
-          <w:rFonts w:ascii="Calibri" w:hAnsi="Calibri" w:cs="Calibri"/>
-          <w:lang w:val="es-ES"/>
-        </w:rPr>
-      </w:pPr>
-      <w:r>
-        <w:rPr>
-          <w:rFonts w:ascii="Calibri" w:hAnsi="Calibri" w:cs="Calibri"/>
-          <w:lang w:val="es-ES"/>
-        </w:rPr>
-        <w:t xml:space="preserve"> - Llama a </w:t>
-      </w:r>
-      <w:proofErr w:type="spellStart"/>
-      <w:proofErr w:type="gramStart"/>
+        <w:t>finish</w:t>
+      </w:r>
+      <w:proofErr w:type="spellEnd"/>
       <w:r>
         <w:rPr>
           <w:rStyle w:val="VerbatimChar"/>
           <w:rFonts w:ascii="Calibri" w:hAnsi="Calibri" w:cs="Calibri"/>
           <w:lang w:val="es-ES"/>
         </w:rPr>
-        <w:t>finish</w:t>
-      </w:r>
-      <w:proofErr w:type="spellEnd"/>
-      <w:r>
-        <w:rPr>
-          <w:rStyle w:val="VerbatimChar"/>
-          <w:rFonts w:ascii="Calibri" w:hAnsi="Calibri" w:cs="Calibri"/>
-          <w:lang w:val="es-ES"/>
-        </w:rPr>
-        <w:t>(</w:t>
-      </w:r>
-      <w:proofErr w:type="gramEnd"/>
-      <w:r>
-        <w:rPr>
-          <w:rStyle w:val="VerbatimChar"/>
-          <w:rFonts w:ascii="Calibri" w:hAnsi="Calibri" w:cs="Calibri"/>
-          <w:lang w:val="es-ES"/>
-        </w:rPr>
-        <w:t>)</w:t>
+        <w:t>()</w:t>
       </w:r>
       <w:r>
         <w:rPr>
@@ -5810,8 +5743,8 @@
           <w:lang w:val="es-ES"/>
         </w:rPr>
       </w:pPr>
-      <w:bookmarkStart w:id="9" w:name="loginactivity"/>
-      <w:bookmarkStart w:id="10" w:name="_Toc213166940"/>
+      <w:bookmarkStart w:id="9" w:name="_Toc213166940"/>
+      <w:bookmarkStart w:id="10" w:name="loginactivity"/>
       <w:bookmarkEnd w:id="2"/>
       <w:proofErr w:type="spellStart"/>
       <w:r>
@@ -5836,7 +5769,7 @@
         </w:rPr>
         <w:t>:</w:t>
       </w:r>
-      <w:bookmarkEnd w:id="10"/>
+      <w:bookmarkEnd w:id="9"/>
     </w:p>
     <w:p>
       <w:pPr>
@@ -6180,25 +6113,14 @@
         <w:t xml:space="preserve"> </w:t>
       </w:r>
       <w:proofErr w:type="spellStart"/>
-      <w:proofErr w:type="gramStart"/>
-      <w:r>
-        <w:rPr>
-          <w:rFonts w:ascii="Calibri" w:hAnsi="Calibri" w:cs="Calibri"/>
-          <w:b/>
-          <w:bCs/>
-          <w:lang w:val="es-ES"/>
-        </w:rPr>
-        <w:t>android.content</w:t>
-      </w:r>
-      <w:proofErr w:type="gramEnd"/>
-      <w:r>
-        <w:rPr>
-          <w:rFonts w:ascii="Calibri" w:hAnsi="Calibri" w:cs="Calibri"/>
-          <w:b/>
-          <w:bCs/>
-          <w:lang w:val="es-ES"/>
-        </w:rPr>
-        <w:t>.Intent</w:t>
+      <w:r>
+        <w:rPr>
+          <w:rFonts w:ascii="Calibri" w:hAnsi="Calibri" w:cs="Calibri"/>
+          <w:b/>
+          <w:bCs/>
+          <w:lang w:val="es-ES"/>
+        </w:rPr>
+        <w:t>android.content.Intent</w:t>
       </w:r>
       <w:proofErr w:type="spellEnd"/>
       <w:r>
@@ -6260,20 +6182,9 @@
           <w:bCs/>
           <w:lang w:val="es-ES"/>
         </w:rPr>
-        <w:t>android.</w:t>
-      </w:r>
-      <w:proofErr w:type="gramStart"/>
-      <w:r>
-        <w:rPr>
-          <w:rFonts w:ascii="Calibri" w:hAnsi="Calibri" w:cs="Calibri"/>
-          <w:b/>
-          <w:bCs/>
-          <w:lang w:val="es-ES"/>
-        </w:rPr>
-        <w:t>os.Bundle</w:t>
-      </w:r>
-      <w:proofErr w:type="spellEnd"/>
-      <w:proofErr w:type="gramEnd"/>
+        <w:t>android.os.Bundle</w:t>
+      </w:r>
+      <w:proofErr w:type="spellEnd"/>
       <w:r>
         <w:rPr>
           <w:rFonts w:ascii="Calibri" w:hAnsi="Calibri" w:cs="Calibri"/>
@@ -6326,7 +6237,6 @@
         <w:t xml:space="preserve"> </w:t>
       </w:r>
       <w:proofErr w:type="spellStart"/>
-      <w:proofErr w:type="gramStart"/>
       <w:r>
         <w:rPr>
           <w:rFonts w:ascii="Calibri" w:hAnsi="Calibri" w:cs="Calibri"/>
@@ -6337,7 +6247,6 @@
         <w:t>android.widget</w:t>
       </w:r>
       <w:proofErr w:type="spellEnd"/>
-      <w:proofErr w:type="gramEnd"/>
       <w:r>
         <w:rPr>
           <w:rFonts w:ascii="Calibri" w:hAnsi="Calibri" w:cs="Calibri"/>
@@ -6438,7 +6347,6 @@
         <w:t xml:space="preserve"> </w:t>
       </w:r>
       <w:proofErr w:type="spellStart"/>
-      <w:proofErr w:type="gramStart"/>
       <w:r>
         <w:rPr>
           <w:rFonts w:ascii="Calibri" w:hAnsi="Calibri" w:cs="Calibri"/>
@@ -6449,7 +6357,6 @@
         <w:t>androidx.appcompat.app.AppCompatActivity</w:t>
       </w:r>
       <w:proofErr w:type="spellEnd"/>
-      <w:proofErr w:type="gramEnd"/>
       <w:r>
         <w:rPr>
           <w:rFonts w:ascii="Calibri" w:hAnsi="Calibri" w:cs="Calibri"/>
@@ -6502,25 +6409,14 @@
         <w:t xml:space="preserve"> </w:t>
       </w:r>
       <w:proofErr w:type="spellStart"/>
-      <w:proofErr w:type="gramStart"/>
-      <w:r>
-        <w:rPr>
-          <w:rFonts w:ascii="Calibri" w:hAnsi="Calibri" w:cs="Calibri"/>
-          <w:b/>
-          <w:bCs/>
-          <w:lang w:val="es-ES"/>
-        </w:rPr>
-        <w:t>com.google</w:t>
-      </w:r>
-      <w:proofErr w:type="gramEnd"/>
-      <w:r>
-        <w:rPr>
-          <w:rFonts w:ascii="Calibri" w:hAnsi="Calibri" w:cs="Calibri"/>
-          <w:b/>
-          <w:bCs/>
-          <w:lang w:val="es-ES"/>
-        </w:rPr>
-        <w:t>.firebase.FirebaseApp</w:t>
+      <w:r>
+        <w:rPr>
+          <w:rFonts w:ascii="Calibri" w:hAnsi="Calibri" w:cs="Calibri"/>
+          <w:b/>
+          <w:bCs/>
+          <w:lang w:val="es-ES"/>
+        </w:rPr>
+        <w:t>com.google.firebase.FirebaseApp</w:t>
       </w:r>
       <w:proofErr w:type="spellEnd"/>
       <w:r>
@@ -6589,25 +6485,14 @@
         <w:t xml:space="preserve"> </w:t>
       </w:r>
       <w:proofErr w:type="spellStart"/>
-      <w:proofErr w:type="gramStart"/>
-      <w:r>
-        <w:rPr>
-          <w:rFonts w:ascii="Calibri" w:hAnsi="Calibri" w:cs="Calibri"/>
-          <w:b/>
-          <w:bCs/>
-          <w:lang w:val="es-ES"/>
-        </w:rPr>
-        <w:t>com.google</w:t>
-      </w:r>
-      <w:proofErr w:type="gramEnd"/>
-      <w:r>
-        <w:rPr>
-          <w:rFonts w:ascii="Calibri" w:hAnsi="Calibri" w:cs="Calibri"/>
-          <w:b/>
-          <w:bCs/>
-          <w:lang w:val="es-ES"/>
-        </w:rPr>
-        <w:t>.firebase.auth.FirebaseAuth</w:t>
+      <w:r>
+        <w:rPr>
+          <w:rFonts w:ascii="Calibri" w:hAnsi="Calibri" w:cs="Calibri"/>
+          <w:b/>
+          <w:bCs/>
+          <w:lang w:val="es-ES"/>
+        </w:rPr>
+        <w:t>com.google.firebase.auth.FirebaseAuth</w:t>
       </w:r>
       <w:proofErr w:type="spellEnd"/>
       <w:r>
@@ -7504,7 +7389,6 @@
         <w:t xml:space="preserve">: llama a </w:t>
       </w:r>
       <w:proofErr w:type="spellStart"/>
-      <w:proofErr w:type="gramStart"/>
       <w:r>
         <w:rPr>
           <w:rStyle w:val="VerbatimChar"/>
@@ -7520,16 +7404,7 @@
           <w:rFonts w:ascii="Calibri" w:hAnsi="Calibri" w:cs="Calibri"/>
           <w:lang w:val="es-ES"/>
         </w:rPr>
-        <w:t>(</w:t>
-      </w:r>
-      <w:proofErr w:type="gramEnd"/>
-      <w:r>
-        <w:rPr>
-          <w:rStyle w:val="VerbatimChar"/>
-          <w:rFonts w:ascii="Calibri" w:hAnsi="Calibri" w:cs="Calibri"/>
-          <w:lang w:val="es-ES"/>
-        </w:rPr>
-        <w:t>)</w:t>
+        <w:t>()</w:t>
       </w:r>
       <w:r>
         <w:rPr>
@@ -8131,15 +8006,7 @@
           <w:rFonts w:ascii="Calibri" w:hAnsi="Calibri" w:cs="Calibri"/>
           <w:lang w:val="es-ES"/>
         </w:rPr>
-        <w:t xml:space="preserve"> El </w:t>
-      </w:r>
-      <w:proofErr w:type="gramStart"/>
-      <w:r>
-        <w:rPr>
-          <w:rFonts w:ascii="Calibri" w:hAnsi="Calibri" w:cs="Calibri"/>
-          <w:lang w:val="es-ES"/>
-        </w:rPr>
-        <w:t xml:space="preserve">método </w:t>
+        <w:t xml:space="preserve"> El método </w:t>
       </w:r>
       <w:r>
         <w:rPr>
@@ -8158,7 +8025,6 @@
         <w:t>loginUsuario</w:t>
       </w:r>
       <w:proofErr w:type="spellEnd"/>
-      <w:proofErr w:type="gramEnd"/>
       <w:r>
         <w:rPr>
           <w:rStyle w:val="VerbatimChar"/>
@@ -8207,7 +8073,6 @@
         <w:t xml:space="preserve"> (</w:t>
       </w:r>
       <w:proofErr w:type="spellStart"/>
-      <w:proofErr w:type="gramStart"/>
       <w:r>
         <w:rPr>
           <w:rStyle w:val="VerbatimChar"/>
@@ -8217,7 +8082,6 @@
         <w:t>auth.signWithEmailAndPassword</w:t>
       </w:r>
       <w:proofErr w:type="spellEnd"/>
-      <w:proofErr w:type="gramEnd"/>
       <w:r>
         <w:rPr>
           <w:rStyle w:val="VerbatimChar"/>
@@ -8491,9 +8355,9 @@
           <w:lang w:val="es-ES"/>
         </w:rPr>
       </w:pPr>
-      <w:bookmarkStart w:id="11" w:name="registeractivity"/>
-      <w:bookmarkStart w:id="12" w:name="_Toc213166941"/>
-      <w:bookmarkEnd w:id="9"/>
+      <w:bookmarkStart w:id="11" w:name="_Toc213166941"/>
+      <w:bookmarkStart w:id="12" w:name="registeractivity"/>
+      <w:bookmarkEnd w:id="10"/>
       <w:proofErr w:type="spellStart"/>
       <w:r>
         <w:rPr>
@@ -8517,7 +8381,7 @@
         </w:rPr>
         <w:t>:</w:t>
       </w:r>
-      <w:bookmarkEnd w:id="12"/>
+      <w:bookmarkEnd w:id="11"/>
     </w:p>
     <w:p>
       <w:pPr>
@@ -8896,25 +8760,14 @@
         <w:t xml:space="preserve"> </w:t>
       </w:r>
       <w:proofErr w:type="spellStart"/>
-      <w:proofErr w:type="gramStart"/>
-      <w:r>
-        <w:rPr>
-          <w:rFonts w:ascii="Calibri" w:hAnsi="Calibri" w:cs="Calibri"/>
-          <w:b/>
-          <w:bCs/>
-          <w:lang w:val="es-ES"/>
-        </w:rPr>
-        <w:t>android.content</w:t>
-      </w:r>
-      <w:proofErr w:type="gramEnd"/>
-      <w:r>
-        <w:rPr>
-          <w:rFonts w:ascii="Calibri" w:hAnsi="Calibri" w:cs="Calibri"/>
-          <w:b/>
-          <w:bCs/>
-          <w:lang w:val="es-ES"/>
-        </w:rPr>
-        <w:t>.Intent</w:t>
+      <w:r>
+        <w:rPr>
+          <w:rFonts w:ascii="Calibri" w:hAnsi="Calibri" w:cs="Calibri"/>
+          <w:b/>
+          <w:bCs/>
+          <w:lang w:val="es-ES"/>
+        </w:rPr>
+        <w:t>android.content.Intent</w:t>
       </w:r>
       <w:proofErr w:type="spellEnd"/>
       <w:r>
@@ -8965,20 +8818,9 @@
           <w:bCs/>
           <w:lang w:val="es-ES"/>
         </w:rPr>
-        <w:t>android.</w:t>
-      </w:r>
-      <w:proofErr w:type="gramStart"/>
-      <w:r>
-        <w:rPr>
-          <w:rFonts w:ascii="Calibri" w:hAnsi="Calibri" w:cs="Calibri"/>
-          <w:b/>
-          <w:bCs/>
-          <w:lang w:val="es-ES"/>
-        </w:rPr>
-        <w:t>os.Bundle</w:t>
-      </w:r>
-      <w:proofErr w:type="spellEnd"/>
-      <w:proofErr w:type="gramEnd"/>
+        <w:t>android.os.Bundle</w:t>
+      </w:r>
+      <w:proofErr w:type="spellEnd"/>
       <w:r>
         <w:rPr>
           <w:rFonts w:ascii="Calibri" w:hAnsi="Calibri" w:cs="Calibri"/>
@@ -9029,25 +8871,14 @@
         <w:t xml:space="preserve"> </w:t>
       </w:r>
       <w:proofErr w:type="spellStart"/>
-      <w:proofErr w:type="gramStart"/>
-      <w:r>
-        <w:rPr>
-          <w:rFonts w:ascii="Calibri" w:hAnsi="Calibri" w:cs="Calibri"/>
-          <w:b/>
-          <w:bCs/>
-          <w:lang w:val="es-ES"/>
-        </w:rPr>
-        <w:t>android.widget</w:t>
-      </w:r>
-      <w:proofErr w:type="gramEnd"/>
-      <w:r>
-        <w:rPr>
-          <w:rFonts w:ascii="Calibri" w:hAnsi="Calibri" w:cs="Calibri"/>
-          <w:b/>
-          <w:bCs/>
-          <w:lang w:val="es-ES"/>
-        </w:rPr>
-        <w:t>.Button</w:t>
+      <w:r>
+        <w:rPr>
+          <w:rFonts w:ascii="Calibri" w:hAnsi="Calibri" w:cs="Calibri"/>
+          <w:b/>
+          <w:bCs/>
+          <w:lang w:val="es-ES"/>
+        </w:rPr>
+        <w:t>android.widget.Button</w:t>
       </w:r>
       <w:proofErr w:type="spellEnd"/>
       <w:r>
@@ -9100,25 +8931,14 @@
         <w:t xml:space="preserve"> </w:t>
       </w:r>
       <w:proofErr w:type="spellStart"/>
-      <w:proofErr w:type="gramStart"/>
-      <w:r>
-        <w:rPr>
-          <w:rFonts w:ascii="Calibri" w:hAnsi="Calibri" w:cs="Calibri"/>
-          <w:b/>
-          <w:bCs/>
-          <w:lang w:val="es-ES"/>
-        </w:rPr>
-        <w:t>android.widget</w:t>
-      </w:r>
-      <w:proofErr w:type="gramEnd"/>
-      <w:r>
-        <w:rPr>
-          <w:rFonts w:ascii="Calibri" w:hAnsi="Calibri" w:cs="Calibri"/>
-          <w:b/>
-          <w:bCs/>
-          <w:lang w:val="es-ES"/>
-        </w:rPr>
-        <w:t>.EditText</w:t>
+      <w:r>
+        <w:rPr>
+          <w:rFonts w:ascii="Calibri" w:hAnsi="Calibri" w:cs="Calibri"/>
+          <w:b/>
+          <w:bCs/>
+          <w:lang w:val="es-ES"/>
+        </w:rPr>
+        <w:t>android.widget.EditText</w:t>
       </w:r>
       <w:proofErr w:type="spellEnd"/>
       <w:r>
@@ -9171,25 +8991,14 @@
         <w:t xml:space="preserve"> </w:t>
       </w:r>
       <w:proofErr w:type="spellStart"/>
-      <w:proofErr w:type="gramStart"/>
-      <w:r>
-        <w:rPr>
-          <w:rFonts w:ascii="Calibri" w:hAnsi="Calibri" w:cs="Calibri"/>
-          <w:b/>
-          <w:bCs/>
-          <w:lang w:val="es-ES"/>
-        </w:rPr>
-        <w:t>android.widget</w:t>
-      </w:r>
-      <w:proofErr w:type="gramEnd"/>
-      <w:r>
-        <w:rPr>
-          <w:rFonts w:ascii="Calibri" w:hAnsi="Calibri" w:cs="Calibri"/>
-          <w:b/>
-          <w:bCs/>
-          <w:lang w:val="es-ES"/>
-        </w:rPr>
-        <w:t>.Toast</w:t>
+      <w:r>
+        <w:rPr>
+          <w:rFonts w:ascii="Calibri" w:hAnsi="Calibri" w:cs="Calibri"/>
+          <w:b/>
+          <w:bCs/>
+          <w:lang w:val="es-ES"/>
+        </w:rPr>
+        <w:t>android.widget.Toast</w:t>
       </w:r>
       <w:proofErr w:type="spellEnd"/>
       <w:r>
@@ -9242,7 +9051,6 @@
         <w:t xml:space="preserve"> </w:t>
       </w:r>
       <w:proofErr w:type="spellStart"/>
-      <w:proofErr w:type="gramStart"/>
       <w:r>
         <w:rPr>
           <w:rFonts w:ascii="Calibri" w:hAnsi="Calibri" w:cs="Calibri"/>
@@ -9253,7 +9061,6 @@
         <w:t>androidx.appcompat.app.AppCompatActivity</w:t>
       </w:r>
       <w:proofErr w:type="spellEnd"/>
-      <w:proofErr w:type="gramEnd"/>
       <w:r>
         <w:rPr>
           <w:rFonts w:ascii="Calibri" w:hAnsi="Calibri" w:cs="Calibri"/>
@@ -9304,25 +9111,14 @@
         <w:t xml:space="preserve"> </w:t>
       </w:r>
       <w:proofErr w:type="spellStart"/>
-      <w:proofErr w:type="gramStart"/>
-      <w:r>
-        <w:rPr>
-          <w:rFonts w:ascii="Calibri" w:hAnsi="Calibri" w:cs="Calibri"/>
-          <w:b/>
-          <w:bCs/>
-          <w:lang w:val="es-ES"/>
-        </w:rPr>
-        <w:t>com.google</w:t>
-      </w:r>
-      <w:proofErr w:type="gramEnd"/>
-      <w:r>
-        <w:rPr>
-          <w:rFonts w:ascii="Calibri" w:hAnsi="Calibri" w:cs="Calibri"/>
-          <w:b/>
-          <w:bCs/>
-          <w:lang w:val="es-ES"/>
-        </w:rPr>
-        <w:t>.firebase.auth.FirebaseAuth</w:t>
+      <w:r>
+        <w:rPr>
+          <w:rFonts w:ascii="Calibri" w:hAnsi="Calibri" w:cs="Calibri"/>
+          <w:b/>
+          <w:bCs/>
+          <w:lang w:val="es-ES"/>
+        </w:rPr>
+        <w:t>com.google.firebase.auth.FirebaseAuth</w:t>
       </w:r>
       <w:proofErr w:type="spellEnd"/>
       <w:r>
@@ -9391,25 +9187,14 @@
         <w:t xml:space="preserve"> </w:t>
       </w:r>
       <w:proofErr w:type="spellStart"/>
-      <w:proofErr w:type="gramStart"/>
-      <w:r>
-        <w:rPr>
-          <w:rFonts w:ascii="Calibri" w:hAnsi="Calibri" w:cs="Calibri"/>
-          <w:b/>
-          <w:bCs/>
-          <w:lang w:val="es-ES"/>
-        </w:rPr>
-        <w:t>com.google</w:t>
-      </w:r>
-      <w:proofErr w:type="gramEnd"/>
-      <w:r>
-        <w:rPr>
-          <w:rFonts w:ascii="Calibri" w:hAnsi="Calibri" w:cs="Calibri"/>
-          <w:b/>
-          <w:bCs/>
-          <w:lang w:val="es-ES"/>
-        </w:rPr>
-        <w:t>.firebase.firestore.FirebaseFirestore</w:t>
+      <w:r>
+        <w:rPr>
+          <w:rFonts w:ascii="Calibri" w:hAnsi="Calibri" w:cs="Calibri"/>
+          <w:b/>
+          <w:bCs/>
+          <w:lang w:val="es-ES"/>
+        </w:rPr>
+        <w:t>com.google.firebase.firestore.FirebaseFirestore</w:t>
       </w:r>
       <w:proofErr w:type="spellEnd"/>
       <w:r>
@@ -9936,7 +9721,6 @@
         <w:t xml:space="preserve"> </w:t>
       </w:r>
       <w:proofErr w:type="spellStart"/>
-      <w:proofErr w:type="gramStart"/>
       <w:r>
         <w:rPr>
           <w:rStyle w:val="VerbatimChar"/>
@@ -9951,15 +9735,7 @@
           <w:rFonts w:ascii="Calibri" w:hAnsi="Calibri" w:cs="Calibri"/>
           <w:lang w:val="es-ES"/>
         </w:rPr>
-        <w:t xml:space="preserve"> :</w:t>
-      </w:r>
-      <w:proofErr w:type="gramEnd"/>
-      <w:r>
-        <w:rPr>
-          <w:rFonts w:ascii="Calibri" w:hAnsi="Calibri" w:cs="Calibri"/>
-          <w:lang w:val="es-ES"/>
-        </w:rPr>
-        <w:t xml:space="preserve">  crear cuentas. </w:t>
+        <w:t xml:space="preserve"> :  crear cuentas. </w:t>
       </w:r>
     </w:p>
     <w:p>
@@ -10098,7 +9874,6 @@
         <w:t xml:space="preserve"> </w:t>
       </w:r>
       <w:proofErr w:type="spellStart"/>
-      <w:proofErr w:type="gramStart"/>
       <w:r>
         <w:rPr>
           <w:rStyle w:val="VerbatimChar"/>
@@ -10113,15 +9888,7 @@
           <w:rFonts w:ascii="Calibri" w:hAnsi="Calibri" w:cs="Calibri"/>
           <w:lang w:val="es-ES"/>
         </w:rPr>
-        <w:t xml:space="preserve"> :</w:t>
-      </w:r>
-      <w:proofErr w:type="gramEnd"/>
-      <w:r>
-        <w:rPr>
-          <w:rFonts w:ascii="Calibri" w:hAnsi="Calibri" w:cs="Calibri"/>
-          <w:lang w:val="es-ES"/>
-        </w:rPr>
-        <w:t xml:space="preserve">  guardar datos del usuario.</w:t>
+        <w:t xml:space="preserve"> :  guardar datos del usuario.</w:t>
       </w:r>
     </w:p>
     <w:p>
@@ -10414,7 +10181,6 @@
         <w:t xml:space="preserve"> - Botón Registrar: llama a </w:t>
       </w:r>
       <w:proofErr w:type="spellStart"/>
-      <w:proofErr w:type="gramStart"/>
       <w:r>
         <w:rPr>
           <w:rStyle w:val="VerbatimChar"/>
@@ -10430,16 +10196,7 @@
           <w:rFonts w:ascii="Calibri" w:hAnsi="Calibri" w:cs="Calibri"/>
           <w:lang w:val="es-ES"/>
         </w:rPr>
-        <w:t>(</w:t>
-      </w:r>
-      <w:proofErr w:type="gramEnd"/>
-      <w:r>
-        <w:rPr>
-          <w:rStyle w:val="VerbatimChar"/>
-          <w:rFonts w:ascii="Calibri" w:hAnsi="Calibri" w:cs="Calibri"/>
-          <w:lang w:val="es-ES"/>
-        </w:rPr>
-        <w:t>)</w:t>
+        <w:t>()</w:t>
       </w:r>
       <w:r>
         <w:rPr>
@@ -10524,7 +10281,6 @@
         <w:t xml:space="preserve">El método </w:t>
       </w:r>
       <w:proofErr w:type="spellStart"/>
-      <w:proofErr w:type="gramStart"/>
       <w:r>
         <w:rPr>
           <w:rStyle w:val="VerbatimChar"/>
@@ -10540,77 +10296,66 @@
           <w:rFonts w:ascii="Calibri" w:hAnsi="Calibri" w:cs="Calibri"/>
           <w:lang w:val="es-ES"/>
         </w:rPr>
-        <w:t>(</w:t>
-      </w:r>
-      <w:proofErr w:type="gramEnd"/>
+        <w:t>()</w:t>
+      </w:r>
+      <w:r>
+        <w:rPr>
+          <w:rFonts w:ascii="Calibri" w:hAnsi="Calibri" w:cs="Calibri"/>
+          <w:lang w:val="es-ES"/>
+        </w:rPr>
+        <w:t xml:space="preserve"> valida: campos vacíos, contraseñas iguales, longitud mínima. </w:t>
+      </w:r>
+    </w:p>
+    <w:p>
+      <w:pPr>
+        <w:pStyle w:val="Textoindependiente"/>
+        <w:rPr>
+          <w:rFonts w:ascii="Calibri" w:hAnsi="Calibri" w:cs="Calibri"/>
+        </w:rPr>
+      </w:pPr>
+      <w:r>
+        <w:rPr>
+          <w:rFonts w:ascii="Calibri" w:hAnsi="Calibri" w:cs="Calibri"/>
+        </w:rPr>
+        <w:t xml:space="preserve">- </w:t>
+      </w:r>
+      <w:proofErr w:type="spellStart"/>
+      <w:r>
+        <w:rPr>
+          <w:rFonts w:ascii="Calibri" w:hAnsi="Calibri" w:cs="Calibri"/>
+        </w:rPr>
+        <w:t>Crea</w:t>
+      </w:r>
+      <w:proofErr w:type="spellEnd"/>
+      <w:r>
+        <w:rPr>
+          <w:rFonts w:ascii="Calibri" w:hAnsi="Calibri" w:cs="Calibri"/>
+        </w:rPr>
+        <w:t xml:space="preserve"> </w:t>
+      </w:r>
+      <w:proofErr w:type="spellStart"/>
+      <w:r>
+        <w:rPr>
+          <w:rFonts w:ascii="Calibri" w:hAnsi="Calibri" w:cs="Calibri"/>
+        </w:rPr>
+        <w:t>usuario</w:t>
+      </w:r>
+      <w:proofErr w:type="spellEnd"/>
+      <w:r>
+        <w:rPr>
+          <w:rFonts w:ascii="Calibri" w:hAnsi="Calibri" w:cs="Calibri"/>
+        </w:rPr>
+        <w:t xml:space="preserve"> con </w:t>
+      </w:r>
+      <w:proofErr w:type="spellStart"/>
       <w:r>
         <w:rPr>
           <w:rStyle w:val="VerbatimChar"/>
           <w:rFonts w:ascii="Calibri" w:hAnsi="Calibri" w:cs="Calibri"/>
-          <w:lang w:val="es-ES"/>
-        </w:rPr>
-        <w:t>)</w:t>
-      </w:r>
-      <w:r>
-        <w:rPr>
-          <w:rFonts w:ascii="Calibri" w:hAnsi="Calibri" w:cs="Calibri"/>
-          <w:lang w:val="es-ES"/>
-        </w:rPr>
-        <w:t xml:space="preserve"> valida: campos vacíos, contraseñas iguales, longitud mínima. </w:t>
-      </w:r>
-    </w:p>
-    <w:p>
-      <w:pPr>
-        <w:pStyle w:val="Textoindependiente"/>
-        <w:rPr>
-          <w:rFonts w:ascii="Calibri" w:hAnsi="Calibri" w:cs="Calibri"/>
-        </w:rPr>
-      </w:pPr>
-      <w:r>
-        <w:rPr>
-          <w:rFonts w:ascii="Calibri" w:hAnsi="Calibri" w:cs="Calibri"/>
-        </w:rPr>
-        <w:t xml:space="preserve">- </w:t>
-      </w:r>
-      <w:proofErr w:type="spellStart"/>
-      <w:r>
-        <w:rPr>
-          <w:rFonts w:ascii="Calibri" w:hAnsi="Calibri" w:cs="Calibri"/>
-        </w:rPr>
-        <w:t>Crea</w:t>
-      </w:r>
-      <w:proofErr w:type="spellEnd"/>
-      <w:r>
-        <w:rPr>
-          <w:rFonts w:ascii="Calibri" w:hAnsi="Calibri" w:cs="Calibri"/>
-        </w:rPr>
-        <w:t xml:space="preserve"> </w:t>
-      </w:r>
-      <w:proofErr w:type="spellStart"/>
-      <w:r>
-        <w:rPr>
-          <w:rFonts w:ascii="Calibri" w:hAnsi="Calibri" w:cs="Calibri"/>
-        </w:rPr>
-        <w:t>usuario</w:t>
-      </w:r>
-      <w:proofErr w:type="spellEnd"/>
-      <w:r>
-        <w:rPr>
-          <w:rFonts w:ascii="Calibri" w:hAnsi="Calibri" w:cs="Calibri"/>
-        </w:rPr>
-        <w:t xml:space="preserve"> con </w:t>
-      </w:r>
-      <w:proofErr w:type="spellStart"/>
-      <w:proofErr w:type="gramStart"/>
-      <w:r>
-        <w:rPr>
-          <w:rStyle w:val="VerbatimChar"/>
-          <w:rFonts w:ascii="Calibri" w:hAnsi="Calibri" w:cs="Calibri"/>
         </w:rPr>
         <w:t>auth.createUserWithEmailAndPassword</w:t>
       </w:r>
       <w:proofErr w:type="spellEnd"/>
-      <w:proofErr w:type="gramEnd"/>
       <w:r>
         <w:rPr>
           <w:rStyle w:val="VerbatimChar"/>
@@ -10927,7 +10672,7 @@
         </w:rPr>
       </w:pPr>
       <w:bookmarkStart w:id="13" w:name="androidmanifest.xml"/>
-      <w:bookmarkEnd w:id="11"/>
+      <w:bookmarkEnd w:id="12"/>
     </w:p>
     <w:p>
       <w:pPr>
@@ -11175,25 +10920,14 @@
         <w:t xml:space="preserve"> </w:t>
       </w:r>
       <w:proofErr w:type="spellStart"/>
-      <w:proofErr w:type="gramStart"/>
-      <w:r>
-        <w:rPr>
-          <w:rFonts w:ascii="Calibri" w:hAnsi="Calibri" w:cs="Calibri"/>
-          <w:b/>
-          <w:bCs/>
-          <w:lang w:val="es-ES"/>
-        </w:rPr>
-        <w:t>androidx.room</w:t>
-      </w:r>
-      <w:proofErr w:type="gramEnd"/>
-      <w:r>
-        <w:rPr>
-          <w:rFonts w:ascii="Calibri" w:hAnsi="Calibri" w:cs="Calibri"/>
-          <w:b/>
-          <w:bCs/>
-          <w:lang w:val="es-ES"/>
-        </w:rPr>
-        <w:t>.Dao</w:t>
+      <w:r>
+        <w:rPr>
+          <w:rFonts w:ascii="Calibri" w:hAnsi="Calibri" w:cs="Calibri"/>
+          <w:b/>
+          <w:bCs/>
+          <w:lang w:val="es-ES"/>
+        </w:rPr>
+        <w:t>androidx.room.Dao</w:t>
       </w:r>
       <w:proofErr w:type="spellEnd"/>
       <w:r>
@@ -11292,25 +11026,14 @@
         <w:t xml:space="preserve"> </w:t>
       </w:r>
       <w:proofErr w:type="spellStart"/>
-      <w:proofErr w:type="gramStart"/>
-      <w:r>
-        <w:rPr>
-          <w:rFonts w:ascii="Calibri" w:hAnsi="Calibri" w:cs="Calibri"/>
-          <w:b/>
-          <w:bCs/>
-          <w:lang w:val="es-ES"/>
-        </w:rPr>
-        <w:t>androidx.room</w:t>
-      </w:r>
-      <w:proofErr w:type="gramEnd"/>
-      <w:r>
-        <w:rPr>
-          <w:rFonts w:ascii="Calibri" w:hAnsi="Calibri" w:cs="Calibri"/>
-          <w:b/>
-          <w:bCs/>
-          <w:lang w:val="es-ES"/>
-        </w:rPr>
-        <w:t>.Delete</w:t>
+      <w:r>
+        <w:rPr>
+          <w:rFonts w:ascii="Calibri" w:hAnsi="Calibri" w:cs="Calibri"/>
+          <w:b/>
+          <w:bCs/>
+          <w:lang w:val="es-ES"/>
+        </w:rPr>
+        <w:t>androidx.room.Delete</w:t>
       </w:r>
       <w:proofErr w:type="spellEnd"/>
       <w:r>
@@ -11379,25 +11102,14 @@
         <w:t xml:space="preserve"> </w:t>
       </w:r>
       <w:proofErr w:type="spellStart"/>
-      <w:proofErr w:type="gramStart"/>
-      <w:r>
-        <w:rPr>
-          <w:rFonts w:ascii="Calibri" w:hAnsi="Calibri" w:cs="Calibri"/>
-          <w:b/>
-          <w:bCs/>
-          <w:lang w:val="es-ES"/>
-        </w:rPr>
-        <w:t>androidx.room</w:t>
-      </w:r>
-      <w:proofErr w:type="gramEnd"/>
-      <w:r>
-        <w:rPr>
-          <w:rFonts w:ascii="Calibri" w:hAnsi="Calibri" w:cs="Calibri"/>
-          <w:b/>
-          <w:bCs/>
-          <w:lang w:val="es-ES"/>
-        </w:rPr>
-        <w:t>.Entity</w:t>
+      <w:r>
+        <w:rPr>
+          <w:rFonts w:ascii="Calibri" w:hAnsi="Calibri" w:cs="Calibri"/>
+          <w:b/>
+          <w:bCs/>
+          <w:lang w:val="es-ES"/>
+        </w:rPr>
+        <w:t>androidx.room.Entity</w:t>
       </w:r>
       <w:proofErr w:type="spellEnd"/>
       <w:r>
@@ -11510,25 +11222,14 @@
         <w:t xml:space="preserve"> </w:t>
       </w:r>
       <w:proofErr w:type="spellStart"/>
-      <w:proofErr w:type="gramStart"/>
-      <w:r>
-        <w:rPr>
-          <w:rFonts w:ascii="Calibri" w:hAnsi="Calibri" w:cs="Calibri"/>
-          <w:b/>
-          <w:bCs/>
-          <w:lang w:val="es-ES"/>
-        </w:rPr>
-        <w:t>androidx.room</w:t>
-      </w:r>
-      <w:proofErr w:type="gramEnd"/>
-      <w:r>
-        <w:rPr>
-          <w:rFonts w:ascii="Calibri" w:hAnsi="Calibri" w:cs="Calibri"/>
-          <w:b/>
-          <w:bCs/>
-          <w:lang w:val="es-ES"/>
-        </w:rPr>
-        <w:t>.Insert</w:t>
+      <w:r>
+        <w:rPr>
+          <w:rFonts w:ascii="Calibri" w:hAnsi="Calibri" w:cs="Calibri"/>
+          <w:b/>
+          <w:bCs/>
+          <w:lang w:val="es-ES"/>
+        </w:rPr>
+        <w:t>androidx.room.Insert</w:t>
       </w:r>
       <w:proofErr w:type="spellEnd"/>
       <w:r>
@@ -11611,25 +11312,14 @@
         <w:t xml:space="preserve"> </w:t>
       </w:r>
       <w:proofErr w:type="spellStart"/>
-      <w:proofErr w:type="gramStart"/>
-      <w:r>
-        <w:rPr>
-          <w:rFonts w:ascii="Calibri" w:hAnsi="Calibri" w:cs="Calibri"/>
-          <w:b/>
-          <w:bCs/>
-          <w:lang w:val="es-ES"/>
-        </w:rPr>
-        <w:t>androidx.room</w:t>
-      </w:r>
-      <w:proofErr w:type="gramEnd"/>
-      <w:r>
-        <w:rPr>
-          <w:rFonts w:ascii="Calibri" w:hAnsi="Calibri" w:cs="Calibri"/>
-          <w:b/>
-          <w:bCs/>
-          <w:lang w:val="es-ES"/>
-        </w:rPr>
-        <w:t>.PrimaryKey</w:t>
+      <w:r>
+        <w:rPr>
+          <w:rFonts w:ascii="Calibri" w:hAnsi="Calibri" w:cs="Calibri"/>
+          <w:b/>
+          <w:bCs/>
+          <w:lang w:val="es-ES"/>
+        </w:rPr>
+        <w:t>androidx.room.PrimaryKey</w:t>
       </w:r>
       <w:proofErr w:type="spellEnd"/>
       <w:r>
@@ -11714,25 +11404,14 @@
         <w:t xml:space="preserve"> </w:t>
       </w:r>
       <w:proofErr w:type="spellStart"/>
-      <w:proofErr w:type="gramStart"/>
-      <w:r>
-        <w:rPr>
-          <w:rFonts w:ascii="Calibri" w:hAnsi="Calibri" w:cs="Calibri"/>
-          <w:b/>
-          <w:bCs/>
-          <w:lang w:val="es-ES"/>
-        </w:rPr>
-        <w:t>androidx.room</w:t>
-      </w:r>
-      <w:proofErr w:type="gramEnd"/>
-      <w:r>
-        <w:rPr>
-          <w:rFonts w:ascii="Calibri" w:hAnsi="Calibri" w:cs="Calibri"/>
-          <w:b/>
-          <w:bCs/>
-          <w:lang w:val="es-ES"/>
-        </w:rPr>
-        <w:t>.Query</w:t>
+      <w:r>
+        <w:rPr>
+          <w:rFonts w:ascii="Calibri" w:hAnsi="Calibri" w:cs="Calibri"/>
+          <w:b/>
+          <w:bCs/>
+          <w:lang w:val="es-ES"/>
+        </w:rPr>
+        <w:t>androidx.room.Query</w:t>
       </w:r>
       <w:proofErr w:type="spellEnd"/>
       <w:r>
@@ -11749,23 +11428,7 @@
           <w:rFonts w:ascii="Calibri" w:hAnsi="Calibri" w:cs="Calibri"/>
           <w:lang w:val="es-ES"/>
         </w:rPr>
-        <w:t xml:space="preserve"> Permite escribir consultas SQL personalizadas dentro del DAO. Por ejemplo, @</w:t>
-      </w:r>
-      <w:proofErr w:type="gramStart"/>
-      <w:r>
-        <w:rPr>
-          <w:rFonts w:ascii="Calibri" w:hAnsi="Calibri" w:cs="Calibri"/>
-          <w:lang w:val="es-ES"/>
-        </w:rPr>
-        <w:t>Query(</w:t>
-      </w:r>
-      <w:proofErr w:type="gramEnd"/>
-      <w:r>
-        <w:rPr>
-          <w:rFonts w:ascii="Calibri" w:hAnsi="Calibri" w:cs="Calibri"/>
-          <w:lang w:val="es-ES"/>
-        </w:rPr>
-        <w:t xml:space="preserve">"SELECT * FROM </w:t>
+        <w:t xml:space="preserve"> Permite escribir consultas SQL personalizadas dentro del DAO. Por ejemplo, @Query("SELECT * FROM </w:t>
       </w:r>
       <w:proofErr w:type="spellStart"/>
       <w:r>
@@ -11817,25 +11480,14 @@
         <w:t xml:space="preserve"> </w:t>
       </w:r>
       <w:proofErr w:type="spellStart"/>
-      <w:proofErr w:type="gramStart"/>
-      <w:r>
-        <w:rPr>
-          <w:rFonts w:ascii="Calibri" w:hAnsi="Calibri" w:cs="Calibri"/>
-          <w:b/>
-          <w:bCs/>
-          <w:lang w:val="es-ES"/>
-        </w:rPr>
-        <w:t>androidx.room</w:t>
-      </w:r>
-      <w:proofErr w:type="gramEnd"/>
-      <w:r>
-        <w:rPr>
-          <w:rFonts w:ascii="Calibri" w:hAnsi="Calibri" w:cs="Calibri"/>
-          <w:b/>
-          <w:bCs/>
-          <w:lang w:val="es-ES"/>
-        </w:rPr>
-        <w:t>.Update</w:t>
+      <w:r>
+        <w:rPr>
+          <w:rFonts w:ascii="Calibri" w:hAnsi="Calibri" w:cs="Calibri"/>
+          <w:b/>
+          <w:bCs/>
+          <w:lang w:val="es-ES"/>
+        </w:rPr>
+        <w:t>androidx.room.Update</w:t>
       </w:r>
       <w:proofErr w:type="spellEnd"/>
       <w:r>
@@ -12465,23 +12117,7 @@
           <w:rFonts w:ascii="Calibri" w:hAnsi="Calibri" w:cs="Calibri"/>
           <w:lang w:val="es-ES"/>
         </w:rPr>
-        <w:t>@</w:t>
-      </w:r>
-      <w:proofErr w:type="gramStart"/>
-      <w:r>
-        <w:rPr>
-          <w:rFonts w:ascii="Calibri" w:hAnsi="Calibri" w:cs="Calibri"/>
-          <w:lang w:val="es-ES"/>
-        </w:rPr>
-        <w:t>Query(</w:t>
-      </w:r>
-      <w:proofErr w:type="gramEnd"/>
-      <w:r>
-        <w:rPr>
-          <w:rFonts w:ascii="Calibri" w:hAnsi="Calibri" w:cs="Calibri"/>
-          <w:lang w:val="es-ES"/>
-        </w:rPr>
-        <w:t xml:space="preserve">"SELECT * FROM </w:t>
+        <w:t xml:space="preserve">@Query("SELECT * FROM </w:t>
       </w:r>
       <w:proofErr w:type="spellStart"/>
       <w:r>
@@ -12601,23 +12237,7 @@
           <w:rFonts w:ascii="Calibri" w:hAnsi="Calibri" w:cs="Calibri"/>
           <w:lang w:val="es-ES"/>
         </w:rPr>
-        <w:t>@</w:t>
-      </w:r>
-      <w:proofErr w:type="gramStart"/>
-      <w:r>
-        <w:rPr>
-          <w:rFonts w:ascii="Calibri" w:hAnsi="Calibri" w:cs="Calibri"/>
-          <w:lang w:val="es-ES"/>
-        </w:rPr>
-        <w:t>Query(</w:t>
-      </w:r>
-      <w:proofErr w:type="gramEnd"/>
-      <w:r>
-        <w:rPr>
-          <w:rFonts w:ascii="Calibri" w:hAnsi="Calibri" w:cs="Calibri"/>
-          <w:lang w:val="es-ES"/>
-        </w:rPr>
-        <w:t xml:space="preserve">"SELECT * FROM </w:t>
+        <w:t xml:space="preserve">@Query("SELECT * FROM </w:t>
       </w:r>
       <w:proofErr w:type="spellStart"/>
       <w:r>
@@ -13361,7 +12981,6 @@
         <w:t xml:space="preserve">, se obtiene el DAO mediante </w:t>
       </w:r>
       <w:proofErr w:type="spellStart"/>
-      <w:proofErr w:type="gramStart"/>
       <w:r>
         <w:rPr>
           <w:rFonts w:ascii="Calibri" w:hAnsi="Calibri" w:cs="Calibri"/>
@@ -13370,7 +12989,6 @@
         <w:t>db.userReviewDao</w:t>
       </w:r>
       <w:proofErr w:type="spellEnd"/>
-      <w:proofErr w:type="gramEnd"/>
       <w:r>
         <w:rPr>
           <w:rFonts w:ascii="Calibri" w:hAnsi="Calibri" w:cs="Calibri"/>
@@ -13480,7 +13098,6 @@
         </w:rPr>
       </w:pPr>
       <w:proofErr w:type="spellStart"/>
-      <w:proofErr w:type="gramStart"/>
       <w:r>
         <w:rPr>
           <w:rFonts w:ascii="Calibri" w:hAnsi="Calibri" w:cs="Calibri"/>
@@ -13494,15 +13111,7 @@
           <w:rFonts w:ascii="Calibri" w:hAnsi="Calibri" w:cs="Calibri"/>
           <w:lang w:val="es-ES"/>
         </w:rPr>
-        <w:t>(</w:t>
-      </w:r>
-      <w:proofErr w:type="gramEnd"/>
-      <w:r>
-        <w:rPr>
-          <w:rFonts w:ascii="Calibri" w:hAnsi="Calibri" w:cs="Calibri"/>
-          <w:lang w:val="es-ES"/>
-        </w:rPr>
-        <w:t>)</w:t>
+        <w:t>()</w:t>
       </w:r>
       <w:r>
         <w:rPr>
@@ -14464,7 +14073,6 @@
         </w:rPr>
       </w:pPr>
       <w:proofErr w:type="spellStart"/>
-      <w:proofErr w:type="gramStart"/>
       <w:r>
         <w:rPr>
           <w:rStyle w:val="Textoennegrita"/>
@@ -14472,17 +14080,7 @@
           <w:sz w:val="22"/>
           <w:szCs w:val="22"/>
         </w:rPr>
-        <w:t>android.content</w:t>
-      </w:r>
-      <w:proofErr w:type="gramEnd"/>
-      <w:r>
-        <w:rPr>
-          <w:rStyle w:val="Textoennegrita"/>
-          <w:rFonts w:ascii="Calibri" w:hAnsi="Calibri" w:cs="Calibri"/>
-          <w:sz w:val="22"/>
-          <w:szCs w:val="22"/>
-        </w:rPr>
-        <w:t>.Context</w:t>
+        <w:t>android.content.Context</w:t>
       </w:r>
       <w:proofErr w:type="spellEnd"/>
       <w:r>
@@ -14526,7 +14124,6 @@
         </w:rPr>
       </w:pPr>
       <w:proofErr w:type="spellStart"/>
-      <w:proofErr w:type="gramStart"/>
       <w:r>
         <w:rPr>
           <w:rStyle w:val="Textoennegrita"/>
@@ -14534,17 +14131,7 @@
           <w:sz w:val="22"/>
           <w:szCs w:val="22"/>
         </w:rPr>
-        <w:t>androidx.room</w:t>
-      </w:r>
-      <w:proofErr w:type="gramEnd"/>
-      <w:r>
-        <w:rPr>
-          <w:rStyle w:val="Textoennegrita"/>
-          <w:rFonts w:ascii="Calibri" w:hAnsi="Calibri" w:cs="Calibri"/>
-          <w:sz w:val="22"/>
-          <w:szCs w:val="22"/>
-        </w:rPr>
-        <w:t>.Database</w:t>
+        <w:t>androidx.room.Database</w:t>
       </w:r>
       <w:proofErr w:type="spellEnd"/>
       <w:r>
@@ -14597,7 +14184,6 @@
         </w:rPr>
       </w:pPr>
       <w:proofErr w:type="spellStart"/>
-      <w:proofErr w:type="gramStart"/>
       <w:r>
         <w:rPr>
           <w:rStyle w:val="Textoennegrita"/>
@@ -14605,17 +14191,7 @@
           <w:sz w:val="22"/>
           <w:szCs w:val="22"/>
         </w:rPr>
-        <w:t>androidx.room</w:t>
-      </w:r>
-      <w:proofErr w:type="gramEnd"/>
-      <w:r>
-        <w:rPr>
-          <w:rStyle w:val="Textoennegrita"/>
-          <w:rFonts w:ascii="Calibri" w:hAnsi="Calibri" w:cs="Calibri"/>
-          <w:sz w:val="22"/>
-          <w:szCs w:val="22"/>
-        </w:rPr>
-        <w:t>.Room</w:t>
+        <w:t>androidx.room.Room</w:t>
       </w:r>
       <w:proofErr w:type="spellEnd"/>
       <w:r>
@@ -14650,7 +14226,6 @@
         </w:rPr>
       </w:pPr>
       <w:proofErr w:type="spellStart"/>
-      <w:proofErr w:type="gramStart"/>
       <w:r>
         <w:rPr>
           <w:rStyle w:val="Textoennegrita"/>
@@ -14658,17 +14233,7 @@
           <w:sz w:val="22"/>
           <w:szCs w:val="22"/>
         </w:rPr>
-        <w:t>androidx.room</w:t>
-      </w:r>
-      <w:proofErr w:type="gramEnd"/>
-      <w:r>
-        <w:rPr>
-          <w:rStyle w:val="Textoennegrita"/>
-          <w:rFonts w:ascii="Calibri" w:hAnsi="Calibri" w:cs="Calibri"/>
-          <w:sz w:val="22"/>
-          <w:szCs w:val="22"/>
-        </w:rPr>
-        <w:t>.RoomDatabase</w:t>
+        <w:t>androidx.room.RoomDatabase</w:t>
       </w:r>
       <w:proofErr w:type="spellEnd"/>
       <w:r>
@@ -15094,7 +14659,6 @@
         <w:t xml:space="preserve"> </w:t>
       </w:r>
       <w:proofErr w:type="spellStart"/>
-      <w:proofErr w:type="gramStart"/>
       <w:r>
         <w:rPr>
           <w:rFonts w:ascii="Calibri" w:hAnsi="Calibri" w:cs="Calibri"/>
@@ -15110,16 +14674,7 @@
           <w:b/>
           <w:lang w:val="es-ES"/>
         </w:rPr>
-        <w:t>(</w:t>
-      </w:r>
-      <w:proofErr w:type="gramEnd"/>
-      <w:r>
-        <w:rPr>
-          <w:rFonts w:ascii="Calibri" w:hAnsi="Calibri" w:cs="Calibri"/>
-          <w:b/>
-          <w:lang w:val="es-ES"/>
-        </w:rPr>
-        <w:t>):</w:t>
+        <w:t>():</w:t>
       </w:r>
       <w:r>
         <w:rPr>
@@ -15409,7 +14964,6 @@
         <w:t xml:space="preserve">Se utiliza </w:t>
       </w:r>
       <w:proofErr w:type="spellStart"/>
-      <w:proofErr w:type="gramStart"/>
       <w:r>
         <w:rPr>
           <w:rFonts w:ascii="Calibri" w:hAnsi="Calibri" w:cs="Calibri"/>
@@ -15419,7 +14973,6 @@
         <w:t>context.applicationContext</w:t>
       </w:r>
       <w:proofErr w:type="spellEnd"/>
-      <w:proofErr w:type="gramEnd"/>
       <w:r>
         <w:rPr>
           <w:rFonts w:ascii="Calibri" w:hAnsi="Calibri" w:cs="Calibri"/>
@@ -15886,25 +15439,14 @@
         <w:t xml:space="preserve"> </w:t>
       </w:r>
       <w:proofErr w:type="spellStart"/>
-      <w:proofErr w:type="gramStart"/>
-      <w:r>
-        <w:rPr>
-          <w:rFonts w:ascii="Calibri" w:hAnsi="Calibri" w:cs="Calibri"/>
-          <w:b/>
-          <w:bCs/>
-          <w:lang w:val="es-ES"/>
-        </w:rPr>
-        <w:t>android.view</w:t>
-      </w:r>
-      <w:proofErr w:type="gramEnd"/>
-      <w:r>
-        <w:rPr>
-          <w:rFonts w:ascii="Calibri" w:hAnsi="Calibri" w:cs="Calibri"/>
-          <w:b/>
-          <w:bCs/>
-          <w:lang w:val="es-ES"/>
-        </w:rPr>
-        <w:t>.LayoutInflater</w:t>
+      <w:r>
+        <w:rPr>
+          <w:rFonts w:ascii="Calibri" w:hAnsi="Calibri" w:cs="Calibri"/>
+          <w:b/>
+          <w:bCs/>
+          <w:lang w:val="es-ES"/>
+        </w:rPr>
+        <w:t>android.view.LayoutInflater</w:t>
       </w:r>
       <w:proofErr w:type="spellEnd"/>
       <w:r>
@@ -15987,25 +15529,14 @@
         <w:t xml:space="preserve"> </w:t>
       </w:r>
       <w:proofErr w:type="spellStart"/>
-      <w:proofErr w:type="gramStart"/>
-      <w:r>
-        <w:rPr>
-          <w:rFonts w:ascii="Calibri" w:hAnsi="Calibri" w:cs="Calibri"/>
-          <w:b/>
-          <w:bCs/>
-          <w:lang w:val="es-ES"/>
-        </w:rPr>
-        <w:t>android.view</w:t>
-      </w:r>
-      <w:proofErr w:type="gramEnd"/>
-      <w:r>
-        <w:rPr>
-          <w:rFonts w:ascii="Calibri" w:hAnsi="Calibri" w:cs="Calibri"/>
-          <w:b/>
-          <w:bCs/>
-          <w:lang w:val="es-ES"/>
-        </w:rPr>
-        <w:t>.View</w:t>
+      <w:r>
+        <w:rPr>
+          <w:rFonts w:ascii="Calibri" w:hAnsi="Calibri" w:cs="Calibri"/>
+          <w:b/>
+          <w:bCs/>
+          <w:lang w:val="es-ES"/>
+        </w:rPr>
+        <w:t>android.view.View</w:t>
       </w:r>
       <w:proofErr w:type="spellEnd"/>
       <w:r>
@@ -16072,25 +15603,14 @@
         <w:t xml:space="preserve"> </w:t>
       </w:r>
       <w:proofErr w:type="spellStart"/>
-      <w:proofErr w:type="gramStart"/>
-      <w:r>
-        <w:rPr>
-          <w:rFonts w:ascii="Calibri" w:hAnsi="Calibri" w:cs="Calibri"/>
-          <w:b/>
-          <w:bCs/>
-          <w:lang w:val="es-ES"/>
-        </w:rPr>
-        <w:t>android.view</w:t>
-      </w:r>
-      <w:proofErr w:type="gramEnd"/>
-      <w:r>
-        <w:rPr>
-          <w:rFonts w:ascii="Calibri" w:hAnsi="Calibri" w:cs="Calibri"/>
-          <w:b/>
-          <w:bCs/>
-          <w:lang w:val="es-ES"/>
-        </w:rPr>
-        <w:t>.ViewGroup</w:t>
+      <w:r>
+        <w:rPr>
+          <w:rFonts w:ascii="Calibri" w:hAnsi="Calibri" w:cs="Calibri"/>
+          <w:b/>
+          <w:bCs/>
+          <w:lang w:val="es-ES"/>
+        </w:rPr>
+        <w:t>android.view.ViewGroup</w:t>
       </w:r>
       <w:proofErr w:type="spellEnd"/>
       <w:r>
@@ -16180,25 +15700,14 @@
         <w:t xml:space="preserve"> </w:t>
       </w:r>
       <w:proofErr w:type="spellStart"/>
-      <w:proofErr w:type="gramStart"/>
-      <w:r>
-        <w:rPr>
-          <w:rFonts w:ascii="Calibri" w:hAnsi="Calibri" w:cs="Calibri"/>
-          <w:b/>
-          <w:bCs/>
-          <w:lang w:val="es-ES"/>
-        </w:rPr>
-        <w:t>android.widget</w:t>
-      </w:r>
-      <w:proofErr w:type="gramEnd"/>
-      <w:r>
-        <w:rPr>
-          <w:rFonts w:ascii="Calibri" w:hAnsi="Calibri" w:cs="Calibri"/>
-          <w:b/>
-          <w:bCs/>
-          <w:lang w:val="es-ES"/>
-        </w:rPr>
-        <w:t>.TextView</w:t>
+      <w:r>
+        <w:rPr>
+          <w:rFonts w:ascii="Calibri" w:hAnsi="Calibri" w:cs="Calibri"/>
+          <w:b/>
+          <w:bCs/>
+          <w:lang w:val="es-ES"/>
+        </w:rPr>
+        <w:t>android.widget.TextView</w:t>
       </w:r>
       <w:proofErr w:type="spellEnd"/>
       <w:r>
@@ -16295,25 +15804,14 @@
         <w:t xml:space="preserve"> </w:t>
       </w:r>
       <w:proofErr w:type="spellStart"/>
-      <w:proofErr w:type="gramStart"/>
-      <w:r>
-        <w:rPr>
-          <w:rFonts w:ascii="Calibri" w:hAnsi="Calibri" w:cs="Calibri"/>
-          <w:b/>
-          <w:bCs/>
-          <w:lang w:val="es-ES"/>
-        </w:rPr>
-        <w:t>androidx.recyclerview</w:t>
-      </w:r>
-      <w:proofErr w:type="gramEnd"/>
-      <w:r>
-        <w:rPr>
-          <w:rFonts w:ascii="Calibri" w:hAnsi="Calibri" w:cs="Calibri"/>
-          <w:b/>
-          <w:bCs/>
-          <w:lang w:val="es-ES"/>
-        </w:rPr>
-        <w:t>.widget.RecyclerView</w:t>
+      <w:r>
+        <w:rPr>
+          <w:rFonts w:ascii="Calibri" w:hAnsi="Calibri" w:cs="Calibri"/>
+          <w:b/>
+          <w:bCs/>
+          <w:lang w:val="es-ES"/>
+        </w:rPr>
+        <w:t>androidx.recyclerview.widget.RecyclerView</w:t>
       </w:r>
       <w:proofErr w:type="spellEnd"/>
       <w:r>
@@ -16466,7 +15964,6 @@
         <w:t xml:space="preserve">&gt; </w:t>
       </w:r>
       <w:proofErr w:type="spellStart"/>
-      <w:proofErr w:type="gramStart"/>
       <w:r>
         <w:rPr>
           <w:rFonts w:ascii="Calibri" w:hAnsi="Calibri" w:cs="Calibri"/>
@@ -16480,15 +15977,7 @@
           <w:rFonts w:ascii="Calibri" w:hAnsi="Calibri" w:cs="Calibri"/>
           <w:lang w:val="es-ES"/>
         </w:rPr>
-        <w:t xml:space="preserve"> :</w:t>
-      </w:r>
-      <w:proofErr w:type="gramEnd"/>
-      <w:r>
-        <w:rPr>
-          <w:rFonts w:ascii="Calibri" w:hAnsi="Calibri" w:cs="Calibri"/>
-          <w:lang w:val="es-ES"/>
-        </w:rPr>
-        <w:t xml:space="preserve">  Lista de reseñas cargadas desde la base de datos. </w:t>
+        <w:t xml:space="preserve"> :  Lista de reseñas cargadas desde la base de datos. </w:t>
       </w:r>
     </w:p>
     <w:p>
@@ -16608,7 +16097,6 @@
         <w:t xml:space="preserve">) -&gt; </w:t>
       </w:r>
       <w:proofErr w:type="spellStart"/>
-      <w:proofErr w:type="gramStart"/>
       <w:r>
         <w:rPr>
           <w:rFonts w:ascii="Calibri" w:hAnsi="Calibri" w:cs="Calibri"/>
@@ -16622,15 +16110,7 @@
           <w:rFonts w:ascii="Calibri" w:hAnsi="Calibri" w:cs="Calibri"/>
           <w:lang w:val="es-ES"/>
         </w:rPr>
-        <w:t xml:space="preserve">  Función</w:t>
-      </w:r>
-      <w:proofErr w:type="gramEnd"/>
-      <w:r>
-        <w:rPr>
-          <w:rFonts w:ascii="Calibri" w:hAnsi="Calibri" w:cs="Calibri"/>
-          <w:lang w:val="es-ES"/>
-        </w:rPr>
-        <w:t xml:space="preserve"> lambda que define qué ocurre al pulsar sobre una reseña. </w:t>
+        <w:t xml:space="preserve">  Función lambda que define qué ocurre al pulsar sobre una reseña. </w:t>
       </w:r>
     </w:p>
     <w:p>
@@ -16995,7 +16475,6 @@
         <w:t xml:space="preserve"> </w:t>
       </w:r>
       <w:proofErr w:type="spellStart"/>
-      <w:proofErr w:type="gramStart"/>
       <w:r>
         <w:rPr>
           <w:rFonts w:ascii="Calibri" w:hAnsi="Calibri" w:cs="Calibri"/>
@@ -17025,7 +16504,6 @@
         </w:rPr>
         <w:t>:</w:t>
       </w:r>
-      <w:proofErr w:type="gramEnd"/>
       <w:r>
         <w:rPr>
           <w:rFonts w:ascii="Calibri" w:hAnsi="Calibri" w:cs="Calibri"/>
@@ -17245,15 +16723,7 @@
           <w:rFonts w:ascii="Calibri" w:hAnsi="Calibri" w:cs="Calibri"/>
           <w:lang w:val="es-ES"/>
         </w:rPr>
-        <w:t xml:space="preserve"> </w:t>
-      </w:r>
-      <w:proofErr w:type="gramStart"/>
-      <w:r>
-        <w:rPr>
-          <w:rFonts w:ascii="Calibri" w:hAnsi="Calibri" w:cs="Calibri"/>
-          <w:lang w:val="es-ES"/>
-        </w:rPr>
-        <w:t xml:space="preserve">comentario </w:t>
+        <w:t xml:space="preserve"> comentario </w:t>
       </w:r>
       <w:r>
         <w:rPr>
@@ -17262,7 +16732,6 @@
         </w:rPr>
         <w:t>:</w:t>
       </w:r>
-      <w:proofErr w:type="gramEnd"/>
       <w:r>
         <w:rPr>
           <w:rFonts w:ascii="Calibri" w:hAnsi="Calibri" w:cs="Calibri"/>
@@ -17881,7 +17350,6 @@
         </w:rPr>
       </w:pPr>
       <w:proofErr w:type="spellStart"/>
-      <w:proofErr w:type="gramStart"/>
       <w:r>
         <w:rPr>
           <w:rFonts w:ascii="Calibri" w:hAnsi="Calibri" w:cs="Calibri"/>
@@ -17899,17 +17367,7 @@
           <w:bCs/>
           <w:lang w:val="es-ES"/>
         </w:rPr>
-        <w:t>(</w:t>
-      </w:r>
-      <w:proofErr w:type="gramEnd"/>
-      <w:r>
-        <w:rPr>
-          <w:rFonts w:ascii="Calibri" w:hAnsi="Calibri" w:cs="Calibri"/>
-          <w:b/>
-          <w:bCs/>
-          <w:lang w:val="es-ES"/>
-        </w:rPr>
-        <w:t>)</w:t>
+        <w:t>()</w:t>
       </w:r>
       <w:r>
         <w:rPr>
@@ -18128,7 +17586,6 @@
         </w:rPr>
         <w:t>item_resena.xml</w:t>
       </w:r>
-      <w:proofErr w:type="gramStart"/>
       <w:r>
         <w:rPr>
           <w:rFonts w:ascii="Calibri" w:hAnsi="Calibri" w:cs="Calibri"/>
@@ -18143,7 +17600,6 @@
         </w:rPr>
         <w:t>:</w:t>
       </w:r>
-      <w:proofErr w:type="gramEnd"/>
     </w:p>
     <w:bookmarkEnd w:id="18"/>
     <w:p>
@@ -18242,7 +17698,6 @@
       </w:pPr>
       <w:bookmarkStart w:id="19" w:name="_Hlk212545216"/>
       <w:proofErr w:type="spellStart"/>
-      <w:proofErr w:type="gramStart"/>
       <w:r>
         <w:rPr>
           <w:rFonts w:ascii="Calibri" w:hAnsi="Calibri" w:cs="Calibri"/>
@@ -18260,17 +17715,7 @@
           <w:bCs/>
           <w:lang w:val="es-ES"/>
         </w:rPr>
-        <w:t>(</w:t>
-      </w:r>
-      <w:proofErr w:type="gramEnd"/>
-      <w:r>
-        <w:rPr>
-          <w:rFonts w:ascii="Calibri" w:hAnsi="Calibri" w:cs="Calibri"/>
-          <w:b/>
-          <w:bCs/>
-          <w:lang w:val="es-ES"/>
-        </w:rPr>
-        <w:t>) </w:t>
+        <w:t>() </w:t>
       </w:r>
     </w:p>
     <w:p>
@@ -18367,7 +17812,6 @@
         <w:t xml:space="preserve">El código carga la imagen de </w:t>
       </w:r>
       <w:proofErr w:type="spellStart"/>
-      <w:proofErr w:type="gramStart"/>
       <w:r>
         <w:rPr>
           <w:rStyle w:val="CdigoHTML"/>
@@ -18379,7 +17823,6 @@
         <w:t>review.imagen</w:t>
       </w:r>
       <w:proofErr w:type="spellEnd"/>
-      <w:proofErr w:type="gramEnd"/>
       <w:r>
         <w:rPr>
           <w:rFonts w:ascii="Calibri" w:hAnsi="Calibri" w:cs="Calibri"/>
@@ -18547,7 +17990,6 @@
         </w:rPr>
       </w:pPr>
       <w:proofErr w:type="spellStart"/>
-      <w:proofErr w:type="gramStart"/>
       <w:r>
         <w:rPr>
           <w:rFonts w:ascii="Calibri" w:hAnsi="Calibri" w:cs="Calibri"/>
@@ -18565,17 +18007,7 @@
           <w:bCs/>
           <w:lang w:val="es-ES"/>
         </w:rPr>
-        <w:t>(</w:t>
-      </w:r>
-      <w:proofErr w:type="gramEnd"/>
-      <w:r>
-        <w:rPr>
-          <w:rFonts w:ascii="Calibri" w:hAnsi="Calibri" w:cs="Calibri"/>
-          <w:b/>
-          <w:bCs/>
-          <w:lang w:val="es-ES"/>
-        </w:rPr>
-        <w:t>) </w:t>
+        <w:t>() </w:t>
       </w:r>
     </w:p>
     <w:p>
@@ -18697,7 +18129,6 @@
         </w:rPr>
       </w:pPr>
       <w:proofErr w:type="spellStart"/>
-      <w:proofErr w:type="gramStart"/>
       <w:r>
         <w:rPr>
           <w:rFonts w:ascii="Calibri" w:hAnsi="Calibri" w:cs="Calibri"/>
@@ -18718,7 +18149,6 @@
         <w:t>(</w:t>
       </w:r>
       <w:proofErr w:type="spellStart"/>
-      <w:proofErr w:type="gramEnd"/>
       <w:r>
         <w:rPr>
           <w:rFonts w:ascii="Calibri" w:hAnsi="Calibri" w:cs="Calibri"/>
@@ -18827,7 +18257,6 @@
         <w:t xml:space="preserve"> con los nuevos datos mediante </w:t>
       </w:r>
       <w:proofErr w:type="spellStart"/>
-      <w:proofErr w:type="gramStart"/>
       <w:r>
         <w:rPr>
           <w:rFonts w:ascii="Calibri" w:hAnsi="Calibri" w:cs="Calibri"/>
@@ -18841,15 +18270,7 @@
           <w:rFonts w:ascii="Calibri" w:hAnsi="Calibri" w:cs="Calibri"/>
           <w:lang w:val="es-ES"/>
         </w:rPr>
-        <w:t>(</w:t>
-      </w:r>
-      <w:proofErr w:type="gramEnd"/>
-      <w:r>
-        <w:rPr>
-          <w:rFonts w:ascii="Calibri" w:hAnsi="Calibri" w:cs="Calibri"/>
-          <w:lang w:val="es-ES"/>
-        </w:rPr>
-        <w:t>). </w:t>
+        <w:t>(). </w:t>
       </w:r>
     </w:p>
     <w:p>
@@ -19383,55 +18804,15 @@
         <w:jc w:val="left"/>
         <w:rPr>
           <w:rFonts w:ascii="Calibri" w:hAnsi="Calibri" w:cs="Calibri"/>
-        </w:rPr>
-      </w:pPr>
-      <w:r>
-        <w:rPr>
-          <w:rFonts w:ascii="Calibri" w:hAnsi="Calibri" w:cs="Calibri"/>
-        </w:rPr>
-        <w:t xml:space="preserve">Ver </w:t>
-      </w:r>
-      <w:proofErr w:type="spellStart"/>
-      <w:r>
-        <w:rPr>
-          <w:rFonts w:ascii="Calibri" w:hAnsi="Calibri" w:cs="Calibri"/>
-        </w:rPr>
-        <w:t>perfil</w:t>
-      </w:r>
-      <w:proofErr w:type="spellEnd"/>
-      <w:r>
-        <w:rPr>
-          <w:rFonts w:ascii="Calibri" w:hAnsi="Calibri" w:cs="Calibri"/>
-        </w:rPr>
-        <w:t xml:space="preserve"> o </w:t>
-      </w:r>
-      <w:proofErr w:type="spellStart"/>
-      <w:r>
-        <w:rPr>
-          <w:rFonts w:ascii="Calibri" w:hAnsi="Calibri" w:cs="Calibri"/>
-        </w:rPr>
-        <w:t>Cerrar</w:t>
-      </w:r>
-      <w:proofErr w:type="spellEnd"/>
-      <w:r>
-        <w:rPr>
-          <w:rFonts w:ascii="Calibri" w:hAnsi="Calibri" w:cs="Calibri"/>
-        </w:rPr>
-        <w:t xml:space="preserve"> </w:t>
-      </w:r>
-      <w:proofErr w:type="spellStart"/>
-      <w:r>
-        <w:rPr>
-          <w:rFonts w:ascii="Calibri" w:hAnsi="Calibri" w:cs="Calibri"/>
-        </w:rPr>
-        <w:t>sesión</w:t>
-      </w:r>
-      <w:proofErr w:type="spellEnd"/>
-      <w:r>
-        <w:rPr>
-          <w:rFonts w:ascii="Calibri" w:hAnsi="Calibri" w:cs="Calibri"/>
-        </w:rPr>
-        <w:t>.</w:t>
+          <w:lang w:val="es-ES"/>
+        </w:rPr>
+      </w:pPr>
+      <w:r>
+        <w:rPr>
+          <w:rFonts w:ascii="Calibri" w:hAnsi="Calibri" w:cs="Calibri"/>
+          <w:lang w:val="es-ES"/>
+        </w:rPr>
+        <w:t>Ver perfil o Cerrar sesión.</w:t>
       </w:r>
     </w:p>
     <w:p>
@@ -19572,6 +18953,7 @@
         <w:rPr>
           <w:rStyle w:val="VerbatimChar"/>
           <w:rFonts w:ascii="Calibri" w:hAnsi="Calibri" w:cs="Calibri"/>
+          <w:noProof/>
           <w:lang w:val="es-ES"/>
         </w:rPr>
         <w:drawing>
@@ -19895,25 +19277,14 @@
         <w:t xml:space="preserve"> </w:t>
       </w:r>
       <w:proofErr w:type="spellStart"/>
-      <w:proofErr w:type="gramStart"/>
-      <w:r>
-        <w:rPr>
-          <w:rFonts w:ascii="Calibri" w:hAnsi="Calibri" w:cs="Calibri"/>
-          <w:b/>
-          <w:bCs/>
-          <w:lang w:val="es-ES"/>
-        </w:rPr>
-        <w:t>android.content</w:t>
-      </w:r>
-      <w:proofErr w:type="gramEnd"/>
-      <w:r>
-        <w:rPr>
-          <w:rFonts w:ascii="Calibri" w:hAnsi="Calibri" w:cs="Calibri"/>
-          <w:b/>
-          <w:bCs/>
-          <w:lang w:val="es-ES"/>
-        </w:rPr>
-        <w:t>.Intent</w:t>
+      <w:r>
+        <w:rPr>
+          <w:rFonts w:ascii="Calibri" w:hAnsi="Calibri" w:cs="Calibri"/>
+          <w:b/>
+          <w:bCs/>
+          <w:lang w:val="es-ES"/>
+        </w:rPr>
+        <w:t>android.content.Intent</w:t>
       </w:r>
       <w:proofErr w:type="spellEnd"/>
       <w:r>
@@ -20008,20 +19379,9 @@
           <w:bCs/>
           <w:lang w:val="es-ES"/>
         </w:rPr>
-        <w:t>android.</w:t>
-      </w:r>
-      <w:proofErr w:type="gramStart"/>
-      <w:r>
-        <w:rPr>
-          <w:rFonts w:ascii="Calibri" w:hAnsi="Calibri" w:cs="Calibri"/>
-          <w:b/>
-          <w:bCs/>
-          <w:lang w:val="es-ES"/>
-        </w:rPr>
-        <w:t>os.Bundle</w:t>
-      </w:r>
-      <w:proofErr w:type="spellEnd"/>
-      <w:proofErr w:type="gramEnd"/>
+        <w:t>android.os.Bundle</w:t>
+      </w:r>
+      <w:proofErr w:type="spellEnd"/>
       <w:r>
         <w:rPr>
           <w:rFonts w:ascii="Calibri" w:hAnsi="Calibri" w:cs="Calibri"/>
@@ -20061,7 +19421,6 @@
         <w:t xml:space="preserve">import </w:t>
       </w:r>
       <w:proofErr w:type="spellStart"/>
-      <w:proofErr w:type="gramStart"/>
       <w:r>
         <w:rPr>
           <w:rFonts w:ascii="Calibri" w:hAnsi="Calibri" w:cs="Calibri"/>
@@ -20071,7 +19430,6 @@
         <w:t>android.widget</w:t>
       </w:r>
       <w:proofErr w:type="spellEnd"/>
-      <w:proofErr w:type="gramEnd"/>
       <w:r>
         <w:rPr>
           <w:rFonts w:ascii="Calibri" w:hAnsi="Calibri" w:cs="Calibri"/>
@@ -20221,7 +19579,6 @@
         <w:t xml:space="preserve"> </w:t>
       </w:r>
       <w:proofErr w:type="spellStart"/>
-      <w:proofErr w:type="gramStart"/>
       <w:r>
         <w:rPr>
           <w:rFonts w:ascii="Calibri" w:hAnsi="Calibri" w:cs="Calibri"/>
@@ -20232,7 +19589,6 @@
         <w:t>androidx.appcompat.app.AlertDialog</w:t>
       </w:r>
       <w:proofErr w:type="spellEnd"/>
-      <w:proofErr w:type="gramEnd"/>
       <w:r>
         <w:rPr>
           <w:rFonts w:ascii="Calibri" w:hAnsi="Calibri" w:cs="Calibri"/>
@@ -20286,7 +19642,6 @@
         <w:t xml:space="preserve"> </w:t>
       </w:r>
       <w:proofErr w:type="spellStart"/>
-      <w:proofErr w:type="gramStart"/>
       <w:r>
         <w:rPr>
           <w:rFonts w:ascii="Calibri" w:hAnsi="Calibri" w:cs="Calibri"/>
@@ -20297,7 +19652,6 @@
         <w:t>androidx.appcompat.app.AppCompatActivity</w:t>
       </w:r>
       <w:proofErr w:type="spellEnd"/>
-      <w:proofErr w:type="gramEnd"/>
       <w:r>
         <w:rPr>
           <w:rFonts w:ascii="Calibri" w:hAnsi="Calibri" w:cs="Calibri"/>
@@ -20342,25 +19696,14 @@
         <w:t xml:space="preserve"> </w:t>
       </w:r>
       <w:proofErr w:type="spellStart"/>
-      <w:proofErr w:type="gramStart"/>
-      <w:r>
-        <w:rPr>
-          <w:rFonts w:ascii="Calibri" w:hAnsi="Calibri" w:cs="Calibri"/>
-          <w:b/>
-          <w:bCs/>
-          <w:lang w:val="es-ES"/>
-        </w:rPr>
-        <w:t>androidx.lifecycle</w:t>
-      </w:r>
-      <w:proofErr w:type="gramEnd"/>
-      <w:r>
-        <w:rPr>
-          <w:rFonts w:ascii="Calibri" w:hAnsi="Calibri" w:cs="Calibri"/>
-          <w:b/>
-          <w:bCs/>
-          <w:lang w:val="es-ES"/>
-        </w:rPr>
-        <w:t>.lifecycleScope</w:t>
+      <w:r>
+        <w:rPr>
+          <w:rFonts w:ascii="Calibri" w:hAnsi="Calibri" w:cs="Calibri"/>
+          <w:b/>
+          <w:bCs/>
+          <w:lang w:val="es-ES"/>
+        </w:rPr>
+        <w:t>androidx.lifecycle.lifecycleScope</w:t>
       </w:r>
       <w:proofErr w:type="spellEnd"/>
       <w:r>
@@ -20432,25 +19775,14 @@
         <w:t xml:space="preserve"> </w:t>
       </w:r>
       <w:proofErr w:type="spellStart"/>
-      <w:proofErr w:type="gramStart"/>
-      <w:r>
-        <w:rPr>
-          <w:rFonts w:ascii="Calibri" w:hAnsi="Calibri" w:cs="Calibri"/>
-          <w:b/>
-          <w:bCs/>
-          <w:lang w:val="es-ES"/>
-        </w:rPr>
-        <w:t>androidx.recyclerview</w:t>
-      </w:r>
-      <w:proofErr w:type="gramEnd"/>
-      <w:r>
-        <w:rPr>
-          <w:rFonts w:ascii="Calibri" w:hAnsi="Calibri" w:cs="Calibri"/>
-          <w:b/>
-          <w:bCs/>
-          <w:lang w:val="es-ES"/>
-        </w:rPr>
-        <w:t>.widget.LinearLayoutManager</w:t>
+      <w:r>
+        <w:rPr>
+          <w:rFonts w:ascii="Calibri" w:hAnsi="Calibri" w:cs="Calibri"/>
+          <w:b/>
+          <w:bCs/>
+          <w:lang w:val="es-ES"/>
+        </w:rPr>
+        <w:t>androidx.recyclerview.widget.LinearLayoutManager</w:t>
       </w:r>
       <w:proofErr w:type="spellEnd"/>
       <w:r>
@@ -20526,25 +19858,14 @@
         <w:t xml:space="preserve"> </w:t>
       </w:r>
       <w:proofErr w:type="spellStart"/>
-      <w:proofErr w:type="gramStart"/>
-      <w:r>
-        <w:rPr>
-          <w:rFonts w:ascii="Calibri" w:hAnsi="Calibri" w:cs="Calibri"/>
-          <w:b/>
-          <w:bCs/>
-          <w:lang w:val="es-ES"/>
-        </w:rPr>
-        <w:t>com.google</w:t>
-      </w:r>
-      <w:proofErr w:type="gramEnd"/>
-      <w:r>
-        <w:rPr>
-          <w:rFonts w:ascii="Calibri" w:hAnsi="Calibri" w:cs="Calibri"/>
-          <w:b/>
-          <w:bCs/>
-          <w:lang w:val="es-ES"/>
-        </w:rPr>
-        <w:t>.firebase.FirebaseApp</w:t>
+      <w:r>
+        <w:rPr>
+          <w:rFonts w:ascii="Calibri" w:hAnsi="Calibri" w:cs="Calibri"/>
+          <w:b/>
+          <w:bCs/>
+          <w:lang w:val="es-ES"/>
+        </w:rPr>
+        <w:t>com.google.firebase.FirebaseApp</w:t>
       </w:r>
       <w:proofErr w:type="spellEnd"/>
       <w:r>
@@ -20616,25 +19937,14 @@
         <w:t xml:space="preserve"> </w:t>
       </w:r>
       <w:proofErr w:type="spellStart"/>
-      <w:proofErr w:type="gramStart"/>
-      <w:r>
-        <w:rPr>
-          <w:rFonts w:ascii="Calibri" w:hAnsi="Calibri" w:cs="Calibri"/>
-          <w:b/>
-          <w:bCs/>
-          <w:lang w:val="es-ES"/>
-        </w:rPr>
-        <w:t>com.google</w:t>
-      </w:r>
-      <w:proofErr w:type="gramEnd"/>
-      <w:r>
-        <w:rPr>
-          <w:rFonts w:ascii="Calibri" w:hAnsi="Calibri" w:cs="Calibri"/>
-          <w:b/>
-          <w:bCs/>
-          <w:lang w:val="es-ES"/>
-        </w:rPr>
-        <w:t>.firebase.auth.FirebaseAuth</w:t>
+      <w:r>
+        <w:rPr>
+          <w:rFonts w:ascii="Calibri" w:hAnsi="Calibri" w:cs="Calibri"/>
+          <w:b/>
+          <w:bCs/>
+          <w:lang w:val="es-ES"/>
+        </w:rPr>
+        <w:t>com.google.firebase.auth.FirebaseAuth</w:t>
       </w:r>
       <w:proofErr w:type="spellEnd"/>
       <w:r>
@@ -20697,25 +20007,14 @@
         <w:t xml:space="preserve"> </w:t>
       </w:r>
       <w:proofErr w:type="spellStart"/>
-      <w:proofErr w:type="gramStart"/>
-      <w:r>
-        <w:rPr>
-          <w:rFonts w:ascii="Calibri" w:hAnsi="Calibri" w:cs="Calibri"/>
-          <w:b/>
-          <w:bCs/>
-          <w:lang w:val="es-ES"/>
-        </w:rPr>
-        <w:t>kotlinx.coroutines</w:t>
-      </w:r>
-      <w:proofErr w:type="gramEnd"/>
-      <w:r>
-        <w:rPr>
-          <w:rFonts w:ascii="Calibri" w:hAnsi="Calibri" w:cs="Calibri"/>
-          <w:b/>
-          <w:bCs/>
-          <w:lang w:val="es-ES"/>
-        </w:rPr>
-        <w:t>.Dispatchers</w:t>
+      <w:r>
+        <w:rPr>
+          <w:rFonts w:ascii="Calibri" w:hAnsi="Calibri" w:cs="Calibri"/>
+          <w:b/>
+          <w:bCs/>
+          <w:lang w:val="es-ES"/>
+        </w:rPr>
+        <w:t>kotlinx.coroutines.Dispatchers</w:t>
       </w:r>
       <w:proofErr w:type="spellEnd"/>
       <w:r>
@@ -20809,25 +20108,14 @@
         <w:t xml:space="preserve"> </w:t>
       </w:r>
       <w:proofErr w:type="spellStart"/>
-      <w:proofErr w:type="gramStart"/>
-      <w:r>
-        <w:rPr>
-          <w:rFonts w:ascii="Calibri" w:hAnsi="Calibri" w:cs="Calibri"/>
-          <w:b/>
-          <w:bCs/>
-          <w:lang w:val="es-ES"/>
-        </w:rPr>
-        <w:t>androidx.core</w:t>
-      </w:r>
-      <w:proofErr w:type="gramEnd"/>
-      <w:r>
-        <w:rPr>
-          <w:rFonts w:ascii="Calibri" w:hAnsi="Calibri" w:cs="Calibri"/>
-          <w:b/>
-          <w:bCs/>
-          <w:lang w:val="es-ES"/>
-        </w:rPr>
-        <w:t>.widget.addTextChangedListener</w:t>
+      <w:r>
+        <w:rPr>
+          <w:rFonts w:ascii="Calibri" w:hAnsi="Calibri" w:cs="Calibri"/>
+          <w:b/>
+          <w:bCs/>
+          <w:lang w:val="es-ES"/>
+        </w:rPr>
+        <w:t>androidx.core.widget.addTextChangedListener</w:t>
       </w:r>
       <w:proofErr w:type="spellEnd"/>
       <w:r>
@@ -22015,6 +21303,7 @@
       <w:r>
         <w:rPr>
           <w:rFonts w:ascii="Calibri" w:hAnsi="Calibri" w:cs="Calibri"/>
+          <w:noProof/>
           <w:lang w:val="es-ES"/>
         </w:rPr>
         <w:drawing>
@@ -22299,7 +21588,6 @@
         <w:t xml:space="preserve"> seleccionar un género se ejecuta el método </w:t>
       </w:r>
       <w:proofErr w:type="spellStart"/>
-      <w:proofErr w:type="gramStart"/>
       <w:r>
         <w:rPr>
           <w:rFonts w:ascii="Calibri" w:hAnsi="Calibri" w:cs="Calibri"/>
@@ -22313,15 +21601,7 @@
           <w:rFonts w:ascii="Calibri" w:hAnsi="Calibri" w:cs="Calibri"/>
           <w:lang w:val="es-ES"/>
         </w:rPr>
-        <w:t>(</w:t>
-      </w:r>
-      <w:proofErr w:type="gramEnd"/>
-      <w:r>
-        <w:rPr>
-          <w:rFonts w:ascii="Calibri" w:hAnsi="Calibri" w:cs="Calibri"/>
-          <w:lang w:val="es-ES"/>
-        </w:rPr>
-        <w:t>)</w:t>
+        <w:t>()</w:t>
       </w:r>
     </w:p>
     <w:p>
@@ -22658,7 +21938,6 @@
         <w:t xml:space="preserve">Cerrar sesión: Cierra la sesión del usuario con </w:t>
       </w:r>
       <w:proofErr w:type="spellStart"/>
-      <w:proofErr w:type="gramStart"/>
       <w:r>
         <w:rPr>
           <w:rFonts w:ascii="Calibri" w:hAnsi="Calibri" w:cs="Calibri"/>
@@ -22668,7 +21947,6 @@
         <w:t>auth.signOut</w:t>
       </w:r>
       <w:proofErr w:type="spellEnd"/>
-      <w:proofErr w:type="gramEnd"/>
       <w:r>
         <w:rPr>
           <w:rFonts w:ascii="Calibri" w:hAnsi="Calibri" w:cs="Calibri"/>
@@ -23308,6 +22586,7 @@
       <w:r>
         <w:rPr>
           <w:rFonts w:ascii="Calibri" w:hAnsi="Calibri" w:cs="Calibri"/>
+          <w:noProof/>
           <w:lang w:val="es-ES"/>
         </w:rPr>
         <w:drawing>
@@ -23400,7 +22679,6 @@
         <w:t xml:space="preserve"> dos métodos, el primero </w:t>
       </w:r>
       <w:proofErr w:type="spellStart"/>
-      <w:proofErr w:type="gramStart"/>
       <w:r>
         <w:rPr>
           <w:rFonts w:ascii="Calibri" w:hAnsi="Calibri" w:cs="Calibri"/>
@@ -23414,15 +22692,7 @@
           <w:rFonts w:ascii="Calibri" w:hAnsi="Calibri" w:cs="Calibri"/>
           <w:lang w:val="es-ES"/>
         </w:rPr>
-        <w:t>(</w:t>
-      </w:r>
-      <w:proofErr w:type="gramEnd"/>
-      <w:r>
-        <w:rPr>
-          <w:rFonts w:ascii="Calibri" w:hAnsi="Calibri" w:cs="Calibri"/>
-          <w:lang w:val="es-ES"/>
-        </w:rPr>
-        <w:t xml:space="preserve">), que muestra toda la lista de reseñas, y el segundo, </w:t>
+        <w:t xml:space="preserve">(), que muestra toda la lista de reseñas, y el segundo, </w:t>
       </w:r>
       <w:proofErr w:type="spellStart"/>
       <w:r>
@@ -23506,6 +22776,7 @@
         <w:rPr>
           <w:rFonts w:ascii="Calibri" w:hAnsi="Calibri" w:cs="Calibri"/>
           <w:b/>
+          <w:lang w:val="es-ES"/>
         </w:rPr>
       </w:pPr>
     </w:p>
@@ -23521,12 +22792,13 @@
         <w:rPr>
           <w:rFonts w:ascii="Calibri" w:hAnsi="Calibri" w:cs="Calibri"/>
           <w:b/>
+          <w:noProof/>
         </w:rPr>
         <w:drawing>
-          <wp:inline distT="0" distB="0" distL="0" distR="0" wp14:anchorId="047A68D5" wp14:editId="7A227095">
-            <wp:extent cx="5612130" cy="1508125"/>
-            <wp:effectExtent l="0" t="0" r="7620" b="0"/>
-            <wp:docPr id="55" name="Imagen 55"/>
+          <wp:inline distT="0" distB="0" distL="0" distR="0" wp14:anchorId="5F67EFC0" wp14:editId="2C39A1F8">
+            <wp:extent cx="5612130" cy="1710055"/>
+            <wp:effectExtent l="0" t="0" r="7620" b="4445"/>
+            <wp:docPr id="51" name="Imagen 51"/>
             <wp:cNvGraphicFramePr>
               <a:graphicFrameLocks xmlns:a="http://schemas.openxmlformats.org/drawingml/2006/main" noChangeAspect="1"/>
             </wp:cNvGraphicFramePr>
@@ -23546,7 +22818,7 @@
                   <pic:spPr>
                     <a:xfrm>
                       <a:off x="0" y="0"/>
-                      <a:ext cx="5612130" cy="1508125"/>
+                      <a:ext cx="5612130" cy="1710055"/>
                     </a:xfrm>
                     <a:prstGeom prst="rect">
                       <a:avLst/>
@@ -23651,7 +22923,6 @@
           <w:sz w:val="24"/>
           <w:szCs w:val="24"/>
         </w:rPr>
-        <w:lastRenderedPageBreak/>
         <w:t>Añadir</w:t>
       </w:r>
       <w:proofErr w:type="spellEnd"/>
@@ -28182,10 +27453,10 @@
           <w:lang w:val="es-ES" w:eastAsia="es-ES"/>
         </w:rPr>
         <w:drawing>
-          <wp:inline distT="0" distB="0" distL="0" distR="0" wp14:anchorId="7E9ABE21" wp14:editId="154C3D43">
-            <wp:extent cx="5610225" cy="4610100"/>
-            <wp:effectExtent l="0" t="0" r="9525" b="0"/>
-            <wp:docPr id="46" name="Imagen 46"/>
+          <wp:inline distT="0" distB="0" distL="0" distR="0" wp14:anchorId="22904156" wp14:editId="799375D6">
+            <wp:extent cx="5600700" cy="5010150"/>
+            <wp:effectExtent l="0" t="0" r="0" b="0"/>
+            <wp:docPr id="55" name="Imagen 55"/>
             <wp:cNvGraphicFramePr>
               <a:graphicFrameLocks xmlns:a="http://schemas.openxmlformats.org/drawingml/2006/main" noChangeAspect="1"/>
             </wp:cNvGraphicFramePr>
@@ -28214,7 +27485,7 @@
                   <pic:spPr bwMode="auto">
                     <a:xfrm>
                       <a:off x="0" y="0"/>
-                      <a:ext cx="5610225" cy="4610100"/>
+                      <a:ext cx="5600700" cy="5010150"/>
                     </a:xfrm>
                     <a:prstGeom prst="rect">
                       <a:avLst/>
@@ -28230,22 +27501,6 @@
           </wp:inline>
         </w:drawing>
       </w:r>
-    </w:p>
-    <w:p>
-      <w:pPr>
-        <w:rPr>
-          <w:rFonts w:ascii="Calibri" w:hAnsi="Calibri" w:cs="Calibri"/>
-          <w:lang w:val="es-ES"/>
-        </w:rPr>
-      </w:pPr>
-    </w:p>
-    <w:p>
-      <w:pPr>
-        <w:rPr>
-          <w:rFonts w:ascii="Calibri" w:hAnsi="Calibri" w:cs="Calibri"/>
-          <w:lang w:val="es-ES"/>
-        </w:rPr>
-      </w:pPr>
     </w:p>
     <w:p>
       <w:pPr>
@@ -37830,15 +37085,6 @@
 </file>
 
 <file path=customXml/item2.xml><?xml version="1.0" encoding="utf-8"?>
-<?mso-contentType ?>
-<FormTemplates xmlns="http://schemas.microsoft.com/sharepoint/v3/contenttype/forms">
-  <Display>DocumentLibraryForm</Display>
-  <Edit>DocumentLibraryForm</Edit>
-  <New>DocumentLibraryForm</New>
-</FormTemplates>
-</file>
-
-<file path=customXml/item3.xml><?xml version="1.0" encoding="utf-8"?>
 <p:properties xmlns:p="http://schemas.microsoft.com/office/2006/metadata/properties" xmlns:xsi="http://www.w3.org/2001/XMLSchema-instance" xmlns:pc="http://schemas.microsoft.com/office/infopath/2007/PartnerControls">
   <documentManagement>
     <_activity xmlns="273d66a3-dd47-45f2-b5ca-4acc7dfd7237" xsi:nil="true"/>
@@ -37846,7 +37092,7 @@
 </p:properties>
 </file>
 
-<file path=customXml/item4.xml><?xml version="1.0" encoding="utf-8"?>
+<file path=customXml/item3.xml><?xml version="1.0" encoding="utf-8"?>
 <ct:contentTypeSchema xmlns:ct="http://schemas.microsoft.com/office/2006/metadata/contentType" xmlns:ma="http://schemas.microsoft.com/office/2006/metadata/properties/metaAttributes" ct:_="" ma:_="" ma:contentTypeName="Documento" ma:contentTypeID="0x0101004C7B52330176D64E8AA3C07988CBFBED" ma:contentTypeVersion="10" ma:contentTypeDescription="Crear nuevo documento." ma:contentTypeScope="" ma:versionID="67de3a4c8ff13a6170e4e186d0f64dbe">
   <xsd:schema xmlns:xsd="http://www.w3.org/2001/XMLSchema" xmlns:xs="http://www.w3.org/2001/XMLSchema" xmlns:p="http://schemas.microsoft.com/office/2006/metadata/properties" xmlns:ns3="273d66a3-dd47-45f2-b5ca-4acc7dfd7237" targetNamespace="http://schemas.microsoft.com/office/2006/metadata/properties" ma:root="true" ma:fieldsID="dae771fd13035d253086617b272e6c3b" ns3:_="">
     <xsd:import namespace="273d66a3-dd47-45f2-b5ca-4acc7dfd7237"/>
@@ -38026,6 +37272,15 @@
 </ct:contentTypeSchema>
 </file>
 
+<file path=customXml/item4.xml><?xml version="1.0" encoding="utf-8"?>
+<?mso-contentType ?>
+<FormTemplates xmlns="http://schemas.microsoft.com/sharepoint/v3/contenttype/forms">
+  <Display>DocumentLibraryForm</Display>
+  <Edit>DocumentLibraryForm</Edit>
+  <New>DocumentLibraryForm</New>
+</FormTemplates>
+</file>
+
 <file path=customXml/itemProps1.xml><?xml version="1.0" encoding="utf-8"?>
 <ds:datastoreItem xmlns:ds="http://schemas.openxmlformats.org/officeDocument/2006/customXml" ds:itemID="{E67291E0-A9CE-412A-A7C8-0C9CF0AC532B}">
   <ds:schemaRefs>
@@ -38035,14 +37290,6 @@
 </file>
 
 <file path=customXml/itemProps2.xml><?xml version="1.0" encoding="utf-8"?>
-<ds:datastoreItem xmlns:ds="http://schemas.openxmlformats.org/officeDocument/2006/customXml" ds:itemID="{05D54429-56AE-4E71-8460-1995452BB2DA}">
-  <ds:schemaRefs>
-    <ds:schemaRef ds:uri="http://schemas.microsoft.com/sharepoint/v3/contenttype/forms"/>
-  </ds:schemaRefs>
-</ds:datastoreItem>
-</file>
-
-<file path=customXml/itemProps3.xml><?xml version="1.0" encoding="utf-8"?>
 <ds:datastoreItem xmlns:ds="http://schemas.openxmlformats.org/officeDocument/2006/customXml" ds:itemID="{B46EEA63-A72E-4B58-AFDE-A9BB1C77375A}">
   <ds:schemaRefs>
     <ds:schemaRef ds:uri="http://schemas.microsoft.com/office/2006/metadata/properties"/>
@@ -38052,7 +37299,7 @@
 </ds:datastoreItem>
 </file>
 
-<file path=customXml/itemProps4.xml><?xml version="1.0" encoding="utf-8"?>
+<file path=customXml/itemProps3.xml><?xml version="1.0" encoding="utf-8"?>
 <ds:datastoreItem xmlns:ds="http://schemas.openxmlformats.org/officeDocument/2006/customXml" ds:itemID="{557C0B95-6011-4823-8742-A50F7D5CD071}">
   <ds:schemaRefs>
     <ds:schemaRef ds:uri="http://schemas.microsoft.com/office/2006/metadata/contentType"/>
@@ -38068,4 +37315,12 @@
     <ds:schemaRef ds:uri="http://schemas.microsoft.com/internal/obd"/>
   </ds:schemaRefs>
 </ds:datastoreItem>
+</file>
+
+<file path=customXml/itemProps4.xml><?xml version="1.0" encoding="utf-8"?>
+<ds:datastoreItem xmlns:ds="http://schemas.openxmlformats.org/officeDocument/2006/customXml" ds:itemID="{05D54429-56AE-4E71-8460-1995452BB2DA}">
+  <ds:schemaRefs>
+    <ds:schemaRef ds:uri="http://schemas.microsoft.com/sharepoint/v3/contenttype/forms"/>
+  </ds:schemaRefs>
+</ds:datastoreItem>
 </file>
--- a/Memoria/MyList - Memoria.docx
+++ b/Memoria/MyList - Memoria.docx
@@ -659,7 +659,7 @@
                   </wp:anchor>
                 </w:drawing>
               </mc:Choice>
-              <mc:Fallback xmlns:w16sdtfl="http://schemas.microsoft.com/office/word/2024/wordml/sdtformatlock" xmlns:w16du="http://schemas.microsoft.com/office/word/2023/wordml/word16du" xmlns:oel="http://schemas.microsoft.com/office/2019/extlst">
+              <mc:Fallback xmlns:oel="http://schemas.microsoft.com/office/2019/extlst" xmlns:w16du="http://schemas.microsoft.com/office/word/2023/wordml/word16du" xmlns:w16sdtfl="http://schemas.microsoft.com/office/word/2024/wordml/sdtformatlock">
                 <w:pict>
                   <v:rect w14:anchorId="6817DA5A" id="Rectángulo 468" o:spid="_x0000_s1026" style="position:absolute;margin-left:0;margin-top:0;width:243.15pt;height:552.45pt;z-index:251661824;visibility:visible;mso-wrap-style:square;mso-width-percent:400;mso-height-percent:700;mso-left-percent:440;mso-top-percent:25;mso-wrap-distance-left:9pt;mso-wrap-distance-top:0;mso-wrap-distance-right:9pt;mso-wrap-distance-bottom:0;mso-position-horizontal-relative:page;mso-position-vertical-relative:page;mso-width-percent:400;mso-height-percent:700;mso-left-percent:440;mso-top-percent:25;mso-width-relative:page;mso-height-relative:page;v-text-anchor:middle" o:gfxdata="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" fillcolor="white [3212]" strokecolor="#948445 [1614]" strokeweight="1.25pt">
                     <v:path arrowok="t"/>
@@ -761,7 +761,7 @@
                   </wp:anchor>
                 </w:drawing>
               </mc:Choice>
-              <mc:Fallback xmlns:w16sdtfl="http://schemas.microsoft.com/office/word/2024/wordml/sdtformatlock" xmlns:w16du="http://schemas.microsoft.com/office/word/2023/wordml/word16du" xmlns:oel="http://schemas.microsoft.com/office/2019/extlst">
+              <mc:Fallback xmlns:oel="http://schemas.microsoft.com/office/2019/extlst" xmlns:w16du="http://schemas.microsoft.com/office/word/2023/wordml/word16du" xmlns:w16sdtfl="http://schemas.microsoft.com/office/word/2024/wordml/sdtformatlock">
                 <w:pict>
                   <v:rect w14:anchorId="26282D62" id="Rectángulo 469" o:spid="_x0000_s1026" style="position:absolute;margin-left:0;margin-top:0;width:226.35pt;height:9.35pt;z-index:251664896;visibility:visible;mso-wrap-style:square;mso-width-percent:370;mso-height-percent:0;mso-left-percent:455;mso-top-percent:690;mso-wrap-distance-left:9pt;mso-wrap-distance-top:0;mso-wrap-distance-right:9pt;mso-wrap-distance-bottom:0;mso-position-horizontal-relative:page;mso-position-vertical-relative:page;mso-width-percent:370;mso-height-percent:0;mso-left-percent:455;mso-top-percent:690;mso-width-relative:page;mso-height-relative:margin;v-text-anchor:middle" o:gfxdata="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" fillcolor="#f6a21d [3204]" stroked="f" strokeweight="1pt">
                     <w10:wrap anchorx="page" anchory="page"/>
@@ -1080,7 +1080,7 @@
           <w:r>
             <w:fldChar w:fldCharType="separate"/>
           </w:r>
-          <w:hyperlink w:anchor="_Toc213166934" w:history="1">
+          <w:hyperlink w:anchor="_Toc214278323" w:history="1">
             <w:r>
               <w:rPr>
                 <w:rStyle w:val="Hipervnculo"/>
@@ -1109,7 +1109,7 @@
                 <w:noProof/>
                 <w:webHidden/>
               </w:rPr>
-              <w:instrText xml:space="preserve"> PAGEREF _Toc213166934 \h </w:instrText>
+              <w:instrText xml:space="preserve"> PAGEREF _Toc214278323 \h </w:instrText>
             </w:r>
             <w:r>
               <w:rPr>
@@ -1151,7 +1151,7 @@
               <w:lang w:val="es-ES" w:eastAsia="es-ES"/>
             </w:rPr>
           </w:pPr>
-          <w:hyperlink w:anchor="_Toc213166935" w:history="1">
+          <w:hyperlink w:anchor="_Toc214278324" w:history="1">
             <w:r>
               <w:rPr>
                 <w:rStyle w:val="Hipervnculo"/>
@@ -1180,7 +1180,7 @@
                 <w:noProof/>
                 <w:webHidden/>
               </w:rPr>
-              <w:instrText xml:space="preserve"> PAGEREF _Toc213166935 \h </w:instrText>
+              <w:instrText xml:space="preserve"> PAGEREF _Toc214278324 \h </w:instrText>
             </w:r>
             <w:r>
               <w:rPr>
@@ -1222,7 +1222,7 @@
               <w:lang w:val="es-ES" w:eastAsia="es-ES"/>
             </w:rPr>
           </w:pPr>
-          <w:hyperlink w:anchor="_Toc213166936" w:history="1">
+          <w:hyperlink w:anchor="_Toc214278325" w:history="1">
             <w:r>
               <w:rPr>
                 <w:rStyle w:val="Hipervnculo"/>
@@ -1251,7 +1251,7 @@
                 <w:noProof/>
                 <w:webHidden/>
               </w:rPr>
-              <w:instrText xml:space="preserve"> PAGEREF _Toc213166936 \h </w:instrText>
+              <w:instrText xml:space="preserve"> PAGEREF _Toc214278325 \h </w:instrText>
             </w:r>
             <w:r>
               <w:rPr>
@@ -1293,7 +1293,7 @@
               <w:lang w:val="es-ES" w:eastAsia="es-ES"/>
             </w:rPr>
           </w:pPr>
-          <w:hyperlink w:anchor="_Toc213166937" w:history="1">
+          <w:hyperlink w:anchor="_Toc214278326" w:history="1">
             <w:r>
               <w:rPr>
                 <w:rStyle w:val="Hipervnculo"/>
@@ -1322,7 +1322,7 @@
                 <w:noProof/>
                 <w:webHidden/>
               </w:rPr>
-              <w:instrText xml:space="preserve"> PAGEREF _Toc213166937 \h </w:instrText>
+              <w:instrText xml:space="preserve"> PAGEREF _Toc214278326 \h </w:instrText>
             </w:r>
             <w:r>
               <w:rPr>
@@ -1364,7 +1364,7 @@
               <w:lang w:val="es-ES" w:eastAsia="es-ES"/>
             </w:rPr>
           </w:pPr>
-          <w:hyperlink w:anchor="_Toc213166938" w:history="1">
+          <w:hyperlink w:anchor="_Toc214278327" w:history="1">
             <w:r>
               <w:rPr>
                 <w:rStyle w:val="Hipervnculo"/>
@@ -1393,7 +1393,7 @@
                 <w:noProof/>
                 <w:webHidden/>
               </w:rPr>
-              <w:instrText xml:space="preserve"> PAGEREF _Toc213166938 \h </w:instrText>
+              <w:instrText xml:space="preserve"> PAGEREF _Toc214278327 \h </w:instrText>
             </w:r>
             <w:r>
               <w:rPr>
@@ -1435,7 +1435,7 @@
               <w:lang w:val="es-ES" w:eastAsia="es-ES"/>
             </w:rPr>
           </w:pPr>
-          <w:hyperlink w:anchor="_Toc213166939" w:history="1">
+          <w:hyperlink w:anchor="_Toc214278328" w:history="1">
             <w:r>
               <w:rPr>
                 <w:rStyle w:val="Hipervnculo"/>
@@ -1464,7 +1464,7 @@
                 <w:noProof/>
                 <w:webHidden/>
               </w:rPr>
-              <w:instrText xml:space="preserve"> PAGEREF _Toc213166939 \h </w:instrText>
+              <w:instrText xml:space="preserve"> PAGEREF _Toc214278328 \h </w:instrText>
             </w:r>
             <w:r>
               <w:rPr>
@@ -1506,7 +1506,7 @@
               <w:lang w:val="es-ES" w:eastAsia="es-ES"/>
             </w:rPr>
           </w:pPr>
-          <w:hyperlink w:anchor="_Toc213166940" w:history="1">
+          <w:hyperlink w:anchor="_Toc214278329" w:history="1">
             <w:r>
               <w:rPr>
                 <w:rStyle w:val="Hipervnculo"/>
@@ -1535,7 +1535,7 @@
                 <w:noProof/>
                 <w:webHidden/>
               </w:rPr>
-              <w:instrText xml:space="preserve"> PAGEREF _Toc213166940 \h </w:instrText>
+              <w:instrText xml:space="preserve"> PAGEREF _Toc214278329 \h </w:instrText>
             </w:r>
             <w:r>
               <w:rPr>
@@ -1577,7 +1577,7 @@
               <w:lang w:val="es-ES" w:eastAsia="es-ES"/>
             </w:rPr>
           </w:pPr>
-          <w:hyperlink w:anchor="_Toc213166941" w:history="1">
+          <w:hyperlink w:anchor="_Toc214278330" w:history="1">
             <w:r>
               <w:rPr>
                 <w:rStyle w:val="Hipervnculo"/>
@@ -1606,7 +1606,7 @@
                 <w:noProof/>
                 <w:webHidden/>
               </w:rPr>
-              <w:instrText xml:space="preserve"> PAGEREF _Toc213166941 \h </w:instrText>
+              <w:instrText xml:space="preserve"> PAGEREF _Toc214278330 \h </w:instrText>
             </w:r>
             <w:r>
               <w:rPr>
@@ -1626,7 +1626,7 @@
                 <w:noProof/>
                 <w:webHidden/>
               </w:rPr>
-              <w:t>11</w:t>
+              <w:t>12</w:t>
             </w:r>
             <w:r>
               <w:rPr>
@@ -1648,7 +1648,7 @@
               <w:lang w:val="es-ES" w:eastAsia="es-ES"/>
             </w:rPr>
           </w:pPr>
-          <w:hyperlink w:anchor="_Toc213166942" w:history="1">
+          <w:hyperlink w:anchor="_Toc214278331" w:history="1">
             <w:r>
               <w:rPr>
                 <w:rStyle w:val="Hipervnculo"/>
@@ -1677,7 +1677,7 @@
                 <w:noProof/>
                 <w:webHidden/>
               </w:rPr>
-              <w:instrText xml:space="preserve"> PAGEREF _Toc213166942 \h </w:instrText>
+              <w:instrText xml:space="preserve"> PAGEREF _Toc214278331 \h </w:instrText>
             </w:r>
             <w:r>
               <w:rPr>
@@ -1697,7 +1697,7 @@
                 <w:noProof/>
                 <w:webHidden/>
               </w:rPr>
-              <w:t>15</w:t>
+              <w:t>16</w:t>
             </w:r>
             <w:r>
               <w:rPr>
@@ -1719,7 +1719,7 @@
               <w:lang w:val="es-ES" w:eastAsia="es-ES"/>
             </w:rPr>
           </w:pPr>
-          <w:hyperlink w:anchor="_Toc213166943" w:history="1">
+          <w:hyperlink w:anchor="_Toc214278332" w:history="1">
             <w:r>
               <w:rPr>
                 <w:rStyle w:val="Hipervnculo"/>
@@ -1748,7 +1748,7 @@
                 <w:noProof/>
                 <w:webHidden/>
               </w:rPr>
-              <w:instrText xml:space="preserve"> PAGEREF _Toc213166943 \h </w:instrText>
+              <w:instrText xml:space="preserve"> PAGEREF _Toc214278332 \h </w:instrText>
             </w:r>
             <w:r>
               <w:rPr>
@@ -1768,7 +1768,7 @@
                 <w:noProof/>
                 <w:webHidden/>
               </w:rPr>
-              <w:t>18</w:t>
+              <w:t>19</w:t>
             </w:r>
             <w:r>
               <w:rPr>
@@ -1790,7 +1790,7 @@
               <w:lang w:val="es-ES" w:eastAsia="es-ES"/>
             </w:rPr>
           </w:pPr>
-          <w:hyperlink w:anchor="_Toc213166944" w:history="1">
+          <w:hyperlink w:anchor="_Toc214278333" w:history="1">
             <w:r>
               <w:rPr>
                 <w:rStyle w:val="Hipervnculo"/>
@@ -1819,7 +1819,7 @@
                 <w:noProof/>
                 <w:webHidden/>
               </w:rPr>
-              <w:instrText xml:space="preserve"> PAGEREF _Toc213166944 \h </w:instrText>
+              <w:instrText xml:space="preserve"> PAGEREF _Toc214278333 \h </w:instrText>
             </w:r>
             <w:r>
               <w:rPr>
@@ -1839,7 +1839,7 @@
                 <w:noProof/>
                 <w:webHidden/>
               </w:rPr>
-              <w:t>20</w:t>
+              <w:t>21</w:t>
             </w:r>
             <w:r>
               <w:rPr>
@@ -1861,7 +1861,7 @@
               <w:lang w:val="es-ES" w:eastAsia="es-ES"/>
             </w:rPr>
           </w:pPr>
-          <w:hyperlink w:anchor="_Toc213166945" w:history="1">
+          <w:hyperlink w:anchor="_Toc214278334" w:history="1">
             <w:r>
               <w:rPr>
                 <w:rStyle w:val="Hipervnculo"/>
@@ -1869,25 +1869,7 @@
                 <w:noProof/>
                 <w:lang w:val="es-ES"/>
               </w:rPr>
-              <w:t>MainActi</w:t>
-            </w:r>
-            <w:r>
-              <w:rPr>
-                <w:rStyle w:val="Hipervnculo"/>
-                <w:rFonts w:ascii="Calibri" w:hAnsi="Calibri" w:cs="Calibri"/>
-                <w:noProof/>
-                <w:lang w:val="es-ES"/>
-              </w:rPr>
-              <w:t>v</w:t>
-            </w:r>
-            <w:r>
-              <w:rPr>
-                <w:rStyle w:val="Hipervnculo"/>
-                <w:rFonts w:ascii="Calibri" w:hAnsi="Calibri" w:cs="Calibri"/>
-                <w:noProof/>
-                <w:lang w:val="es-ES"/>
-              </w:rPr>
-              <w:t>ity</w:t>
+              <w:t>MainActivity</w:t>
             </w:r>
             <w:r>
               <w:rPr>
@@ -1908,7 +1890,7 @@
                 <w:noProof/>
                 <w:webHidden/>
               </w:rPr>
-              <w:instrText xml:space="preserve"> PAGEREF _Toc213166945 \h </w:instrText>
+              <w:instrText xml:space="preserve"> PAGEREF _Toc214278334 \h </w:instrText>
             </w:r>
             <w:r>
               <w:rPr>
@@ -1928,7 +1910,7 @@
                 <w:noProof/>
                 <w:webHidden/>
               </w:rPr>
-              <w:t>24</w:t>
+              <w:t>25</w:t>
             </w:r>
             <w:r>
               <w:rPr>
@@ -1950,7 +1932,7 @@
               <w:lang w:val="es-ES" w:eastAsia="es-ES"/>
             </w:rPr>
           </w:pPr>
-          <w:hyperlink w:anchor="_Toc213166946" w:history="1">
+          <w:hyperlink w:anchor="_Toc214278335" w:history="1">
             <w:r>
               <w:rPr>
                 <w:rStyle w:val="Hipervnculo"/>
@@ -1979,220 +1961,7 @@
                 <w:noProof/>
                 <w:webHidden/>
               </w:rPr>
-              <w:instrText xml:space="preserve"> PAGEREF _Toc213166946 \h </w:instrText>
-            </w:r>
-            <w:r>
-              <w:rPr>
-                <w:noProof/>
-                <w:webHidden/>
-              </w:rPr>
-            </w:r>
-            <w:r>
-              <w:rPr>
-                <w:noProof/>
-                <w:webHidden/>
-              </w:rPr>
-              <w:fldChar w:fldCharType="separate"/>
-            </w:r>
-            <w:r>
-              <w:rPr>
-                <w:noProof/>
-                <w:webHidden/>
-              </w:rPr>
-              <w:t>35</w:t>
-            </w:r>
-            <w:r>
-              <w:rPr>
-                <w:noProof/>
-                <w:webHidden/>
-              </w:rPr>
-              <w:fldChar w:fldCharType="end"/>
-            </w:r>
-          </w:hyperlink>
-        </w:p>
-        <w:p>
-          <w:pPr>
-            <w:pStyle w:val="TDC2"/>
-            <w:tabs>
-              <w:tab w:val="right" w:leader="dot" w:pos="8828"/>
-            </w:tabs>
-            <w:rPr>
-              <w:noProof/>
-              <w:lang w:val="es-ES" w:eastAsia="es-ES"/>
-            </w:rPr>
-          </w:pPr>
-          <w:hyperlink w:anchor="_Toc213166947" w:history="1">
-            <w:r>
-              <w:rPr>
-                <w:rStyle w:val="Hipervnculo"/>
-                <w:rFonts w:ascii="Calibri" w:hAnsi="Calibri" w:cs="Calibri"/>
-                <w:noProof/>
-                <w:lang w:val="es-ES"/>
-              </w:rPr>
-              <w:t>AndroidManifest.xml</w:t>
-            </w:r>
-            <w:r>
-              <w:rPr>
-                <w:noProof/>
-                <w:webHidden/>
-              </w:rPr>
-              <w:tab/>
-            </w:r>
-            <w:r>
-              <w:rPr>
-                <w:noProof/>
-                <w:webHidden/>
-              </w:rPr>
-              <w:fldChar w:fldCharType="begin"/>
-            </w:r>
-            <w:r>
-              <w:rPr>
-                <w:noProof/>
-                <w:webHidden/>
-              </w:rPr>
-              <w:instrText xml:space="preserve"> PAGEREF _Toc213166947 \h </w:instrText>
-            </w:r>
-            <w:r>
-              <w:rPr>
-                <w:noProof/>
-                <w:webHidden/>
-              </w:rPr>
-            </w:r>
-            <w:r>
-              <w:rPr>
-                <w:noProof/>
-                <w:webHidden/>
-              </w:rPr>
-              <w:fldChar w:fldCharType="separate"/>
-            </w:r>
-            <w:r>
-              <w:rPr>
-                <w:noProof/>
-                <w:webHidden/>
-              </w:rPr>
-              <w:t>38</w:t>
-            </w:r>
-            <w:r>
-              <w:rPr>
-                <w:noProof/>
-                <w:webHidden/>
-              </w:rPr>
-              <w:fldChar w:fldCharType="end"/>
-            </w:r>
-          </w:hyperlink>
-        </w:p>
-        <w:p>
-          <w:pPr>
-            <w:pStyle w:val="TDC1"/>
-            <w:tabs>
-              <w:tab w:val="right" w:leader="dot" w:pos="8828"/>
-            </w:tabs>
-            <w:rPr>
-              <w:noProof/>
-              <w:lang w:val="es-ES" w:eastAsia="es-ES"/>
-            </w:rPr>
-          </w:pPr>
-          <w:hyperlink w:anchor="_Toc213166948" w:history="1">
-            <w:r>
-              <w:rPr>
-                <w:rStyle w:val="Hipervnculo"/>
-                <w:rFonts w:ascii="Calibri" w:hAnsi="Calibri" w:cs="Calibri"/>
-                <w:noProof/>
-                <w:lang w:val="es-ES"/>
-              </w:rPr>
-              <w:t>6. Layouts (diseño)</w:t>
-            </w:r>
-            <w:r>
-              <w:rPr>
-                <w:noProof/>
-                <w:webHidden/>
-              </w:rPr>
-              <w:tab/>
-            </w:r>
-            <w:r>
-              <w:rPr>
-                <w:noProof/>
-                <w:webHidden/>
-              </w:rPr>
-              <w:fldChar w:fldCharType="begin"/>
-            </w:r>
-            <w:r>
-              <w:rPr>
-                <w:noProof/>
-                <w:webHidden/>
-              </w:rPr>
-              <w:instrText xml:space="preserve"> PAGEREF _Toc213166948 \h </w:instrText>
-            </w:r>
-            <w:r>
-              <w:rPr>
-                <w:noProof/>
-                <w:webHidden/>
-              </w:rPr>
-            </w:r>
-            <w:r>
-              <w:rPr>
-                <w:noProof/>
-                <w:webHidden/>
-              </w:rPr>
-              <w:fldChar w:fldCharType="separate"/>
-            </w:r>
-            <w:r>
-              <w:rPr>
-                <w:noProof/>
-                <w:webHidden/>
-              </w:rPr>
-              <w:t>39</w:t>
-            </w:r>
-            <w:r>
-              <w:rPr>
-                <w:noProof/>
-                <w:webHidden/>
-              </w:rPr>
-              <w:fldChar w:fldCharType="end"/>
-            </w:r>
-          </w:hyperlink>
-        </w:p>
-        <w:p>
-          <w:pPr>
-            <w:pStyle w:val="TDC1"/>
-            <w:tabs>
-              <w:tab w:val="right" w:leader="dot" w:pos="8828"/>
-            </w:tabs>
-            <w:rPr>
-              <w:noProof/>
-              <w:lang w:val="es-ES" w:eastAsia="es-ES"/>
-            </w:rPr>
-          </w:pPr>
-          <w:hyperlink w:anchor="_Toc213166949" w:history="1">
-            <w:r>
-              <w:rPr>
-                <w:rStyle w:val="Hipervnculo"/>
-                <w:rFonts w:ascii="Calibri" w:hAnsi="Calibri" w:cs="Calibri"/>
-                <w:noProof/>
-                <w:lang w:val="es-ES"/>
-              </w:rPr>
-              <w:t>7. Problemas encontrados y sus Soluciones</w:t>
-            </w:r>
-            <w:r>
-              <w:rPr>
-                <w:noProof/>
-                <w:webHidden/>
-              </w:rPr>
-              <w:tab/>
-            </w:r>
-            <w:r>
-              <w:rPr>
-                <w:noProof/>
-                <w:webHidden/>
-              </w:rPr>
-              <w:fldChar w:fldCharType="begin"/>
-            </w:r>
-            <w:r>
-              <w:rPr>
-                <w:noProof/>
-                <w:webHidden/>
-              </w:rPr>
-              <w:instrText xml:space="preserve"> PAGEREF _Toc213166949 \h </w:instrText>
+              <w:instrText xml:space="preserve"> PAGEREF _Toc214278335 \h </w:instrText>
             </w:r>
             <w:r>
               <w:rPr>
@@ -2225,6 +1994,77 @@
         </w:p>
         <w:p>
           <w:pPr>
+            <w:pStyle w:val="TDC2"/>
+            <w:tabs>
+              <w:tab w:val="right" w:leader="dot" w:pos="8828"/>
+            </w:tabs>
+            <w:rPr>
+              <w:noProof/>
+              <w:lang w:val="es-ES" w:eastAsia="es-ES"/>
+            </w:rPr>
+          </w:pPr>
+          <w:hyperlink w:anchor="_Toc214278336" w:history="1">
+            <w:r>
+              <w:rPr>
+                <w:rStyle w:val="Hipervnculo"/>
+                <w:rFonts w:ascii="Calibri" w:hAnsi="Calibri" w:cs="Calibri"/>
+                <w:noProof/>
+                <w:lang w:val="es-ES"/>
+              </w:rPr>
+              <w:t>AndroidManifest.xml</w:t>
+            </w:r>
+            <w:r>
+              <w:rPr>
+                <w:noProof/>
+                <w:webHidden/>
+              </w:rPr>
+              <w:tab/>
+            </w:r>
+            <w:r>
+              <w:rPr>
+                <w:noProof/>
+                <w:webHidden/>
+              </w:rPr>
+              <w:fldChar w:fldCharType="begin"/>
+            </w:r>
+            <w:r>
+              <w:rPr>
+                <w:noProof/>
+                <w:webHidden/>
+              </w:rPr>
+              <w:instrText xml:space="preserve"> PAGEREF _Toc214278336 \h </w:instrText>
+            </w:r>
+            <w:r>
+              <w:rPr>
+                <w:noProof/>
+                <w:webHidden/>
+              </w:rPr>
+            </w:r>
+            <w:r>
+              <w:rPr>
+                <w:noProof/>
+                <w:webHidden/>
+              </w:rPr>
+              <w:fldChar w:fldCharType="separate"/>
+            </w:r>
+            <w:r>
+              <w:rPr>
+                <w:noProof/>
+                <w:webHidden/>
+              </w:rPr>
+              <w:t>42</w:t>
+            </w:r>
+            <w:r>
+              <w:rPr>
+                <w:noProof/>
+                <w:webHidden/>
+              </w:rPr>
+              <w:fldChar w:fldCharType="end"/>
+            </w:r>
+          </w:hyperlink>
+        </w:p>
+        <w:p>
+          <w:pPr>
             <w:pStyle w:val="TDC1"/>
             <w:tabs>
               <w:tab w:val="right" w:leader="dot" w:pos="8828"/>
@@ -2234,7 +2074,149 @@
               <w:lang w:val="es-ES" w:eastAsia="es-ES"/>
             </w:rPr>
           </w:pPr>
-          <w:hyperlink w:anchor="_Toc213166950" w:history="1">
+          <w:hyperlink w:anchor="_Toc214278337" w:history="1">
+            <w:r>
+              <w:rPr>
+                <w:rStyle w:val="Hipervnculo"/>
+                <w:rFonts w:ascii="Calibri" w:hAnsi="Calibri" w:cs="Calibri"/>
+                <w:noProof/>
+                <w:lang w:val="es-ES"/>
+              </w:rPr>
+              <w:t>6. Layouts (diseño)</w:t>
+            </w:r>
+            <w:r>
+              <w:rPr>
+                <w:noProof/>
+                <w:webHidden/>
+              </w:rPr>
+              <w:tab/>
+            </w:r>
+            <w:r>
+              <w:rPr>
+                <w:noProof/>
+                <w:webHidden/>
+              </w:rPr>
+              <w:fldChar w:fldCharType="begin"/>
+            </w:r>
+            <w:r>
+              <w:rPr>
+                <w:noProof/>
+                <w:webHidden/>
+              </w:rPr>
+              <w:instrText xml:space="preserve"> PAGEREF _Toc214278337 \h </w:instrText>
+            </w:r>
+            <w:r>
+              <w:rPr>
+                <w:noProof/>
+                <w:webHidden/>
+              </w:rPr>
+            </w:r>
+            <w:r>
+              <w:rPr>
+                <w:noProof/>
+                <w:webHidden/>
+              </w:rPr>
+              <w:fldChar w:fldCharType="separate"/>
+            </w:r>
+            <w:r>
+              <w:rPr>
+                <w:noProof/>
+                <w:webHidden/>
+              </w:rPr>
+              <w:t>44</w:t>
+            </w:r>
+            <w:r>
+              <w:rPr>
+                <w:noProof/>
+                <w:webHidden/>
+              </w:rPr>
+              <w:fldChar w:fldCharType="end"/>
+            </w:r>
+          </w:hyperlink>
+        </w:p>
+        <w:p>
+          <w:pPr>
+            <w:pStyle w:val="TDC1"/>
+            <w:tabs>
+              <w:tab w:val="right" w:leader="dot" w:pos="8828"/>
+            </w:tabs>
+            <w:rPr>
+              <w:noProof/>
+              <w:lang w:val="es-ES" w:eastAsia="es-ES"/>
+            </w:rPr>
+          </w:pPr>
+          <w:hyperlink w:anchor="_Toc214278338" w:history="1">
+            <w:r>
+              <w:rPr>
+                <w:rStyle w:val="Hipervnculo"/>
+                <w:rFonts w:ascii="Calibri" w:hAnsi="Calibri" w:cs="Calibri"/>
+                <w:noProof/>
+                <w:lang w:val="es-ES"/>
+              </w:rPr>
+              <w:t>7. Problemas encontrados y sus Soluciones</w:t>
+            </w:r>
+            <w:r>
+              <w:rPr>
+                <w:noProof/>
+                <w:webHidden/>
+              </w:rPr>
+              <w:tab/>
+            </w:r>
+            <w:r>
+              <w:rPr>
+                <w:noProof/>
+                <w:webHidden/>
+              </w:rPr>
+              <w:fldChar w:fldCharType="begin"/>
+            </w:r>
+            <w:r>
+              <w:rPr>
+                <w:noProof/>
+                <w:webHidden/>
+              </w:rPr>
+              <w:instrText xml:space="preserve"> PAGEREF _Toc214278338 \h </w:instrText>
+            </w:r>
+            <w:r>
+              <w:rPr>
+                <w:noProof/>
+                <w:webHidden/>
+              </w:rPr>
+            </w:r>
+            <w:r>
+              <w:rPr>
+                <w:noProof/>
+                <w:webHidden/>
+              </w:rPr>
+              <w:fldChar w:fldCharType="separate"/>
+            </w:r>
+            <w:r>
+              <w:rPr>
+                <w:noProof/>
+                <w:webHidden/>
+              </w:rPr>
+              <w:t>45</w:t>
+            </w:r>
+            <w:r>
+              <w:rPr>
+                <w:noProof/>
+                <w:webHidden/>
+              </w:rPr>
+              <w:fldChar w:fldCharType="end"/>
+            </w:r>
+          </w:hyperlink>
+        </w:p>
+        <w:p>
+          <w:pPr>
+            <w:pStyle w:val="TDC1"/>
+            <w:tabs>
+              <w:tab w:val="right" w:leader="dot" w:pos="8828"/>
+            </w:tabs>
+            <w:rPr>
+              <w:noProof/>
+              <w:lang w:val="es-ES" w:eastAsia="es-ES"/>
+            </w:rPr>
+          </w:pPr>
+          <w:hyperlink w:anchor="_Toc214278339" w:history="1">
             <w:r>
               <w:rPr>
                 <w:rStyle w:val="Hipervnculo"/>
@@ -2263,7 +2245,7 @@
                 <w:noProof/>
                 <w:webHidden/>
               </w:rPr>
-              <w:instrText xml:space="preserve"> PAGEREF _Toc213166950 \h </w:instrText>
+              <w:instrText xml:space="preserve"> PAGEREF _Toc214278339 \h </w:instrText>
             </w:r>
             <w:r>
               <w:rPr>
@@ -2283,7 +2265,7 @@
                 <w:noProof/>
                 <w:webHidden/>
               </w:rPr>
-              <w:t>41</w:t>
+              <w:t>46</w:t>
             </w:r>
             <w:r>
               <w:rPr>
@@ -2305,7 +2287,7 @@
               <w:lang w:val="es-ES" w:eastAsia="es-ES"/>
             </w:rPr>
           </w:pPr>
-          <w:hyperlink w:anchor="_Toc213166951" w:history="1">
+          <w:hyperlink w:anchor="_Toc214278340" w:history="1">
             <w:r>
               <w:rPr>
                 <w:rStyle w:val="Hipervnculo"/>
@@ -2313,7 +2295,7 @@
                 <w:noProof/>
                 <w:lang w:val="es-ES"/>
               </w:rPr>
-              <w:t>9. Video explicativo DE LA APP</w:t>
+              <w:t>9. Requisitos minimos de la app</w:t>
             </w:r>
             <w:r>
               <w:rPr>
@@ -2334,7 +2316,7 @@
                 <w:noProof/>
                 <w:webHidden/>
               </w:rPr>
-              <w:instrText xml:space="preserve"> PAGEREF _Toc213166951 \h </w:instrText>
+              <w:instrText xml:space="preserve"> PAGEREF _Toc214278340 \h </w:instrText>
             </w:r>
             <w:r>
               <w:rPr>
@@ -2354,78 +2336,7 @@
                 <w:noProof/>
                 <w:webHidden/>
               </w:rPr>
-              <w:t>43</w:t>
-            </w:r>
-            <w:r>
-              <w:rPr>
-                <w:noProof/>
-                <w:webHidden/>
-              </w:rPr>
-              <w:fldChar w:fldCharType="end"/>
-            </w:r>
-          </w:hyperlink>
-        </w:p>
-        <w:p>
-          <w:pPr>
-            <w:pStyle w:val="TDC1"/>
-            <w:tabs>
-              <w:tab w:val="right" w:leader="dot" w:pos="8828"/>
-            </w:tabs>
-            <w:rPr>
-              <w:noProof/>
-              <w:lang w:val="es-ES" w:eastAsia="es-ES"/>
-            </w:rPr>
-          </w:pPr>
-          <w:hyperlink w:anchor="_Toc213166952" w:history="1">
-            <w:r>
-              <w:rPr>
-                <w:rStyle w:val="Hipervnculo"/>
-                <w:rFonts w:ascii="Calibri" w:hAnsi="Calibri" w:cs="Calibri"/>
-                <w:noProof/>
-                <w:lang w:val="es-ES"/>
-              </w:rPr>
-              <w:t>10. Requisitos minimos de la app</w:t>
-            </w:r>
-            <w:r>
-              <w:rPr>
-                <w:noProof/>
-                <w:webHidden/>
-              </w:rPr>
-              <w:tab/>
-            </w:r>
-            <w:r>
-              <w:rPr>
-                <w:noProof/>
-                <w:webHidden/>
-              </w:rPr>
-              <w:fldChar w:fldCharType="begin"/>
-            </w:r>
-            <w:r>
-              <w:rPr>
-                <w:noProof/>
-                <w:webHidden/>
-              </w:rPr>
-              <w:instrText xml:space="preserve"> PAGEREF _Toc213166952 \h </w:instrText>
-            </w:r>
-            <w:r>
-              <w:rPr>
-                <w:noProof/>
-                <w:webHidden/>
-              </w:rPr>
-            </w:r>
-            <w:r>
-              <w:rPr>
-                <w:noProof/>
-                <w:webHidden/>
-              </w:rPr>
-              <w:fldChar w:fldCharType="separate"/>
-            </w:r>
-            <w:r>
-              <w:rPr>
-                <w:noProof/>
-                <w:webHidden/>
-              </w:rPr>
-              <w:t>43</w:t>
+              <w:t>48</w:t>
             </w:r>
             <w:r>
               <w:rPr>
@@ -2571,7 +2482,7 @@
           <w:lang w:val="es-ES"/>
         </w:rPr>
       </w:pPr>
-      <w:bookmarkStart w:id="2" w:name="_Toc213166934"/>
+      <w:bookmarkStart w:id="2" w:name="_Toc214278323"/>
       <w:r>
         <w:rPr>
           <w:rFonts w:ascii="Calibri" w:hAnsi="Calibri" w:cs="Calibri"/>
@@ -2596,6 +2507,13 @@
           <w:rFonts w:ascii="Calibri" w:hAnsi="Calibri" w:cs="Calibri"/>
           <w:lang w:val="es-ES"/>
         </w:rPr>
+        <w:t xml:space="preserve">- </w:t>
+      </w:r>
+      <w:r>
+        <w:rPr>
+          <w:rFonts w:ascii="Calibri" w:hAnsi="Calibri" w:cs="Calibri"/>
+          <w:lang w:val="es-ES"/>
+        </w:rPr>
         <w:t>El proyecto e</w:t>
       </w:r>
       <w:r>
@@ -2703,7 +2621,7 @@
           <w:lang w:val="es-ES"/>
         </w:rPr>
       </w:pPr>
-      <w:bookmarkStart w:id="3" w:name="_Toc213166935"/>
+      <w:bookmarkStart w:id="3" w:name="_Toc214278324"/>
       <w:r>
         <w:rPr>
           <w:rFonts w:ascii="Calibri" w:hAnsi="Calibri" w:cs="Calibri"/>
@@ -3101,7 +3019,7 @@
           <w:lang w:val="es-ES"/>
         </w:rPr>
       </w:pPr>
-      <w:bookmarkStart w:id="4" w:name="_Toc213166936"/>
+      <w:bookmarkStart w:id="4" w:name="_Toc214278325"/>
       <w:r>
         <w:rPr>
           <w:rFonts w:ascii="Calibri" w:hAnsi="Calibri" w:cs="Calibri"/>
@@ -3827,7 +3745,7 @@
         <w:pStyle w:val="Subttulo"/>
         <w:numPr>
           <w:ilvl w:val="0"/>
-          <w:numId w:val="0"/>
+          <w:numId w:val="53"/>
         </w:numPr>
         <w:jc w:val="both"/>
         <w:rPr>
@@ -4029,7 +3947,7 @@
         <w:pStyle w:val="Subttulo"/>
         <w:numPr>
           <w:ilvl w:val="0"/>
-          <w:numId w:val="0"/>
+          <w:numId w:val="53"/>
         </w:numPr>
         <w:jc w:val="both"/>
         <w:rPr>
@@ -4082,7 +4000,7 @@
           <w:lang w:val="es-ES"/>
         </w:rPr>
       </w:pPr>
-      <w:bookmarkStart w:id="5" w:name="_Toc213166937"/>
+      <w:bookmarkStart w:id="5" w:name="_Toc214278326"/>
       <w:r>
         <w:rPr>
           <w:rFonts w:ascii="Calibri" w:hAnsi="Calibri" w:cs="Calibri"/>
@@ -4109,6 +4027,11 @@
     </w:p>
     <w:p>
       <w:pPr>
+        <w:pStyle w:val="Prrafodelista"/>
+        <w:numPr>
+          <w:ilvl w:val="0"/>
+          <w:numId w:val="52"/>
+        </w:numPr>
         <w:rPr>
           <w:rStyle w:val="Hipervnculo"/>
           <w:sz w:val="22"/>
@@ -4274,13 +4197,12 @@
           <w:lang w:val="es-ES"/>
         </w:rPr>
       </w:pPr>
-      <w:bookmarkStart w:id="6" w:name="_Toc213166938"/>
-      <w:r>
-        <w:rPr>
-          <w:rFonts w:ascii="Calibri" w:hAnsi="Calibri" w:cs="Calibri"/>
-          <w:lang w:val="es-ES"/>
-        </w:rPr>
-        <w:lastRenderedPageBreak/>
+      <w:bookmarkStart w:id="6" w:name="_Toc214278327"/>
+      <w:r>
+        <w:rPr>
+          <w:rFonts w:ascii="Calibri" w:hAnsi="Calibri" w:cs="Calibri"/>
+          <w:lang w:val="es-ES"/>
+        </w:rPr>
         <w:t>5</w:t>
       </w:r>
       <w:r>
@@ -4313,7 +4235,7 @@
           <w:lang w:val="es-ES"/>
         </w:rPr>
       </w:pPr>
-      <w:bookmarkStart w:id="7" w:name="_Toc213166939"/>
+      <w:bookmarkStart w:id="7" w:name="_Toc214278328"/>
       <w:r>
         <w:rPr>
           <w:rFonts w:ascii="Calibri" w:hAnsi="Calibri" w:cs="Calibri"/>
@@ -4791,6 +4713,7 @@
           <w:noProof/>
           <w:lang w:val="es-ES" w:eastAsia="es-ES"/>
         </w:rPr>
+        <w:lastRenderedPageBreak/>
         <w:drawing>
           <wp:inline distT="0" distB="0" distL="0" distR="0" wp14:anchorId="585A908F" wp14:editId="2568AA13">
             <wp:extent cx="5612130" cy="2654300"/>
@@ -4848,8 +4771,8 @@
           <w:lang w:val="es-ES"/>
         </w:rPr>
       </w:pPr>
-      <w:bookmarkStart w:id="8" w:name="_Toc213166940"/>
-      <w:bookmarkStart w:id="9" w:name="loginactivity"/>
+      <w:bookmarkStart w:id="8" w:name="loginactivity"/>
+      <w:bookmarkStart w:id="9" w:name="_Toc214278329"/>
       <w:bookmarkEnd w:id="1"/>
       <w:r>
         <w:rPr>
@@ -4859,10 +4782,9 @@
           <w:u w:val="single"/>
           <w:lang w:val="es-ES"/>
         </w:rPr>
-        <w:lastRenderedPageBreak/>
         <w:t>LoginActivity:</w:t>
       </w:r>
-      <w:bookmarkEnd w:id="8"/>
+      <w:bookmarkEnd w:id="9"/>
     </w:p>
     <w:p>
       <w:pPr>
@@ -5014,6 +4936,7 @@
           <w:noProof/>
           <w:lang w:val="es-ES" w:eastAsia="es-ES"/>
         </w:rPr>
+        <w:lastRenderedPageBreak/>
         <w:drawing>
           <wp:inline distT="0" distB="0" distL="0" distR="0" wp14:anchorId="00087406" wp14:editId="5F57C6A5">
             <wp:extent cx="5612130" cy="4680585"/>
@@ -5128,7 +5051,6 @@
           <w:szCs w:val="28"/>
           <w:lang w:val="es-ES"/>
         </w:rPr>
-        <w:lastRenderedPageBreak/>
         <w:t>Librerías</w:t>
       </w:r>
       <w:r>
@@ -5226,6 +5148,7 @@
           <w:bCs/>
           <w:lang w:val="es-ES"/>
         </w:rPr>
+        <w:lastRenderedPageBreak/>
         <w:t xml:space="preserve">import android.widget.*: </w:t>
       </w:r>
       <w:r>
@@ -5799,7 +5722,6 @@
           <w:rFonts w:ascii="Calibri" w:hAnsi="Calibri" w:cs="Calibri"/>
           <w:lang w:val="es-ES"/>
         </w:rPr>
-        <w:lastRenderedPageBreak/>
         <w:t xml:space="preserve">- </w:t>
       </w:r>
       <w:r>
@@ -5883,6 +5805,7 @@
           <w:noProof/>
           <w:lang w:val="es-ES" w:eastAsia="es-ES"/>
         </w:rPr>
+        <w:lastRenderedPageBreak/>
         <w:drawing>
           <wp:inline distT="0" distB="0" distL="0" distR="0" wp14:anchorId="72E60023" wp14:editId="7CA02FC7">
             <wp:extent cx="3905795" cy="704948"/>
@@ -6245,24 +6168,24 @@
           <w:bCs/>
           <w:lang w:val="es-ES"/>
         </w:rPr>
+        <w:t>TexView tvOlvidar:</w:t>
+      </w:r>
+    </w:p>
+    <w:p>
+      <w:pPr>
+        <w:pStyle w:val="Textoindependiente"/>
+        <w:rPr>
+          <w:rFonts w:ascii="Calibri" w:hAnsi="Calibri" w:cs="Calibri"/>
+          <w:lang w:val="es-ES"/>
+        </w:rPr>
+      </w:pPr>
+      <w:r>
+        <w:rPr>
+          <w:rFonts w:ascii="Calibri" w:hAnsi="Calibri" w:cs="Calibri"/>
+          <w:noProof/>
+          <w:lang w:val="es-ES"/>
+        </w:rPr>
         <w:lastRenderedPageBreak/>
-        <w:t>TexView tvOlvidar:</w:t>
-      </w:r>
-    </w:p>
-    <w:p>
-      <w:pPr>
-        <w:pStyle w:val="Textoindependiente"/>
-        <w:rPr>
-          <w:rFonts w:ascii="Calibri" w:hAnsi="Calibri" w:cs="Calibri"/>
-          <w:lang w:val="es-ES"/>
-        </w:rPr>
-      </w:pPr>
-      <w:r>
-        <w:rPr>
-          <w:rFonts w:ascii="Calibri" w:hAnsi="Calibri" w:cs="Calibri"/>
-          <w:noProof/>
-          <w:lang w:val="es-ES"/>
-        </w:rPr>
         <w:drawing>
           <wp:inline distT="0" distB="0" distL="0" distR="0" wp14:anchorId="0BED7472" wp14:editId="2F98EA32">
             <wp:extent cx="5612130" cy="3234690"/>
@@ -6621,52 +6544,52 @@
           <w:rFonts w:ascii="Calibri" w:hAnsi="Calibri" w:cs="Calibri"/>
           <w:lang w:val="es-ES"/>
         </w:rPr>
+        <w:t>-</w:t>
+      </w:r>
+      <w:r>
+        <w:rPr>
+          <w:rFonts w:ascii="Calibri" w:hAnsi="Calibri" w:cs="Calibri"/>
+          <w:lang w:val="es-ES"/>
+        </w:rPr>
+        <w:t xml:space="preserve"> El método </w:t>
+      </w:r>
+      <w:r>
+        <w:rPr>
+          <w:rFonts w:ascii="Calibri" w:hAnsi="Calibri" w:cs="Calibri"/>
+          <w:lang w:val="es-ES"/>
+        </w:rPr>
+        <w:t xml:space="preserve"> </w:t>
+      </w:r>
+      <w:r>
+        <w:rPr>
+          <w:rStyle w:val="VerbatimChar"/>
+          <w:rFonts w:ascii="Calibri" w:hAnsi="Calibri" w:cs="Calibri"/>
+          <w:lang w:val="es-ES"/>
+        </w:rPr>
+        <w:t>loginUsuario()</w:t>
+      </w:r>
+      <w:r>
+        <w:rPr>
+          <w:rFonts w:ascii="Calibri" w:hAnsi="Calibri" w:cs="Calibri"/>
+          <w:lang w:val="es-ES"/>
+        </w:rPr>
+        <w:t xml:space="preserve"> revisa que no haya campos vacíos</w:t>
+      </w:r>
+    </w:p>
+    <w:p>
+      <w:pPr>
+        <w:pStyle w:val="Textoindependiente"/>
+        <w:rPr>
+          <w:rFonts w:ascii="Calibri" w:hAnsi="Calibri" w:cs="Calibri"/>
+          <w:lang w:val="es-ES"/>
+        </w:rPr>
+      </w:pPr>
+      <w:r>
+        <w:rPr>
+          <w:rFonts w:ascii="Calibri" w:hAnsi="Calibri" w:cs="Calibri"/>
+          <w:lang w:val="es-ES"/>
+        </w:rPr>
         <w:lastRenderedPageBreak/>
-        <w:t>-</w:t>
-      </w:r>
-      <w:r>
-        <w:rPr>
-          <w:rFonts w:ascii="Calibri" w:hAnsi="Calibri" w:cs="Calibri"/>
-          <w:lang w:val="es-ES"/>
-        </w:rPr>
-        <w:t xml:space="preserve"> El método </w:t>
-      </w:r>
-      <w:r>
-        <w:rPr>
-          <w:rFonts w:ascii="Calibri" w:hAnsi="Calibri" w:cs="Calibri"/>
-          <w:lang w:val="es-ES"/>
-        </w:rPr>
-        <w:t xml:space="preserve"> </w:t>
-      </w:r>
-      <w:r>
-        <w:rPr>
-          <w:rStyle w:val="VerbatimChar"/>
-          <w:rFonts w:ascii="Calibri" w:hAnsi="Calibri" w:cs="Calibri"/>
-          <w:lang w:val="es-ES"/>
-        </w:rPr>
-        <w:t>loginUsuario()</w:t>
-      </w:r>
-      <w:r>
-        <w:rPr>
-          <w:rFonts w:ascii="Calibri" w:hAnsi="Calibri" w:cs="Calibri"/>
-          <w:lang w:val="es-ES"/>
-        </w:rPr>
-        <w:t xml:space="preserve"> revisa que no haya campos vacíos</w:t>
-      </w:r>
-    </w:p>
-    <w:p>
-      <w:pPr>
-        <w:pStyle w:val="Textoindependiente"/>
-        <w:rPr>
-          <w:rFonts w:ascii="Calibri" w:hAnsi="Calibri" w:cs="Calibri"/>
-          <w:lang w:val="es-ES"/>
-        </w:rPr>
-      </w:pPr>
-      <w:r>
-        <w:rPr>
-          <w:rFonts w:ascii="Calibri" w:hAnsi="Calibri" w:cs="Calibri"/>
-          <w:lang w:val="es-ES"/>
-        </w:rPr>
         <w:t>- Inicia sesión con Firebase</w:t>
       </w:r>
       <w:r>
@@ -6915,9 +6838,9 @@
           <w:lang w:val="es-ES"/>
         </w:rPr>
       </w:pPr>
-      <w:bookmarkStart w:id="10" w:name="_Toc213166941"/>
-      <w:bookmarkStart w:id="11" w:name="registeractivity"/>
-      <w:bookmarkEnd w:id="9"/>
+      <w:bookmarkStart w:id="10" w:name="registeractivity"/>
+      <w:bookmarkStart w:id="11" w:name="_Toc214278330"/>
+      <w:bookmarkEnd w:id="8"/>
       <w:r>
         <w:rPr>
           <w:rFonts w:ascii="Calibri" w:hAnsi="Calibri" w:cs="Calibri"/>
@@ -6929,7 +6852,7 @@
         <w:lastRenderedPageBreak/>
         <w:t>RegisterActivity:</w:t>
       </w:r>
-      <w:bookmarkEnd w:id="10"/>
+      <w:bookmarkEnd w:id="11"/>
     </w:p>
     <w:p>
       <w:pPr>
@@ -8628,7 +8551,7 @@
         </w:rPr>
       </w:pPr>
       <w:bookmarkStart w:id="12" w:name="androidmanifest.xml"/>
-      <w:bookmarkEnd w:id="11"/>
+      <w:bookmarkEnd w:id="10"/>
     </w:p>
     <w:p>
       <w:pPr>
@@ -8648,7 +8571,7 @@
           <w:lang w:val="es-ES"/>
         </w:rPr>
       </w:pPr>
-      <w:bookmarkStart w:id="13" w:name="_Toc213166942"/>
+      <w:bookmarkStart w:id="13" w:name="_Toc214278331"/>
       <w:r>
         <w:rPr>
           <w:rFonts w:ascii="Calibri" w:hAnsi="Calibri" w:cs="Calibri"/>
@@ -10889,7 +10812,7 @@
           <w:lang w:val="es-ES"/>
         </w:rPr>
       </w:pPr>
-      <w:bookmarkStart w:id="14" w:name="_Toc213166943"/>
+      <w:bookmarkStart w:id="14" w:name="_Toc214278332"/>
       <w:r>
         <w:rPr>
           <w:rFonts w:ascii="Calibri" w:hAnsi="Calibri" w:cs="Calibri"/>
@@ -11914,7 +11837,7 @@
           <w:lang w:val="es-ES"/>
         </w:rPr>
       </w:pPr>
-      <w:bookmarkStart w:id="15" w:name="_Toc213166944"/>
+      <w:bookmarkStart w:id="15" w:name="_Toc214278333"/>
       <w:r>
         <w:rPr>
           <w:rFonts w:ascii="Calibri" w:hAnsi="Calibri" w:cs="Calibri"/>
@@ -14395,7 +14318,7 @@
           <w:lang w:val="es-ES"/>
         </w:rPr>
       </w:pPr>
-      <w:bookmarkStart w:id="19" w:name="_Toc213166945"/>
+      <w:bookmarkStart w:id="19" w:name="_Toc214278334"/>
       <w:r>
         <w:rPr>
           <w:rFonts w:ascii="Calibri" w:hAnsi="Calibri" w:cs="Calibri"/>
@@ -16713,6 +16636,7 @@
       </w:pPr>
       <w:r>
         <w:rPr>
+          <w:noProof/>
           <w:lang w:val="es-ES"/>
         </w:rPr>
         <w:drawing>
@@ -16983,6 +16907,7 @@
       <w:r>
         <w:rPr>
           <w:rFonts w:ascii="Calibri" w:hAnsi="Calibri" w:cs="Calibri"/>
+          <w:noProof/>
           <w:lang w:val="es-ES"/>
         </w:rPr>
         <w:drawing>
@@ -18285,6 +18210,7 @@
         <w:rPr>
           <w:rFonts w:ascii="Calibri" w:hAnsi="Calibri" w:cs="Calibri"/>
           <w:b/>
+          <w:noProof/>
         </w:rPr>
         <w:lastRenderedPageBreak/>
         <w:drawing>
@@ -18770,6 +18696,7 @@
       <w:r>
         <w:rPr>
           <w:rFonts w:ascii="Calibri" w:hAnsi="Calibri" w:cs="Calibri"/>
+          <w:noProof/>
         </w:rPr>
         <w:lastRenderedPageBreak/>
         <w:drawing>
@@ -18819,6 +18746,7 @@
       <w:r>
         <w:rPr>
           <w:rFonts w:ascii="Calibri" w:hAnsi="Calibri" w:cs="Calibri"/>
+          <w:noProof/>
         </w:rPr>
         <w:lastRenderedPageBreak/>
         <w:drawing>
@@ -18955,21 +18883,7 @@
           <w:rFonts w:ascii="Calibri" w:hAnsi="Calibri" w:cs="Calibri"/>
           <w:lang w:val="es-ES"/>
         </w:rPr>
-        <w:t xml:space="preserve">y una vez </w:t>
-      </w:r>
-      <w:r>
-        <w:rPr>
-          <w:rFonts w:ascii="Calibri" w:hAnsi="Calibri" w:cs="Calibri"/>
-          <w:lang w:val="es-ES"/>
-        </w:rPr>
-        <w:t>editada</w:t>
-      </w:r>
-      <w:r>
-        <w:rPr>
-          <w:rFonts w:ascii="Calibri" w:hAnsi="Calibri" w:cs="Calibri"/>
-          <w:lang w:val="es-ES"/>
-        </w:rPr>
-        <w:t xml:space="preserve"> la reseña,</w:t>
+        <w:t>y una vez editada la reseña,</w:t>
       </w:r>
       <w:r>
         <w:rPr>
@@ -18997,21 +18911,7 @@
           <w:rFonts w:ascii="Calibri" w:hAnsi="Calibri" w:cs="Calibri"/>
           <w:lang w:val="es-ES"/>
         </w:rPr>
-        <w:t>“</w:t>
-      </w:r>
-      <w:r>
-        <w:rPr>
-          <w:rFonts w:ascii="Calibri" w:hAnsi="Calibri" w:cs="Calibri"/>
-          <w:lang w:val="es-ES"/>
-        </w:rPr>
-        <w:t>Reseña editada</w:t>
-      </w:r>
-      <w:r>
-        <w:rPr>
-          <w:rFonts w:ascii="Calibri" w:hAnsi="Calibri" w:cs="Calibri"/>
-          <w:lang w:val="es-ES"/>
-        </w:rPr>
-        <w:t xml:space="preserve">” </w:t>
+        <w:t xml:space="preserve">“Reseña editada” </w:t>
       </w:r>
       <w:r>
         <w:rPr>
@@ -19039,21 +18939,7 @@
           <w:rFonts w:ascii="Calibri" w:hAnsi="Calibri" w:cs="Calibri"/>
           <w:lang w:val="es-ES"/>
         </w:rPr>
-        <w:t xml:space="preserve">diciendo “Has </w:t>
-      </w:r>
-      <w:r>
-        <w:rPr>
-          <w:rFonts w:ascii="Calibri" w:hAnsi="Calibri" w:cs="Calibri"/>
-          <w:lang w:val="es-ES"/>
-        </w:rPr>
-        <w:t>editado</w:t>
-      </w:r>
-      <w:r>
-        <w:rPr>
-          <w:rFonts w:ascii="Calibri" w:hAnsi="Calibri" w:cs="Calibri"/>
-          <w:lang w:val="es-ES"/>
-        </w:rPr>
-        <w:t>: x pelicula/serie”</w:t>
+        <w:t>diciendo “Has editado: x pelicula/serie”</w:t>
       </w:r>
       <w:r>
         <w:rPr>
@@ -19203,7 +19089,7 @@
           <w:lang w:val="es-ES"/>
         </w:rPr>
       </w:pPr>
-      <w:bookmarkStart w:id="20" w:name="_Toc213166946"/>
+      <w:bookmarkStart w:id="20" w:name="_Toc214278335"/>
       <w:r>
         <w:rPr>
           <w:rFonts w:ascii="Calibri" w:hAnsi="Calibri" w:cs="Calibri"/>
@@ -20332,7 +20218,7 @@
           <w:lang w:val="es-ES"/>
         </w:rPr>
       </w:pPr>
-      <w:bookmarkStart w:id="21" w:name="_Toc213166947"/>
+      <w:bookmarkStart w:id="21" w:name="_Toc214278336"/>
       <w:r>
         <w:rPr>
           <w:rFonts w:ascii="Calibri" w:hAnsi="Calibri" w:cs="Calibri"/>
@@ -20464,6 +20350,7 @@
       <w:r>
         <w:rPr>
           <w:rFonts w:ascii="Calibri" w:hAnsi="Calibri" w:cs="Calibri"/>
+          <w:noProof/>
           <w:lang w:val="es-ES"/>
         </w:rPr>
         <w:drawing>
@@ -20778,7 +20665,7 @@
           <w:lang w:val="es-ES"/>
         </w:rPr>
       </w:pPr>
-      <w:bookmarkStart w:id="22" w:name="_Toc213166948"/>
+      <w:bookmarkStart w:id="22" w:name="_Toc214278337"/>
       <w:r>
         <w:rPr>
           <w:rFonts w:ascii="Calibri" w:hAnsi="Calibri" w:cs="Calibri"/>
@@ -21280,7 +21167,7 @@
           <w:lang w:val="es-ES"/>
         </w:rPr>
       </w:pPr>
-      <w:bookmarkStart w:id="23" w:name="_Toc213166949"/>
+      <w:bookmarkStart w:id="23" w:name="_Toc214278338"/>
       <w:r>
         <w:rPr>
           <w:rFonts w:ascii="Calibri" w:hAnsi="Calibri" w:cs="Calibri"/>
@@ -21827,7 +21714,7 @@
           <w:lang w:val="es-ES"/>
         </w:rPr>
       </w:pPr>
-      <w:bookmarkStart w:id="24" w:name="_Toc213166950"/>
+      <w:bookmarkStart w:id="24" w:name="_Toc214278339"/>
       <w:r>
         <w:rPr>
           <w:rFonts w:ascii="Calibri" w:hAnsi="Calibri" w:cs="Calibri"/>
@@ -22133,13 +22020,20 @@
           <w:lang w:val="es-ES"/>
         </w:rPr>
       </w:pPr>
-      <w:bookmarkStart w:id="25" w:name="_Toc213166952"/>
-      <w:r>
-        <w:rPr>
-          <w:rFonts w:ascii="Calibri" w:hAnsi="Calibri" w:cs="Calibri"/>
-          <w:lang w:val="es-ES"/>
-        </w:rPr>
-        <w:t>10. Requisitos minimos de la app</w:t>
+      <w:bookmarkStart w:id="25" w:name="_Toc214278340"/>
+      <w:r>
+        <w:rPr>
+          <w:rFonts w:ascii="Calibri" w:hAnsi="Calibri" w:cs="Calibri"/>
+          <w:lang w:val="es-ES"/>
+        </w:rPr>
+        <w:t>9</w:t>
+      </w:r>
+      <w:r>
+        <w:rPr>
+          <w:rFonts w:ascii="Calibri" w:hAnsi="Calibri" w:cs="Calibri"/>
+          <w:lang w:val="es-ES"/>
+        </w:rPr>
+        <w:t>. Requisitos minimos de la app</w:t>
       </w:r>
       <w:bookmarkEnd w:id="25"/>
     </w:p>
@@ -26458,6 +26352,121 @@
     </w:lvl>
   </w:abstractNum>
   <w:abstractNum w:abstractNumId="30" w15:restartNumberingAfterBreak="0">
+    <w:nsid w:val="4F4D06E2"/>
+    <w:multiLevelType w:val="hybridMultilevel"/>
+    <w:tmpl w:val="8A08DBD6"/>
+    <w:lvl w:ilvl="0" w:tplc="5D90B41E">
+      <w:start w:val="4"/>
+      <w:numFmt w:val="bullet"/>
+      <w:lvlText w:val="-"/>
+      <w:lvlJc w:val="left"/>
+      <w:pPr>
+        <w:ind w:left="720" w:hanging="360"/>
+      </w:pPr>
+      <w:rPr>
+        <w:rFonts w:ascii="Gill Sans MT" w:eastAsiaTheme="minorEastAsia" w:hAnsi="Gill Sans MT" w:cstheme="minorBidi" w:hint="default"/>
+        <w:b w:val="0"/>
+        <w:color w:val="auto"/>
+      </w:rPr>
+    </w:lvl>
+    <w:lvl w:ilvl="1" w:tplc="0C0A0003" w:tentative="1">
+      <w:start w:val="1"/>
+      <w:numFmt w:val="bullet"/>
+      <w:lvlText w:val="o"/>
+      <w:lvlJc w:val="left"/>
+      <w:pPr>
+        <w:ind w:left="1440" w:hanging="360"/>
+      </w:pPr>
+      <w:rPr>
+        <w:rFonts w:ascii="Courier New" w:hAnsi="Courier New" w:cs="Courier New" w:hint="default"/>
+      </w:rPr>
+    </w:lvl>
+    <w:lvl w:ilvl="2" w:tplc="0C0A0005" w:tentative="1">
+      <w:start w:val="1"/>
+      <w:numFmt w:val="bullet"/>
+      <w:lvlText w:val=""/>
+      <w:lvlJc w:val="left"/>
+      <w:pPr>
+        <w:ind w:left="2160" w:hanging="360"/>
+      </w:pPr>
+      <w:rPr>
+        <w:rFonts w:ascii="Wingdings" w:hAnsi="Wingdings" w:hint="default"/>
+      </w:rPr>
+    </w:lvl>
+    <w:lvl w:ilvl="3" w:tplc="0C0A0001" w:tentative="1">
+      <w:start w:val="1"/>
+      <w:numFmt w:val="bullet"/>
+      <w:lvlText w:val=""/>
+      <w:lvlJc w:val="left"/>
+      <w:pPr>
+        <w:ind w:left="2880" w:hanging="360"/>
+      </w:pPr>
+      <w:rPr>
+        <w:rFonts w:ascii="Symbol" w:hAnsi="Symbol" w:hint="default"/>
+      </w:rPr>
+    </w:lvl>
+    <w:lvl w:ilvl="4" w:tplc="0C0A0003" w:tentative="1">
+      <w:start w:val="1"/>
+      <w:numFmt w:val="bullet"/>
+      <w:lvlText w:val="o"/>
+      <w:lvlJc w:val="left"/>
+      <w:pPr>
+        <w:ind w:left="3600" w:hanging="360"/>
+      </w:pPr>
+      <w:rPr>
+        <w:rFonts w:ascii="Courier New" w:hAnsi="Courier New" w:cs="Courier New" w:hint="default"/>
+      </w:rPr>
+    </w:lvl>
+    <w:lvl w:ilvl="5" w:tplc="0C0A0005" w:tentative="1">
+      <w:start w:val="1"/>
+      <w:numFmt w:val="bullet"/>
+      <w:lvlText w:val=""/>
+      <w:lvlJc w:val="left"/>
+      <w:pPr>
+        <w:ind w:left="4320" w:hanging="360"/>
+      </w:pPr>
+      <w:rPr>
+        <w:rFonts w:ascii="Wingdings" w:hAnsi="Wingdings" w:hint="default"/>
+      </w:rPr>
+    </w:lvl>
+    <w:lvl w:ilvl="6" w:tplc="0C0A0001" w:tentative="1">
+      <w:start w:val="1"/>
+      <w:numFmt w:val="bullet"/>
+      <w:lvlText w:val=""/>
+      <w:lvlJc w:val="left"/>
+      <w:pPr>
+        <w:ind w:left="5040" w:hanging="360"/>
+      </w:pPr>
+      <w:rPr>
+        <w:rFonts w:ascii="Symbol" w:hAnsi="Symbol" w:hint="default"/>
+      </w:rPr>
+    </w:lvl>
+    <w:lvl w:ilvl="7" w:tplc="0C0A0003" w:tentative="1">
+      <w:start w:val="1"/>
+      <w:numFmt w:val="bullet"/>
+      <w:lvlText w:val="o"/>
+      <w:lvlJc w:val="left"/>
+      <w:pPr>
+        <w:ind w:left="5760" w:hanging="360"/>
+      </w:pPr>
+      <w:rPr>
+        <w:rFonts w:ascii="Courier New" w:hAnsi="Courier New" w:cs="Courier New" w:hint="default"/>
+      </w:rPr>
+    </w:lvl>
+    <w:lvl w:ilvl="8" w:tplc="0C0A0005" w:tentative="1">
+      <w:start w:val="1"/>
+      <w:numFmt w:val="bullet"/>
+      <w:lvlText w:val=""/>
+      <w:lvlJc w:val="left"/>
+      <w:pPr>
+        <w:ind w:left="6480" w:hanging="360"/>
+      </w:pPr>
+      <w:rPr>
+        <w:rFonts w:ascii="Wingdings" w:hAnsi="Wingdings" w:hint="default"/>
+      </w:rPr>
+    </w:lvl>
+  </w:abstractNum>
+  <w:abstractNum w:abstractNumId="31" w15:restartNumberingAfterBreak="0">
     <w:nsid w:val="4FD321C9"/>
     <w:multiLevelType w:val="hybridMultilevel"/>
     <w:tmpl w:val="9D32ED82"/>
@@ -26570,7 +26579,7 @@
       </w:rPr>
     </w:lvl>
   </w:abstractNum>
-  <w:abstractNum w:abstractNumId="31" w15:restartNumberingAfterBreak="0">
+  <w:abstractNum w:abstractNumId="32" w15:restartNumberingAfterBreak="0">
     <w:nsid w:val="5064620F"/>
     <w:multiLevelType w:val="multilevel"/>
     <w:tmpl w:val="5FE8D678"/>
@@ -26719,7 +26728,7 @@
       </w:rPr>
     </w:lvl>
   </w:abstractNum>
-  <w:abstractNum w:abstractNumId="32" w15:restartNumberingAfterBreak="0">
+  <w:abstractNum w:abstractNumId="33" w15:restartNumberingAfterBreak="0">
     <w:nsid w:val="519E592D"/>
     <w:multiLevelType w:val="hybridMultilevel"/>
     <w:tmpl w:val="E5DE0E98"/>
@@ -26832,7 +26841,7 @@
       </w:rPr>
     </w:lvl>
   </w:abstractNum>
-  <w:abstractNum w:abstractNumId="33" w15:restartNumberingAfterBreak="0">
+  <w:abstractNum w:abstractNumId="34" w15:restartNumberingAfterBreak="0">
     <w:nsid w:val="52066C4F"/>
     <w:multiLevelType w:val="multilevel"/>
     <w:tmpl w:val="C6681836"/>
@@ -26981,7 +26990,7 @@
       </w:rPr>
     </w:lvl>
   </w:abstractNum>
-  <w:abstractNum w:abstractNumId="34" w15:restartNumberingAfterBreak="0">
+  <w:abstractNum w:abstractNumId="35" w15:restartNumberingAfterBreak="0">
     <w:nsid w:val="55A55F6F"/>
     <w:multiLevelType w:val="multilevel"/>
     <w:tmpl w:val="C0E47DCC"/>
@@ -27130,7 +27139,7 @@
       </w:rPr>
     </w:lvl>
   </w:abstractNum>
-  <w:abstractNum w:abstractNumId="35" w15:restartNumberingAfterBreak="0">
+  <w:abstractNum w:abstractNumId="36" w15:restartNumberingAfterBreak="0">
     <w:nsid w:val="5643239A"/>
     <w:multiLevelType w:val="multilevel"/>
     <w:tmpl w:val="19D432B4"/>
@@ -27279,7 +27288,7 @@
       </w:rPr>
     </w:lvl>
   </w:abstractNum>
-  <w:abstractNum w:abstractNumId="36" w15:restartNumberingAfterBreak="0">
+  <w:abstractNum w:abstractNumId="37" w15:restartNumberingAfterBreak="0">
     <w:nsid w:val="575A578E"/>
     <w:multiLevelType w:val="multilevel"/>
     <w:tmpl w:val="688E9088"/>
@@ -27428,7 +27437,7 @@
       </w:rPr>
     </w:lvl>
   </w:abstractNum>
-  <w:abstractNum w:abstractNumId="37" w15:restartNumberingAfterBreak="0">
+  <w:abstractNum w:abstractNumId="38" w15:restartNumberingAfterBreak="0">
     <w:nsid w:val="5AC50B5C"/>
     <w:multiLevelType w:val="multilevel"/>
     <w:tmpl w:val="F4F88BF0"/>
@@ -27577,7 +27586,7 @@
       </w:rPr>
     </w:lvl>
   </w:abstractNum>
-  <w:abstractNum w:abstractNumId="38" w15:restartNumberingAfterBreak="0">
+  <w:abstractNum w:abstractNumId="39" w15:restartNumberingAfterBreak="0">
     <w:nsid w:val="5B3F521E"/>
     <w:multiLevelType w:val="hybridMultilevel"/>
     <w:tmpl w:val="16CAA3EE"/>
@@ -27690,7 +27699,7 @@
       </w:rPr>
     </w:lvl>
   </w:abstractNum>
-  <w:abstractNum w:abstractNumId="39" w15:restartNumberingAfterBreak="0">
+  <w:abstractNum w:abstractNumId="40" w15:restartNumberingAfterBreak="0">
     <w:nsid w:val="5D7A6247"/>
     <w:multiLevelType w:val="multilevel"/>
     <w:tmpl w:val="013A4AF0"/>
@@ -27839,7 +27848,7 @@
       </w:rPr>
     </w:lvl>
   </w:abstractNum>
-  <w:abstractNum w:abstractNumId="40" w15:restartNumberingAfterBreak="0">
+  <w:abstractNum w:abstractNumId="41" w15:restartNumberingAfterBreak="0">
     <w:nsid w:val="5D9C7B4B"/>
     <w:multiLevelType w:val="hybridMultilevel"/>
     <w:tmpl w:val="86E218AE"/>
@@ -27952,7 +27961,7 @@
       </w:rPr>
     </w:lvl>
   </w:abstractNum>
-  <w:abstractNum w:abstractNumId="41" w15:restartNumberingAfterBreak="0">
+  <w:abstractNum w:abstractNumId="42" w15:restartNumberingAfterBreak="0">
     <w:nsid w:val="62DB30C4"/>
     <w:multiLevelType w:val="multilevel"/>
     <w:tmpl w:val="248ECAE2"/>
@@ -28101,7 +28110,7 @@
       </w:rPr>
     </w:lvl>
   </w:abstractNum>
-  <w:abstractNum w:abstractNumId="42" w15:restartNumberingAfterBreak="0">
+  <w:abstractNum w:abstractNumId="43" w15:restartNumberingAfterBreak="0">
     <w:nsid w:val="6398196F"/>
     <w:multiLevelType w:val="multilevel"/>
     <w:tmpl w:val="D71E456E"/>
@@ -28250,7 +28259,7 @@
       </w:rPr>
     </w:lvl>
   </w:abstractNum>
-  <w:abstractNum w:abstractNumId="43" w15:restartNumberingAfterBreak="0">
+  <w:abstractNum w:abstractNumId="44" w15:restartNumberingAfterBreak="0">
     <w:nsid w:val="643C11B3"/>
     <w:multiLevelType w:val="hybridMultilevel"/>
     <w:tmpl w:val="5CC6A0D4"/>
@@ -28363,7 +28372,7 @@
       </w:rPr>
     </w:lvl>
   </w:abstractNum>
-  <w:abstractNum w:abstractNumId="44" w15:restartNumberingAfterBreak="0">
+  <w:abstractNum w:abstractNumId="45" w15:restartNumberingAfterBreak="0">
     <w:nsid w:val="651B1B54"/>
     <w:multiLevelType w:val="multilevel"/>
     <w:tmpl w:val="40045710"/>
@@ -28512,7 +28521,7 @@
       </w:rPr>
     </w:lvl>
   </w:abstractNum>
-  <w:abstractNum w:abstractNumId="45" w15:restartNumberingAfterBreak="0">
+  <w:abstractNum w:abstractNumId="46" w15:restartNumberingAfterBreak="0">
     <w:nsid w:val="65315DCB"/>
     <w:multiLevelType w:val="multilevel"/>
     <w:tmpl w:val="F386E146"/>
@@ -28661,7 +28670,7 @@
       </w:rPr>
     </w:lvl>
   </w:abstractNum>
-  <w:abstractNum w:abstractNumId="46" w15:restartNumberingAfterBreak="0">
+  <w:abstractNum w:abstractNumId="47" w15:restartNumberingAfterBreak="0">
     <w:nsid w:val="6C596AC0"/>
     <w:multiLevelType w:val="hybridMultilevel"/>
     <w:tmpl w:val="23D4FD6C"/>
@@ -28775,7 +28784,7 @@
       </w:rPr>
     </w:lvl>
   </w:abstractNum>
-  <w:abstractNum w:abstractNumId="47" w15:restartNumberingAfterBreak="0">
+  <w:abstractNum w:abstractNumId="48" w15:restartNumberingAfterBreak="0">
     <w:nsid w:val="74105B5C"/>
     <w:multiLevelType w:val="multilevel"/>
     <w:tmpl w:val="400205E6"/>
@@ -28924,7 +28933,7 @@
       </w:rPr>
     </w:lvl>
   </w:abstractNum>
-  <w:abstractNum w:abstractNumId="48" w15:restartNumberingAfterBreak="0">
+  <w:abstractNum w:abstractNumId="49" w15:restartNumberingAfterBreak="0">
     <w:nsid w:val="755F032B"/>
     <w:multiLevelType w:val="hybridMultilevel"/>
     <w:tmpl w:val="6338EBFE"/>
@@ -29038,7 +29047,7 @@
       </w:rPr>
     </w:lvl>
   </w:abstractNum>
-  <w:abstractNum w:abstractNumId="49" w15:restartNumberingAfterBreak="0">
+  <w:abstractNum w:abstractNumId="50" w15:restartNumberingAfterBreak="0">
     <w:nsid w:val="7C2D2A45"/>
     <w:multiLevelType w:val="hybridMultilevel"/>
     <w:tmpl w:val="8382AFF4"/>
@@ -29151,7 +29160,120 @@
       </w:rPr>
     </w:lvl>
   </w:abstractNum>
-  <w:abstractNum w:abstractNumId="50" w15:restartNumberingAfterBreak="0">
+  <w:abstractNum w:abstractNumId="51" w15:restartNumberingAfterBreak="0">
+    <w:nsid w:val="7D882864"/>
+    <w:multiLevelType w:val="hybridMultilevel"/>
+    <w:tmpl w:val="3A4827BE"/>
+    <w:lvl w:ilvl="0" w:tplc="77321992">
+      <w:start w:val="4"/>
+      <w:numFmt w:val="bullet"/>
+      <w:lvlText w:val="-"/>
+      <w:lvlJc w:val="left"/>
+      <w:pPr>
+        <w:ind w:left="720" w:hanging="360"/>
+      </w:pPr>
+      <w:rPr>
+        <w:rFonts w:ascii="Calibri" w:eastAsiaTheme="majorEastAsia" w:hAnsi="Calibri" w:cs="Calibri" w:hint="default"/>
+      </w:rPr>
+    </w:lvl>
+    <w:lvl w:ilvl="1" w:tplc="0C0A0003" w:tentative="1">
+      <w:start w:val="1"/>
+      <w:numFmt w:val="bullet"/>
+      <w:lvlText w:val="o"/>
+      <w:lvlJc w:val="left"/>
+      <w:pPr>
+        <w:ind w:left="1440" w:hanging="360"/>
+      </w:pPr>
+      <w:rPr>
+        <w:rFonts w:ascii="Courier New" w:hAnsi="Courier New" w:cs="Courier New" w:hint="default"/>
+      </w:rPr>
+    </w:lvl>
+    <w:lvl w:ilvl="2" w:tplc="0C0A0005" w:tentative="1">
+      <w:start w:val="1"/>
+      <w:numFmt w:val="bullet"/>
+      <w:lvlText w:val=""/>
+      <w:lvlJc w:val="left"/>
+      <w:pPr>
+        <w:ind w:left="2160" w:hanging="360"/>
+      </w:pPr>
+      <w:rPr>
+        <w:rFonts w:ascii="Wingdings" w:hAnsi="Wingdings" w:hint="default"/>
+      </w:rPr>
+    </w:lvl>
+    <w:lvl w:ilvl="3" w:tplc="0C0A0001" w:tentative="1">
+      <w:start w:val="1"/>
+      <w:numFmt w:val="bullet"/>
+      <w:lvlText w:val=""/>
+      <w:lvlJc w:val="left"/>
+      <w:pPr>
+        <w:ind w:left="2880" w:hanging="360"/>
+      </w:pPr>
+      <w:rPr>
+        <w:rFonts w:ascii="Symbol" w:hAnsi="Symbol" w:hint="default"/>
+      </w:rPr>
+    </w:lvl>
+    <w:lvl w:ilvl="4" w:tplc="0C0A0003" w:tentative="1">
+      <w:start w:val="1"/>
+      <w:numFmt w:val="bullet"/>
+      <w:lvlText w:val="o"/>
+      <w:lvlJc w:val="left"/>
+      <w:pPr>
+        <w:ind w:left="3600" w:hanging="360"/>
+      </w:pPr>
+      <w:rPr>
+        <w:rFonts w:ascii="Courier New" w:hAnsi="Courier New" w:cs="Courier New" w:hint="default"/>
+      </w:rPr>
+    </w:lvl>
+    <w:lvl w:ilvl="5" w:tplc="0C0A0005" w:tentative="1">
+      <w:start w:val="1"/>
+      <w:numFmt w:val="bullet"/>
+      <w:lvlText w:val=""/>
+      <w:lvlJc w:val="left"/>
+      <w:pPr>
+        <w:ind w:left="4320" w:hanging="360"/>
+      </w:pPr>
+      <w:rPr>
+        <w:rFonts w:ascii="Wingdings" w:hAnsi="Wingdings" w:hint="default"/>
+      </w:rPr>
+    </w:lvl>
+    <w:lvl w:ilvl="6" w:tplc="0C0A0001" w:tentative="1">
+      <w:start w:val="1"/>
+      <w:numFmt w:val="bullet"/>
+      <w:lvlText w:val=""/>
+      <w:lvlJc w:val="left"/>
+      <w:pPr>
+        <w:ind w:left="5040" w:hanging="360"/>
+      </w:pPr>
+      <w:rPr>
+        <w:rFonts w:ascii="Symbol" w:hAnsi="Symbol" w:hint="default"/>
+      </w:rPr>
+    </w:lvl>
+    <w:lvl w:ilvl="7" w:tplc="0C0A0003" w:tentative="1">
+      <w:start w:val="1"/>
+      <w:numFmt w:val="bullet"/>
+      <w:lvlText w:val="o"/>
+      <w:lvlJc w:val="left"/>
+      <w:pPr>
+        <w:ind w:left="5760" w:hanging="360"/>
+      </w:pPr>
+      <w:rPr>
+        <w:rFonts w:ascii="Courier New" w:hAnsi="Courier New" w:cs="Courier New" w:hint="default"/>
+      </w:rPr>
+    </w:lvl>
+    <w:lvl w:ilvl="8" w:tplc="0C0A0005" w:tentative="1">
+      <w:start w:val="1"/>
+      <w:numFmt w:val="bullet"/>
+      <w:lvlText w:val=""/>
+      <w:lvlJc w:val="left"/>
+      <w:pPr>
+        <w:ind w:left="6480" w:hanging="360"/>
+      </w:pPr>
+      <w:rPr>
+        <w:rFonts w:ascii="Wingdings" w:hAnsi="Wingdings" w:hint="default"/>
+      </w:rPr>
+    </w:lvl>
+  </w:abstractNum>
+  <w:abstractNum w:abstractNumId="52" w15:restartNumberingAfterBreak="0">
     <w:nsid w:val="7E2C33D1"/>
     <w:multiLevelType w:val="multilevel"/>
     <w:tmpl w:val="1A104DDE"/>
@@ -29301,7 +29423,7 @@
     </w:lvl>
   </w:abstractNum>
   <w:num w:numId="1">
-    <w:abstractNumId w:val="43"/>
+    <w:abstractNumId w:val="44"/>
   </w:num>
   <w:num w:numId="2">
     <w:abstractNumId w:val="11"/>
@@ -29316,16 +29438,16 @@
     <w:abstractNumId w:val="2"/>
   </w:num>
   <w:num w:numId="6">
-    <w:abstractNumId w:val="40"/>
+    <w:abstractNumId w:val="41"/>
   </w:num>
   <w:num w:numId="7">
     <w:abstractNumId w:val="20"/>
   </w:num>
   <w:num w:numId="8">
-    <w:abstractNumId w:val="36"/>
+    <w:abstractNumId w:val="37"/>
   </w:num>
   <w:num w:numId="9">
-    <w:abstractNumId w:val="31"/>
+    <w:abstractNumId w:val="32"/>
   </w:num>
   <w:num w:numId="10">
     <w:abstractNumId w:val="3"/>
@@ -29334,19 +29456,19 @@
     <w:abstractNumId w:val="16"/>
   </w:num>
   <w:num w:numId="12">
-    <w:abstractNumId w:val="39"/>
+    <w:abstractNumId w:val="40"/>
   </w:num>
   <w:num w:numId="13">
     <w:abstractNumId w:val="26"/>
   </w:num>
   <w:num w:numId="14">
-    <w:abstractNumId w:val="41"/>
+    <w:abstractNumId w:val="42"/>
   </w:num>
   <w:num w:numId="15">
-    <w:abstractNumId w:val="44"/>
+    <w:abstractNumId w:val="45"/>
   </w:num>
   <w:num w:numId="16">
-    <w:abstractNumId w:val="47"/>
+    <w:abstractNumId w:val="48"/>
   </w:num>
   <w:num w:numId="17">
     <w:abstractNumId w:val="14"/>
@@ -29361,28 +29483,28 @@
     <w:abstractNumId w:val="4"/>
   </w:num>
   <w:num w:numId="21">
-    <w:abstractNumId w:val="33"/>
+    <w:abstractNumId w:val="34"/>
   </w:num>
   <w:num w:numId="22">
-    <w:abstractNumId w:val="37"/>
+    <w:abstractNumId w:val="38"/>
   </w:num>
   <w:num w:numId="23">
     <w:abstractNumId w:val="0"/>
   </w:num>
   <w:num w:numId="24">
-    <w:abstractNumId w:val="45"/>
+    <w:abstractNumId w:val="46"/>
   </w:num>
   <w:num w:numId="25">
-    <w:abstractNumId w:val="35"/>
+    <w:abstractNumId w:val="36"/>
   </w:num>
   <w:num w:numId="26">
     <w:abstractNumId w:val="10"/>
   </w:num>
   <w:num w:numId="27">
-    <w:abstractNumId w:val="34"/>
+    <w:abstractNumId w:val="35"/>
   </w:num>
   <w:num w:numId="28">
-    <w:abstractNumId w:val="42"/>
+    <w:abstractNumId w:val="43"/>
   </w:num>
   <w:num w:numId="29">
     <w:abstractNumId w:val="7"/>
@@ -29391,7 +29513,7 @@
     <w:abstractNumId w:val="25"/>
   </w:num>
   <w:num w:numId="31">
-    <w:abstractNumId w:val="50"/>
+    <w:abstractNumId w:val="52"/>
   </w:num>
   <w:num w:numId="32">
     <w:abstractNumId w:val="13"/>
@@ -29409,10 +29531,10 @@
     <w:abstractNumId w:val="15"/>
   </w:num>
   <w:num w:numId="37">
-    <w:abstractNumId w:val="30"/>
+    <w:abstractNumId w:val="31"/>
   </w:num>
   <w:num w:numId="38">
-    <w:abstractNumId w:val="38"/>
+    <w:abstractNumId w:val="39"/>
   </w:num>
   <w:num w:numId="39">
     <w:abstractNumId w:val="23"/>
@@ -29430,7 +29552,7 @@
     <w:abstractNumId w:val="19"/>
   </w:num>
   <w:num w:numId="44">
-    <w:abstractNumId w:val="48"/>
+    <w:abstractNumId w:val="49"/>
   </w:num>
   <w:num w:numId="45">
     <w:abstractNumId w:val="18"/>
@@ -29439,7 +29561,7 @@
     <w:abstractNumId w:val="9"/>
   </w:num>
   <w:num w:numId="47">
-    <w:abstractNumId w:val="32"/>
+    <w:abstractNumId w:val="33"/>
   </w:num>
   <w:num w:numId="48">
     <w:abstractNumId w:val="21"/>
@@ -29448,10 +29570,16 @@
     <w:abstractNumId w:val="28"/>
   </w:num>
   <w:num w:numId="50">
-    <w:abstractNumId w:val="49"/>
+    <w:abstractNumId w:val="50"/>
   </w:num>
   <w:num w:numId="51">
-    <w:abstractNumId w:val="46"/>
+    <w:abstractNumId w:val="47"/>
+  </w:num>
+  <w:num w:numId="52">
+    <w:abstractNumId w:val="30"/>
+  </w:num>
+  <w:num w:numId="53">
+    <w:abstractNumId w:val="51"/>
   </w:num>
   <w:numIdMacAtCleanup w:val="45"/>
 </w:numbering>
@@ -31599,23 +31727,6 @@
 </file>
 
 <file path=customXml/item2.xml><?xml version="1.0" encoding="utf-8"?>
-<?mso-contentType ?>
-<FormTemplates xmlns="http://schemas.microsoft.com/sharepoint/v3/contenttype/forms">
-  <Display>DocumentLibraryForm</Display>
-  <Edit>DocumentLibraryForm</Edit>
-  <New>DocumentLibraryForm</New>
-</FormTemplates>
-</file>
-
-<file path=customXml/item3.xml><?xml version="1.0" encoding="utf-8"?>
-<p:properties xmlns:p="http://schemas.microsoft.com/office/2006/metadata/properties" xmlns:xsi="http://www.w3.org/2001/XMLSchema-instance" xmlns:pc="http://schemas.microsoft.com/office/infopath/2007/PartnerControls">
-  <documentManagement>
-    <_activity xmlns="273d66a3-dd47-45f2-b5ca-4acc7dfd7237" xsi:nil="true"/>
-  </documentManagement>
-</p:properties>
-</file>
-
-<file path=customXml/item4.xml><?xml version="1.0" encoding="utf-8"?>
 <ct:contentTypeSchema xmlns:ct="http://schemas.microsoft.com/office/2006/metadata/contentType" xmlns:ma="http://schemas.microsoft.com/office/2006/metadata/properties/metaAttributes" ct:_="" ma:_="" ma:contentTypeName="Documento" ma:contentTypeID="0x0101004C7B52330176D64E8AA3C07988CBFBED" ma:contentTypeVersion="10" ma:contentTypeDescription="Crear nuevo documento." ma:contentTypeScope="" ma:versionID="67de3a4c8ff13a6170e4e186d0f64dbe">
   <xsd:schema xmlns:xsd="http://www.w3.org/2001/XMLSchema" xmlns:xs="http://www.w3.org/2001/XMLSchema" xmlns:p="http://schemas.microsoft.com/office/2006/metadata/properties" xmlns:ns3="273d66a3-dd47-45f2-b5ca-4acc7dfd7237" targetNamespace="http://schemas.microsoft.com/office/2006/metadata/properties" ma:root="true" ma:fieldsID="dae771fd13035d253086617b272e6c3b" ns3:_="">
     <xsd:import namespace="273d66a3-dd47-45f2-b5ca-4acc7dfd7237"/>
@@ -31795,6 +31906,23 @@
 </ct:contentTypeSchema>
 </file>
 
+<file path=customXml/item3.xml><?xml version="1.0" encoding="utf-8"?>
+<?mso-contentType ?>
+<FormTemplates xmlns="http://schemas.microsoft.com/sharepoint/v3/contenttype/forms">
+  <Display>DocumentLibraryForm</Display>
+  <Edit>DocumentLibraryForm</Edit>
+  <New>DocumentLibraryForm</New>
+</FormTemplates>
+</file>
+
+<file path=customXml/item4.xml><?xml version="1.0" encoding="utf-8"?>
+<p:properties xmlns:p="http://schemas.microsoft.com/office/2006/metadata/properties" xmlns:xsi="http://www.w3.org/2001/XMLSchema-instance" xmlns:pc="http://schemas.microsoft.com/office/infopath/2007/PartnerControls">
+  <documentManagement>
+    <_activity xmlns="273d66a3-dd47-45f2-b5ca-4acc7dfd7237" xsi:nil="true"/>
+  </documentManagement>
+</p:properties>
+</file>
+
 <file path=customXml/itemProps1.xml><?xml version="1.0" encoding="utf-8"?>
 <ds:datastoreItem xmlns:ds="http://schemas.openxmlformats.org/officeDocument/2006/customXml" ds:itemID="{E67291E0-A9CE-412A-A7C8-0C9CF0AC532B}">
   <ds:schemaRefs>
@@ -31804,24 +31932,6 @@
 </file>
 
 <file path=customXml/itemProps2.xml><?xml version="1.0" encoding="utf-8"?>
-<ds:datastoreItem xmlns:ds="http://schemas.openxmlformats.org/officeDocument/2006/customXml" ds:itemID="{05D54429-56AE-4E71-8460-1995452BB2DA}">
-  <ds:schemaRefs>
-    <ds:schemaRef ds:uri="http://schemas.microsoft.com/sharepoint/v3/contenttype/forms"/>
-  </ds:schemaRefs>
-</ds:datastoreItem>
-</file>
-
-<file path=customXml/itemProps3.xml><?xml version="1.0" encoding="utf-8"?>
-<ds:datastoreItem xmlns:ds="http://schemas.openxmlformats.org/officeDocument/2006/customXml" ds:itemID="{B46EEA63-A72E-4B58-AFDE-A9BB1C77375A}">
-  <ds:schemaRefs>
-    <ds:schemaRef ds:uri="http://schemas.microsoft.com/office/2006/metadata/properties"/>
-    <ds:schemaRef ds:uri="http://schemas.microsoft.com/office/infopath/2007/PartnerControls"/>
-    <ds:schemaRef ds:uri="273d66a3-dd47-45f2-b5ca-4acc7dfd7237"/>
-  </ds:schemaRefs>
-</ds:datastoreItem>
-</file>
-
-<file path=customXml/itemProps4.xml><?xml version="1.0" encoding="utf-8"?>
 <ds:datastoreItem xmlns:ds="http://schemas.openxmlformats.org/officeDocument/2006/customXml" ds:itemID="{557C0B95-6011-4823-8742-A50F7D5CD071}">
   <ds:schemaRefs>
     <ds:schemaRef ds:uri="http://schemas.microsoft.com/office/2006/metadata/contentType"/>
@@ -31837,4 +31947,22 @@
     <ds:schemaRef ds:uri="http://schemas.microsoft.com/internal/obd"/>
   </ds:schemaRefs>
 </ds:datastoreItem>
+</file>
+
+<file path=customXml/itemProps3.xml><?xml version="1.0" encoding="utf-8"?>
+<ds:datastoreItem xmlns:ds="http://schemas.openxmlformats.org/officeDocument/2006/customXml" ds:itemID="{05D54429-56AE-4E71-8460-1995452BB2DA}">
+  <ds:schemaRefs>
+    <ds:schemaRef ds:uri="http://schemas.microsoft.com/sharepoint/v3/contenttype/forms"/>
+  </ds:schemaRefs>
+</ds:datastoreItem>
+</file>
+
+<file path=customXml/itemProps4.xml><?xml version="1.0" encoding="utf-8"?>
+<ds:datastoreItem xmlns:ds="http://schemas.openxmlformats.org/officeDocument/2006/customXml" ds:itemID="{B46EEA63-A72E-4B58-AFDE-A9BB1C77375A}">
+  <ds:schemaRefs>
+    <ds:schemaRef ds:uri="http://schemas.microsoft.com/office/2006/metadata/properties"/>
+    <ds:schemaRef ds:uri="http://schemas.microsoft.com/office/infopath/2007/PartnerControls"/>
+    <ds:schemaRef ds:uri="273d66a3-dd47-45f2-b5ca-4acc7dfd7237"/>
+  </ds:schemaRefs>
+</ds:datastoreItem>
 </file>